--- a/web-admin-vue/public/templates/team-registration-form-template.docx
+++ b/web-admin-vue/public/templates/team-registration-form-template.docx
@@ -15,76 +15,7 @@
         <w:textAlignment w:val="baseline"/>
       </w:pPr>
       <w:r>
-        <w:rPr>
-          <w:rFonts w:ascii="宋体" w:hAnsi="宋体" w:cs="宋体"/>
-          <w:b/>
-          <w:bCs/>
-          <w:snapToGrid w:val="0"/>
-          <w:color w:val="000000"/>
-          <w:spacing w:val="-11"/>
-          <w:kern w:val="0"/>
-          <w:sz w:val="39"/>
-          <w:szCs w:val="39"/>
-        </w:rPr>
-        <w:t>2026年</w:t>
-      </w:r>
-      <w:proofErr w:type="gramStart"/>
-      <w:r>
-        <w:rPr>
-          <w:rFonts w:ascii="宋体" w:hAnsi="宋体" w:cs="宋体"/>
-          <w:b/>
-          <w:bCs/>
-          <w:snapToGrid w:val="0"/>
-          <w:color w:val="000000"/>
-          <w:spacing w:val="-11"/>
-          <w:kern w:val="0"/>
-          <w:sz w:val="39"/>
-          <w:szCs w:val="39"/>
-        </w:rPr>
-        <w:t>(第</w:t>
-      </w:r>
-      <w:r>
-        <w:rPr>
-          <w:rFonts w:ascii="宋体" w:hAnsi="宋体" w:cs="宋体" w:hint="eastAsia"/>
-          <w:b/>
-          <w:bCs/>
-          <w:snapToGrid w:val="0"/>
-          <w:color w:val="000000"/>
-          <w:spacing w:val="-11"/>
-          <w:kern w:val="0"/>
-          <w:sz w:val="39"/>
-          <w:szCs w:val="39"/>
-        </w:rPr>
-        <w:t>六</w:t>
-      </w:r>
-      <w:r>
-        <w:rPr>
-          <w:rFonts w:ascii="宋体" w:hAnsi="宋体" w:cs="宋体"/>
-          <w:b/>
-          <w:bCs/>
-          <w:snapToGrid w:val="0"/>
-          <w:color w:val="000000"/>
-          <w:spacing w:val="-11"/>
-          <w:kern w:val="0"/>
-          <w:sz w:val="39"/>
-          <w:szCs w:val="39"/>
-        </w:rPr>
-        <w:t>届)</w:t>
-      </w:r>
-      <w:proofErr w:type="gramEnd"/>
-      <w:r>
-        <w:rPr>
-          <w:rFonts w:ascii="宋体" w:hAnsi="宋体" w:cs="宋体" w:hint="eastAsia"/>
-          <w:b/>
-          <w:bCs/>
-          <w:snapToGrid w:val="0"/>
-          <w:color w:val="000000"/>
-          <w:spacing w:val="-11"/>
-          <w:kern w:val="0"/>
-          <w:sz w:val="39"/>
-          <w:szCs w:val="39"/>
-        </w:rPr>
-        <w:t>开封市“立洋杯”足球联赛</w:t>
+        <w:t>足球赛事球队报名表</w:t>
       </w:r>
     </w:p>
     <w:p>
@@ -111,18 +42,7 @@
         </w:rPr>
       </w:pPr>
       <w:r>
-        <w:rPr>
-          <w:rFonts w:ascii="宋体" w:hAnsi="宋体" w:cs="宋体" w:hint="eastAsia"/>
-          <w:b/>
-          <w:bCs/>
-          <w:snapToGrid w:val="0"/>
-          <w:color w:val="000000"/>
-          <w:spacing w:val="-11"/>
-          <w:kern w:val="0"/>
-          <w:sz w:val="39"/>
-          <w:szCs w:val="39"/>
-        </w:rPr>
-        <w:t>足球邀请赛报名表</w:t>
+        <w:t>赛事名称：____________________    竞赛组别：____________________</w:t>
       </w:r>
     </w:p>
     <w:tbl>
@@ -148,8 +68,8 @@
       </w:tblGrid>
       <w:tr>
         <w:trPr>
-          <w:trHeight w:val="1140"/>
           <w:jc w:val="center"/>
+          <w:cantSplit/>
         </w:trPr>
         <w:tc>
           <w:tcPr>
@@ -164,12 +84,14 @@
           </w:tcPr>
           <w:p>
             <w:pPr>
+              <w:keepNext/>
+              <w:spacing w:before="0" w:after="0"/>
               <w:jc w:val="left"/>
             </w:pPr>
             <w:r>
               <w:rPr>
                 <w:rFonts w:ascii="仿宋" w:eastAsia="仿宋" w:hAnsi="仿宋" w:cs="仿宋"/>
-                <w:sz w:val="28"/>
+                <w:sz w:val="20"/>
               </w:rPr>
               <w:t>球队</w:t>
             </w:r>
@@ -177,7 +99,7 @@
             <w:r>
               <w:rPr>
                 <w:rFonts w:ascii="仿宋" w:eastAsia="仿宋" w:hAnsi="仿宋" w:cs="仿宋"/>
-                <w:sz w:val="28"/>
+                <w:sz w:val="20"/>
               </w:rPr>
               <w:t>名称:</w:t>
             </w:r>
@@ -191,6 +113,8 @@
           </w:tcPr>
           <w:p>
             <w:pPr>
+              <w:keepNext/>
+              <w:spacing w:before="0" w:after="0"/>
               <w:jc w:val="left"/>
             </w:pPr>
           </w:p>
@@ -208,16 +132,18 @@
           </w:tcPr>
           <w:p>
             <w:pPr>
+              <w:keepNext/>
               <w:tabs>
                 <w:tab w:val="left" w:pos="2098"/>
               </w:tabs>
+              <w:spacing w:before="0" w:after="0"/>
               <w:jc w:val="left"/>
             </w:pPr>
             <w:proofErr w:type="gramStart"/>
             <w:r>
               <w:rPr>
                 <w:rFonts w:ascii="仿宋" w:eastAsia="仿宋" w:hAnsi="仿宋" w:cs="仿宋"/>
-                <w:sz w:val="28"/>
+                <w:sz w:val="20"/>
               </w:rPr>
               <w:t>队徽:</w:t>
             </w:r>
@@ -225,7 +151,7 @@
             <w:r>
               <w:rPr>
                 <w:rFonts w:ascii="仿宋" w:eastAsia="仿宋" w:hAnsi="仿宋" w:cs="仿宋"/>
-                <w:sz w:val="28"/>
+                <w:sz w:val="20"/>
               </w:rPr>
               <w:tab/>
             </w:r>
@@ -238,11 +164,59 @@
           </w:tcPr>
           <w:p>
             <w:pPr>
-              <w:tabs>
-                <w:tab w:val="left" w:pos="2098"/>
-              </w:tabs>
-              <w:jc w:val="center"/>
-            </w:pPr>
+              <w:keepNext/>
+              <w:spacing w:after="0" w:before="0"/>
+            </w:pPr>
+            <w:r>
+              <w:rPr>
+                <w:sz w:val="20"/>
+              </w:rPr>
+            </w:r>
+            <w:sdt>
+              <w:sdtPr>
+                <w:alias w:val="选择队徽"/>
+                <w:tag w:val="sxf-logo"/>
+                <w:id w:val="90040"/>
+                <w:picture/>
+                <w:showingPlcHdr/>
+              </w:sdtPr>
+              <w:sdtContent>
+                <w:r>
+                  <w:drawing>
+                    <wp:inline xmlns:a="http://schemas.openxmlformats.org/drawingml/2006/main" xmlns:pic="http://schemas.openxmlformats.org/drawingml/2006/picture">
+                      <wp:extent cx="864000" cy="1036800"/>
+                      <wp:docPr id="21" name="Picture 21"/>
+                      <wp:cNvGraphicFramePr>
+                        <a:graphicFrameLocks noChangeAspect="1"/>
+                      </wp:cNvGraphicFramePr>
+                      <a:graphic>
+                        <a:graphicData uri="http://schemas.openxmlformats.org/drawingml/2006/picture">
+                          <pic:pic>
+                            <pic:nvPicPr>
+                              <pic:cNvPr id="0" name="image.png"/>
+                              <pic:cNvPicPr/>
+                            </pic:nvPicPr>
+                            <pic:blipFill>
+                              <a:blip r:embed="rId11"/>
+                              <a:stretch>
+                                <a:fillRect/>
+                              </a:stretch>
+                            </pic:blipFill>
+                            <pic:spPr>
+                              <a:xfrm>
+                                <a:off x="0" y="0"/>
+                                <a:ext cx="864000" cy="1036800"/>
+                              </a:xfrm>
+                              <a:prstGeom prst="rect"/>
+                            </pic:spPr>
+                          </pic:pic>
+                        </a:graphicData>
+                      </a:graphic>
+                    </wp:inline>
+                  </w:drawing>
+                </w:r>
+              </w:sdtContent>
+            </w:sdt>
           </w:p>
         </w:tc>
       </w:tr>
@@ -299,7 +273,7 @@
       </w:tblGrid>
       <w:tr>
         <w:trPr>
-          <w:trHeight w:val="345"/>
+          <w:cantSplit/>
         </w:trPr>
         <w:tc>
           <w:tcPr>
@@ -319,11 +293,13 @@
           </w:tcPr>
           <w:p>
             <w:pPr>
-              <w:kinsoku w:val="0"/>
-              <w:autoSpaceDE w:val="0"/>
-              <w:autoSpaceDN w:val="0"/>
-              <w:adjustRightInd w:val="0"/>
-              <w:snapToGrid w:val="0"/>
+              <w:keepNext w:val="0"/>
+              <w:kinsoku w:val="0"/>
+              <w:autoSpaceDE w:val="0"/>
+              <w:autoSpaceDN w:val="0"/>
+              <w:adjustRightInd w:val="0"/>
+              <w:snapToGrid w:val="0"/>
+              <w:spacing w:before="0" w:after="0"/>
               <w:jc w:val="left"/>
               <w:textAlignment w:val="baseline"/>
             </w:pPr>
@@ -348,12 +324,13 @@
           </w:tcPr>
           <w:p>
             <w:pPr>
-              <w:kinsoku w:val="0"/>
-              <w:autoSpaceDE w:val="0"/>
-              <w:autoSpaceDN w:val="0"/>
-              <w:adjustRightInd w:val="0"/>
-              <w:snapToGrid w:val="0"/>
-              <w:spacing w:before="73" w:line="218" w:lineRule="auto"/>
+              <w:keepNext w:val="0"/>
+              <w:kinsoku w:val="0"/>
+              <w:autoSpaceDE w:val="0"/>
+              <w:autoSpaceDN w:val="0"/>
+              <w:adjustRightInd w:val="0"/>
+              <w:snapToGrid w:val="0"/>
+              <w:spacing w:before="0" w:line="218" w:lineRule="auto" w:after="0"/>
               <w:ind w:left="421"/>
               <w:jc w:val="left"/>
               <w:textAlignment w:val="baseline"/>
@@ -393,12 +370,13 @@
           </w:tcPr>
           <w:p>
             <w:pPr>
-              <w:kinsoku w:val="0"/>
-              <w:autoSpaceDE w:val="0"/>
-              <w:autoSpaceDN w:val="0"/>
-              <w:adjustRightInd w:val="0"/>
-              <w:snapToGrid w:val="0"/>
-              <w:spacing w:before="71" w:line="218" w:lineRule="auto"/>
+              <w:keepNext w:val="0"/>
+              <w:kinsoku w:val="0"/>
+              <w:autoSpaceDE w:val="0"/>
+              <w:autoSpaceDN w:val="0"/>
+              <w:adjustRightInd w:val="0"/>
+              <w:snapToGrid w:val="0"/>
+              <w:spacing w:before="0" w:line="218" w:lineRule="auto" w:after="0"/>
               <w:ind w:left="562"/>
               <w:jc w:val="left"/>
               <w:textAlignment w:val="baseline"/>
@@ -439,11 +417,13 @@
           </w:tcPr>
           <w:p>
             <w:pPr>
-              <w:kinsoku w:val="0"/>
-              <w:autoSpaceDE w:val="0"/>
-              <w:autoSpaceDN w:val="0"/>
-              <w:adjustRightInd w:val="0"/>
-              <w:snapToGrid w:val="0"/>
+              <w:keepNext w:val="0"/>
+              <w:kinsoku w:val="0"/>
+              <w:autoSpaceDE w:val="0"/>
+              <w:autoSpaceDN w:val="0"/>
+              <w:adjustRightInd w:val="0"/>
+              <w:snapToGrid w:val="0"/>
+              <w:spacing w:before="0" w:after="0"/>
               <w:jc w:val="left"/>
               <w:textAlignment w:val="baseline"/>
             </w:pPr>
@@ -468,12 +448,13 @@
           </w:tcPr>
           <w:p>
             <w:pPr>
-              <w:kinsoku w:val="0"/>
-              <w:autoSpaceDE w:val="0"/>
-              <w:autoSpaceDN w:val="0"/>
-              <w:adjustRightInd w:val="0"/>
-              <w:snapToGrid w:val="0"/>
-              <w:spacing w:before="73" w:line="220" w:lineRule="auto"/>
+              <w:keepNext w:val="0"/>
+              <w:kinsoku w:val="0"/>
+              <w:autoSpaceDE w:val="0"/>
+              <w:autoSpaceDN w:val="0"/>
+              <w:adjustRightInd w:val="0"/>
+              <w:snapToGrid w:val="0"/>
+              <w:spacing w:before="0" w:line="220" w:lineRule="auto" w:after="0"/>
               <w:ind w:left="545"/>
               <w:jc w:val="left"/>
               <w:textAlignment w:val="baseline"/>
@@ -555,12 +536,13 @@
           </w:tcPr>
           <w:p>
             <w:pPr>
-              <w:kinsoku w:val="0"/>
-              <w:autoSpaceDE w:val="0"/>
-              <w:autoSpaceDN w:val="0"/>
-              <w:adjustRightInd w:val="0"/>
-              <w:snapToGrid w:val="0"/>
-              <w:spacing w:before="73" w:line="220" w:lineRule="auto"/>
+              <w:keepNext w:val="0"/>
+              <w:kinsoku w:val="0"/>
+              <w:autoSpaceDE w:val="0"/>
+              <w:autoSpaceDN w:val="0"/>
+              <w:adjustRightInd w:val="0"/>
+              <w:snapToGrid w:val="0"/>
+              <w:spacing w:before="0" w:line="220" w:lineRule="auto" w:after="0"/>
               <w:ind w:left="398"/>
               <w:jc w:val="left"/>
               <w:textAlignment w:val="baseline"/>
@@ -626,7 +608,7 @@
       </w:tr>
       <w:tr>
         <w:trPr>
-          <w:trHeight w:val="358"/>
+          <w:cantSplit/>
         </w:trPr>
         <w:tc>
           <w:tcPr>
@@ -647,12 +629,13 @@
           </w:tcPr>
           <w:p>
             <w:pPr>
-              <w:kinsoku w:val="0"/>
-              <w:autoSpaceDE w:val="0"/>
-              <w:autoSpaceDN w:val="0"/>
-              <w:adjustRightInd w:val="0"/>
-              <w:snapToGrid w:val="0"/>
-              <w:spacing w:before="208" w:line="220" w:lineRule="auto"/>
+              <w:keepNext w:val="0"/>
+              <w:kinsoku w:val="0"/>
+              <w:autoSpaceDE w:val="0"/>
+              <w:autoSpaceDN w:val="0"/>
+              <w:adjustRightInd w:val="0"/>
+              <w:snapToGrid w:val="0"/>
+              <w:spacing w:before="0" w:line="220" w:lineRule="auto" w:after="0"/>
               <w:jc w:val="center"/>
               <w:textAlignment w:val="baseline"/>
             </w:pPr>
@@ -674,12 +657,13 @@
           </w:p>
           <w:p>
             <w:pPr>
-              <w:kinsoku w:val="0"/>
-              <w:autoSpaceDE w:val="0"/>
-              <w:autoSpaceDN w:val="0"/>
-              <w:adjustRightInd w:val="0"/>
-              <w:snapToGrid w:val="0"/>
-              <w:spacing w:before="102" w:line="220" w:lineRule="auto"/>
+              <w:keepNext w:val="0"/>
+              <w:kinsoku w:val="0"/>
+              <w:autoSpaceDE w:val="0"/>
+              <w:autoSpaceDN w:val="0"/>
+              <w:adjustRightInd w:val="0"/>
+              <w:snapToGrid w:val="0"/>
+              <w:spacing w:before="0" w:line="220" w:lineRule="auto" w:after="0"/>
               <w:jc w:val="center"/>
               <w:textAlignment w:val="baseline"/>
             </w:pPr>
@@ -747,11 +731,13 @@
           </w:tcPr>
           <w:p>
             <w:pPr>
-              <w:kinsoku w:val="0"/>
-              <w:autoSpaceDE w:val="0"/>
-              <w:autoSpaceDN w:val="0"/>
-              <w:adjustRightInd w:val="0"/>
-              <w:snapToGrid w:val="0"/>
+              <w:keepNext w:val="0"/>
+              <w:kinsoku w:val="0"/>
+              <w:autoSpaceDE w:val="0"/>
+              <w:autoSpaceDN w:val="0"/>
+              <w:adjustRightInd w:val="0"/>
+              <w:snapToGrid w:val="0"/>
+              <w:spacing w:before="0" w:after="0"/>
               <w:jc w:val="center"/>
               <w:textAlignment w:val="baseline"/>
             </w:pPr>
@@ -777,11 +763,13 @@
           </w:tcPr>
           <w:p>
             <w:pPr>
-              <w:kinsoku w:val="0"/>
-              <w:autoSpaceDE w:val="0"/>
-              <w:autoSpaceDN w:val="0"/>
-              <w:adjustRightInd w:val="0"/>
-              <w:snapToGrid w:val="0"/>
+              <w:keepNext w:val="0"/>
+              <w:kinsoku w:val="0"/>
+              <w:autoSpaceDE w:val="0"/>
+              <w:autoSpaceDN w:val="0"/>
+              <w:adjustRightInd w:val="0"/>
+              <w:snapToGrid w:val="0"/>
+              <w:spacing w:before="0" w:after="0"/>
               <w:jc w:val="center"/>
               <w:textAlignment w:val="baseline"/>
               <w:rPr>
@@ -809,11 +797,13 @@
           </w:tcPr>
           <w:p>
             <w:pPr>
-              <w:kinsoku w:val="0"/>
-              <w:autoSpaceDE w:val="0"/>
-              <w:autoSpaceDN w:val="0"/>
-              <w:adjustRightInd w:val="0"/>
-              <w:snapToGrid w:val="0"/>
+              <w:keepNext w:val="0"/>
+              <w:kinsoku w:val="0"/>
+              <w:autoSpaceDE w:val="0"/>
+              <w:autoSpaceDN w:val="0"/>
+              <w:adjustRightInd w:val="0"/>
+              <w:snapToGrid w:val="0"/>
+              <w:spacing w:before="0" w:after="0"/>
               <w:jc w:val="left"/>
               <w:textAlignment w:val="baseline"/>
             </w:pPr>
@@ -837,12 +827,13 @@
           </w:tcPr>
           <w:p>
             <w:pPr>
-              <w:kinsoku w:val="0"/>
-              <w:autoSpaceDE w:val="0"/>
-              <w:autoSpaceDN w:val="0"/>
-              <w:adjustRightInd w:val="0"/>
-              <w:snapToGrid w:val="0"/>
-              <w:spacing w:before="69" w:line="220" w:lineRule="auto"/>
+              <w:keepNext w:val="0"/>
+              <w:kinsoku w:val="0"/>
+              <w:autoSpaceDE w:val="0"/>
+              <w:autoSpaceDN w:val="0"/>
+              <w:adjustRightInd w:val="0"/>
+              <w:snapToGrid w:val="0"/>
+              <w:spacing w:before="0" w:line="220" w:lineRule="auto" w:after="0"/>
               <w:ind w:left="305"/>
               <w:jc w:val="left"/>
               <w:textAlignment w:val="baseline"/>
@@ -883,12 +874,13 @@
           </w:tcPr>
           <w:p>
             <w:pPr>
-              <w:kinsoku w:val="0"/>
-              <w:autoSpaceDE w:val="0"/>
-              <w:autoSpaceDN w:val="0"/>
-              <w:adjustRightInd w:val="0"/>
-              <w:snapToGrid w:val="0"/>
-              <w:spacing w:before="68" w:line="220" w:lineRule="auto"/>
+              <w:keepNext w:val="0"/>
+              <w:kinsoku w:val="0"/>
+              <w:autoSpaceDE w:val="0"/>
+              <w:autoSpaceDN w:val="0"/>
+              <w:adjustRightInd w:val="0"/>
+              <w:snapToGrid w:val="0"/>
+              <w:spacing w:before="0" w:line="220" w:lineRule="auto" w:after="0"/>
               <w:ind w:left="296"/>
               <w:jc w:val="left"/>
               <w:textAlignment w:val="baseline"/>
@@ -928,12 +920,13 @@
           </w:tcPr>
           <w:p>
             <w:pPr>
-              <w:kinsoku w:val="0"/>
-              <w:autoSpaceDE w:val="0"/>
-              <w:autoSpaceDN w:val="0"/>
-              <w:adjustRightInd w:val="0"/>
-              <w:snapToGrid w:val="0"/>
-              <w:spacing w:before="68" w:line="220" w:lineRule="auto"/>
+              <w:keepNext w:val="0"/>
+              <w:kinsoku w:val="0"/>
+              <w:autoSpaceDE w:val="0"/>
+              <w:autoSpaceDN w:val="0"/>
+              <w:adjustRightInd w:val="0"/>
+              <w:snapToGrid w:val="0"/>
+              <w:spacing w:before="0" w:line="220" w:lineRule="auto" w:after="0"/>
               <w:ind w:left="237"/>
               <w:jc w:val="left"/>
               <w:textAlignment w:val="baseline"/>
@@ -974,12 +967,13 @@
           </w:tcPr>
           <w:p>
             <w:pPr>
-              <w:kinsoku w:val="0"/>
-              <w:autoSpaceDE w:val="0"/>
-              <w:autoSpaceDN w:val="0"/>
-              <w:adjustRightInd w:val="0"/>
-              <w:snapToGrid w:val="0"/>
-              <w:spacing w:before="69" w:line="220" w:lineRule="auto"/>
+              <w:keepNext w:val="0"/>
+              <w:kinsoku w:val="0"/>
+              <w:autoSpaceDE w:val="0"/>
+              <w:autoSpaceDN w:val="0"/>
+              <w:adjustRightInd w:val="0"/>
+              <w:snapToGrid w:val="0"/>
+              <w:spacing w:before="0" w:line="220" w:lineRule="auto" w:after="0"/>
               <w:ind w:left="228"/>
               <w:jc w:val="left"/>
               <w:textAlignment w:val="baseline"/>
@@ -1019,12 +1013,13 @@
           </w:tcPr>
           <w:p>
             <w:pPr>
-              <w:kinsoku w:val="0"/>
-              <w:autoSpaceDE w:val="0"/>
-              <w:autoSpaceDN w:val="0"/>
-              <w:adjustRightInd w:val="0"/>
-              <w:snapToGrid w:val="0"/>
-              <w:spacing w:before="68" w:line="220" w:lineRule="auto"/>
+              <w:keepNext w:val="0"/>
+              <w:kinsoku w:val="0"/>
+              <w:autoSpaceDE w:val="0"/>
+              <w:autoSpaceDN w:val="0"/>
+              <w:adjustRightInd w:val="0"/>
+              <w:snapToGrid w:val="0"/>
+              <w:spacing w:before="0" w:line="220" w:lineRule="auto" w:after="0"/>
               <w:ind w:left="248"/>
               <w:jc w:val="left"/>
               <w:textAlignment w:val="baseline"/>
@@ -1064,12 +1059,13 @@
           </w:tcPr>
           <w:p>
             <w:pPr>
-              <w:kinsoku w:val="0"/>
-              <w:autoSpaceDE w:val="0"/>
-              <w:autoSpaceDN w:val="0"/>
-              <w:adjustRightInd w:val="0"/>
-              <w:snapToGrid w:val="0"/>
-              <w:spacing w:before="68" w:line="220" w:lineRule="auto"/>
+              <w:keepNext w:val="0"/>
+              <w:kinsoku w:val="0"/>
+              <w:autoSpaceDE w:val="0"/>
+              <w:autoSpaceDN w:val="0"/>
+              <w:adjustRightInd w:val="0"/>
+              <w:snapToGrid w:val="0"/>
+              <w:spacing w:before="0" w:line="220" w:lineRule="auto" w:after="0"/>
               <w:ind w:left="219"/>
               <w:jc w:val="left"/>
               <w:textAlignment w:val="baseline"/>
@@ -1094,7 +1090,7 @@
       </w:tr>
       <w:tr>
         <w:trPr>
-          <w:trHeight w:val="310"/>
+          <w:cantSplit/>
         </w:trPr>
         <w:tc>
           <w:tcPr>
@@ -1109,12 +1105,13 @@
           </w:tcPr>
           <w:p>
             <w:pPr>
-              <w:kinsoku w:val="0"/>
-              <w:autoSpaceDE w:val="0"/>
-              <w:autoSpaceDN w:val="0"/>
-              <w:adjustRightInd w:val="0"/>
-              <w:snapToGrid w:val="0"/>
-              <w:spacing w:before="102" w:line="220" w:lineRule="auto"/>
+              <w:keepNext w:val="0"/>
+              <w:kinsoku w:val="0"/>
+              <w:autoSpaceDE w:val="0"/>
+              <w:autoSpaceDN w:val="0"/>
+              <w:adjustRightInd w:val="0"/>
+              <w:snapToGrid w:val="0"/>
+              <w:spacing w:before="0" w:line="220" w:lineRule="auto" w:after="0"/>
               <w:ind w:left="245"/>
               <w:jc w:val="left"/>
               <w:textAlignment w:val="baseline"/>
@@ -1135,11 +1132,13 @@
           </w:tcPr>
           <w:p>
             <w:pPr>
-              <w:kinsoku w:val="0"/>
-              <w:autoSpaceDE w:val="0"/>
-              <w:autoSpaceDN w:val="0"/>
-              <w:adjustRightInd w:val="0"/>
-              <w:snapToGrid w:val="0"/>
+              <w:keepNext w:val="0"/>
+              <w:kinsoku w:val="0"/>
+              <w:autoSpaceDE w:val="0"/>
+              <w:autoSpaceDN w:val="0"/>
+              <w:adjustRightInd w:val="0"/>
+              <w:snapToGrid w:val="0"/>
+              <w:spacing w:before="0" w:after="0"/>
               <w:jc w:val="left"/>
               <w:textAlignment w:val="baseline"/>
             </w:pPr>
@@ -1158,11 +1157,13 @@
           </w:tcPr>
           <w:p>
             <w:pPr>
-              <w:kinsoku w:val="0"/>
-              <w:autoSpaceDE w:val="0"/>
-              <w:autoSpaceDN w:val="0"/>
-              <w:adjustRightInd w:val="0"/>
-              <w:snapToGrid w:val="0"/>
+              <w:keepNext w:val="0"/>
+              <w:kinsoku w:val="0"/>
+              <w:autoSpaceDE w:val="0"/>
+              <w:autoSpaceDN w:val="0"/>
+              <w:adjustRightInd w:val="0"/>
+              <w:snapToGrid w:val="0"/>
+              <w:spacing w:before="0" w:after="0"/>
               <w:jc w:val="left"/>
               <w:textAlignment w:val="baseline"/>
             </w:pPr>
@@ -1187,12 +1188,13 @@
           </w:tcPr>
           <w:p>
             <w:pPr>
-              <w:kinsoku w:val="0"/>
-              <w:autoSpaceDE w:val="0"/>
-              <w:autoSpaceDN w:val="0"/>
-              <w:adjustRightInd w:val="0"/>
-              <w:snapToGrid w:val="0"/>
-              <w:spacing w:before="108" w:line="177" w:lineRule="auto"/>
+              <w:keepNext w:val="0"/>
+              <w:kinsoku w:val="0"/>
+              <w:autoSpaceDE w:val="0"/>
+              <w:autoSpaceDN w:val="0"/>
+              <w:adjustRightInd w:val="0"/>
+              <w:snapToGrid w:val="0"/>
+              <w:spacing w:before="0" w:line="177" w:lineRule="auto" w:after="0"/>
               <w:ind w:left="384"/>
               <w:jc w:val="left"/>
               <w:textAlignment w:val="baseline"/>
@@ -1228,11 +1230,13 @@
           </w:tcPr>
           <w:p>
             <w:pPr>
-              <w:kinsoku w:val="0"/>
-              <w:autoSpaceDE w:val="0"/>
-              <w:autoSpaceDN w:val="0"/>
-              <w:adjustRightInd w:val="0"/>
-              <w:snapToGrid w:val="0"/>
+              <w:keepNext w:val="0"/>
+              <w:kinsoku w:val="0"/>
+              <w:autoSpaceDE w:val="0"/>
+              <w:autoSpaceDN w:val="0"/>
+              <w:adjustRightInd w:val="0"/>
+              <w:snapToGrid w:val="0"/>
+              <w:spacing w:before="0" w:after="0"/>
               <w:jc w:val="left"/>
               <w:textAlignment w:val="baseline"/>
               <w:rPr>
@@ -1260,11 +1264,13 @@
           </w:tcPr>
           <w:p>
             <w:pPr>
-              <w:kinsoku w:val="0"/>
-              <w:autoSpaceDE w:val="0"/>
-              <w:autoSpaceDN w:val="0"/>
-              <w:adjustRightInd w:val="0"/>
-              <w:snapToGrid w:val="0"/>
+              <w:keepNext w:val="0"/>
+              <w:kinsoku w:val="0"/>
+              <w:autoSpaceDE w:val="0"/>
+              <w:autoSpaceDN w:val="0"/>
+              <w:adjustRightInd w:val="0"/>
+              <w:snapToGrid w:val="0"/>
+              <w:spacing w:before="0" w:after="0"/>
               <w:jc w:val="left"/>
               <w:textAlignment w:val="baseline"/>
               <w:rPr>
@@ -1291,11 +1297,13 @@
           </w:tcPr>
           <w:p>
             <w:pPr>
-              <w:kinsoku w:val="0"/>
-              <w:autoSpaceDE w:val="0"/>
-              <w:autoSpaceDN w:val="0"/>
-              <w:adjustRightInd w:val="0"/>
-              <w:snapToGrid w:val="0"/>
+              <w:keepNext w:val="0"/>
+              <w:kinsoku w:val="0"/>
+              <w:autoSpaceDE w:val="0"/>
+              <w:autoSpaceDN w:val="0"/>
+              <w:adjustRightInd w:val="0"/>
+              <w:snapToGrid w:val="0"/>
+              <w:spacing w:before="0" w:after="0"/>
               <w:jc w:val="left"/>
               <w:textAlignment w:val="baseline"/>
               <w:rPr>
@@ -1323,11 +1331,13 @@
           </w:tcPr>
           <w:p>
             <w:pPr>
-              <w:kinsoku w:val="0"/>
-              <w:autoSpaceDE w:val="0"/>
-              <w:autoSpaceDN w:val="0"/>
-              <w:adjustRightInd w:val="0"/>
-              <w:snapToGrid w:val="0"/>
+              <w:keepNext w:val="0"/>
+              <w:kinsoku w:val="0"/>
+              <w:autoSpaceDE w:val="0"/>
+              <w:autoSpaceDN w:val="0"/>
+              <w:adjustRightInd w:val="0"/>
+              <w:snapToGrid w:val="0"/>
+              <w:spacing w:before="0" w:after="0"/>
               <w:jc w:val="left"/>
               <w:textAlignment w:val="baseline"/>
             </w:pPr>
@@ -1351,11 +1361,13 @@
           </w:tcPr>
           <w:p>
             <w:pPr>
-              <w:kinsoku w:val="0"/>
-              <w:autoSpaceDE w:val="0"/>
-              <w:autoSpaceDN w:val="0"/>
-              <w:adjustRightInd w:val="0"/>
-              <w:snapToGrid w:val="0"/>
+              <w:keepNext w:val="0"/>
+              <w:kinsoku w:val="0"/>
+              <w:autoSpaceDE w:val="0"/>
+              <w:autoSpaceDN w:val="0"/>
+              <w:adjustRightInd w:val="0"/>
+              <w:snapToGrid w:val="0"/>
+              <w:spacing w:before="0" w:after="0"/>
               <w:jc w:val="left"/>
               <w:textAlignment w:val="baseline"/>
             </w:pPr>
@@ -1379,11 +1391,13 @@
           </w:tcPr>
           <w:p>
             <w:pPr>
-              <w:kinsoku w:val="0"/>
-              <w:autoSpaceDE w:val="0"/>
-              <w:autoSpaceDN w:val="0"/>
-              <w:adjustRightInd w:val="0"/>
-              <w:snapToGrid w:val="0"/>
+              <w:keepNext w:val="0"/>
+              <w:kinsoku w:val="0"/>
+              <w:autoSpaceDE w:val="0"/>
+              <w:autoSpaceDN w:val="0"/>
+              <w:adjustRightInd w:val="0"/>
+              <w:snapToGrid w:val="0"/>
+              <w:spacing w:before="0" w:after="0"/>
               <w:jc w:val="left"/>
               <w:textAlignment w:val="baseline"/>
             </w:pPr>
@@ -1392,7 +1406,7 @@
       </w:tr>
       <w:tr>
         <w:trPr>
-          <w:trHeight w:val="147"/>
+          <w:cantSplit/>
         </w:trPr>
         <w:tc>
           <w:tcPr>
@@ -1407,12 +1421,13 @@
           </w:tcPr>
           <w:p>
             <w:pPr>
-              <w:kinsoku w:val="0"/>
-              <w:autoSpaceDE w:val="0"/>
-              <w:autoSpaceDN w:val="0"/>
-              <w:adjustRightInd w:val="0"/>
-              <w:snapToGrid w:val="0"/>
-              <w:spacing w:before="102" w:line="220" w:lineRule="auto"/>
+              <w:keepNext w:val="0"/>
+              <w:kinsoku w:val="0"/>
+              <w:autoSpaceDE w:val="0"/>
+              <w:autoSpaceDN w:val="0"/>
+              <w:adjustRightInd w:val="0"/>
+              <w:snapToGrid w:val="0"/>
+              <w:spacing w:before="0" w:line="220" w:lineRule="auto" w:after="0"/>
               <w:ind w:left="245"/>
               <w:jc w:val="left"/>
               <w:textAlignment w:val="baseline"/>
@@ -1433,11 +1448,13 @@
           </w:tcPr>
           <w:p>
             <w:pPr>
-              <w:kinsoku w:val="0"/>
-              <w:autoSpaceDE w:val="0"/>
-              <w:autoSpaceDN w:val="0"/>
-              <w:adjustRightInd w:val="0"/>
-              <w:snapToGrid w:val="0"/>
+              <w:keepNext w:val="0"/>
+              <w:kinsoku w:val="0"/>
+              <w:autoSpaceDE w:val="0"/>
+              <w:autoSpaceDN w:val="0"/>
+              <w:adjustRightInd w:val="0"/>
+              <w:snapToGrid w:val="0"/>
+              <w:spacing w:before="0" w:after="0"/>
               <w:jc w:val="left"/>
               <w:textAlignment w:val="baseline"/>
             </w:pPr>
@@ -1456,11 +1473,13 @@
           </w:tcPr>
           <w:p>
             <w:pPr>
-              <w:kinsoku w:val="0"/>
-              <w:autoSpaceDE w:val="0"/>
-              <w:autoSpaceDN w:val="0"/>
-              <w:adjustRightInd w:val="0"/>
-              <w:snapToGrid w:val="0"/>
+              <w:keepNext w:val="0"/>
+              <w:kinsoku w:val="0"/>
+              <w:autoSpaceDE w:val="0"/>
+              <w:autoSpaceDN w:val="0"/>
+              <w:adjustRightInd w:val="0"/>
+              <w:snapToGrid w:val="0"/>
+              <w:spacing w:before="0" w:after="0"/>
               <w:jc w:val="left"/>
               <w:textAlignment w:val="baseline"/>
             </w:pPr>
@@ -1485,12 +1504,13 @@
           </w:tcPr>
           <w:p>
             <w:pPr>
-              <w:kinsoku w:val="0"/>
-              <w:autoSpaceDE w:val="0"/>
-              <w:autoSpaceDN w:val="0"/>
-              <w:adjustRightInd w:val="0"/>
-              <w:snapToGrid w:val="0"/>
-              <w:spacing w:before="110" w:line="182" w:lineRule="auto"/>
+              <w:keepNext w:val="0"/>
+              <w:kinsoku w:val="0"/>
+              <w:autoSpaceDE w:val="0"/>
+              <w:autoSpaceDN w:val="0"/>
+              <w:adjustRightInd w:val="0"/>
+              <w:snapToGrid w:val="0"/>
+              <w:spacing w:before="0" w:line="182" w:lineRule="auto" w:after="0"/>
               <w:ind w:left="384"/>
               <w:jc w:val="left"/>
               <w:textAlignment w:val="baseline"/>
@@ -1526,11 +1546,13 @@
           </w:tcPr>
           <w:p>
             <w:pPr>
-              <w:kinsoku w:val="0"/>
-              <w:autoSpaceDE w:val="0"/>
-              <w:autoSpaceDN w:val="0"/>
-              <w:adjustRightInd w:val="0"/>
-              <w:snapToGrid w:val="0"/>
+              <w:keepNext w:val="0"/>
+              <w:kinsoku w:val="0"/>
+              <w:autoSpaceDE w:val="0"/>
+              <w:autoSpaceDN w:val="0"/>
+              <w:adjustRightInd w:val="0"/>
+              <w:snapToGrid w:val="0"/>
+              <w:spacing w:before="0" w:after="0"/>
               <w:jc w:val="left"/>
               <w:textAlignment w:val="baseline"/>
               <w:rPr>
@@ -1558,11 +1580,13 @@
           </w:tcPr>
           <w:p>
             <w:pPr>
-              <w:kinsoku w:val="0"/>
-              <w:autoSpaceDE w:val="0"/>
-              <w:autoSpaceDN w:val="0"/>
-              <w:adjustRightInd w:val="0"/>
-              <w:snapToGrid w:val="0"/>
+              <w:keepNext w:val="0"/>
+              <w:kinsoku w:val="0"/>
+              <w:autoSpaceDE w:val="0"/>
+              <w:autoSpaceDN w:val="0"/>
+              <w:adjustRightInd w:val="0"/>
+              <w:snapToGrid w:val="0"/>
+              <w:spacing w:before="0" w:after="0"/>
               <w:jc w:val="left"/>
               <w:textAlignment w:val="baseline"/>
               <w:rPr>
@@ -1589,11 +1613,13 @@
           </w:tcPr>
           <w:p>
             <w:pPr>
-              <w:kinsoku w:val="0"/>
-              <w:autoSpaceDE w:val="0"/>
-              <w:autoSpaceDN w:val="0"/>
-              <w:adjustRightInd w:val="0"/>
-              <w:snapToGrid w:val="0"/>
+              <w:keepNext w:val="0"/>
+              <w:kinsoku w:val="0"/>
+              <w:autoSpaceDE w:val="0"/>
+              <w:autoSpaceDN w:val="0"/>
+              <w:adjustRightInd w:val="0"/>
+              <w:snapToGrid w:val="0"/>
+              <w:spacing w:before="0" w:after="0"/>
               <w:jc w:val="left"/>
               <w:textAlignment w:val="baseline"/>
               <w:rPr>
@@ -1621,11 +1647,13 @@
           </w:tcPr>
           <w:p>
             <w:pPr>
-              <w:kinsoku w:val="0"/>
-              <w:autoSpaceDE w:val="0"/>
-              <w:autoSpaceDN w:val="0"/>
-              <w:adjustRightInd w:val="0"/>
-              <w:snapToGrid w:val="0"/>
+              <w:keepNext w:val="0"/>
+              <w:kinsoku w:val="0"/>
+              <w:autoSpaceDE w:val="0"/>
+              <w:autoSpaceDN w:val="0"/>
+              <w:adjustRightInd w:val="0"/>
+              <w:snapToGrid w:val="0"/>
+              <w:spacing w:before="0" w:after="0"/>
               <w:jc w:val="left"/>
               <w:textAlignment w:val="baseline"/>
             </w:pPr>
@@ -1649,11 +1677,13 @@
           </w:tcPr>
           <w:p>
             <w:pPr>
-              <w:kinsoku w:val="0"/>
-              <w:autoSpaceDE w:val="0"/>
-              <w:autoSpaceDN w:val="0"/>
-              <w:adjustRightInd w:val="0"/>
-              <w:snapToGrid w:val="0"/>
+              <w:keepNext w:val="0"/>
+              <w:kinsoku w:val="0"/>
+              <w:autoSpaceDE w:val="0"/>
+              <w:autoSpaceDN w:val="0"/>
+              <w:adjustRightInd w:val="0"/>
+              <w:snapToGrid w:val="0"/>
+              <w:spacing w:before="0" w:after="0"/>
               <w:jc w:val="left"/>
               <w:textAlignment w:val="baseline"/>
             </w:pPr>
@@ -1677,11 +1707,13 @@
           </w:tcPr>
           <w:p>
             <w:pPr>
-              <w:kinsoku w:val="0"/>
-              <w:autoSpaceDE w:val="0"/>
-              <w:autoSpaceDN w:val="0"/>
-              <w:adjustRightInd w:val="0"/>
-              <w:snapToGrid w:val="0"/>
+              <w:keepNext w:val="0"/>
+              <w:kinsoku w:val="0"/>
+              <w:autoSpaceDE w:val="0"/>
+              <w:autoSpaceDN w:val="0"/>
+              <w:adjustRightInd w:val="0"/>
+              <w:snapToGrid w:val="0"/>
+              <w:spacing w:before="0" w:after="0"/>
               <w:jc w:val="left"/>
               <w:textAlignment w:val="baseline"/>
             </w:pPr>
@@ -1690,7 +1722,7 @@
       </w:tr>
       <w:tr>
         <w:trPr>
-          <w:trHeight w:val="387"/>
+          <w:cantSplit/>
         </w:trPr>
         <w:tc>
           <w:tcPr>
@@ -1712,12 +1744,13 @@
           </w:tcPr>
           <w:p>
             <w:pPr>
-              <w:kinsoku w:val="0"/>
-              <w:autoSpaceDE w:val="0"/>
-              <w:autoSpaceDN w:val="0"/>
-              <w:adjustRightInd w:val="0"/>
-              <w:snapToGrid w:val="0"/>
-              <w:spacing w:before="88" w:line="220" w:lineRule="auto"/>
+              <w:keepNext/>
+              <w:kinsoku w:val="0"/>
+              <w:autoSpaceDE w:val="0"/>
+              <w:autoSpaceDN w:val="0"/>
+              <w:adjustRightInd w:val="0"/>
+              <w:snapToGrid w:val="0"/>
+              <w:spacing w:before="0" w:line="220" w:lineRule="auto" w:after="0"/>
               <w:ind w:left="402"/>
               <w:jc w:val="left"/>
               <w:textAlignment w:val="baseline"/>
@@ -1804,12 +1837,13 @@
           </w:tcPr>
           <w:p>
             <w:pPr>
-              <w:kinsoku w:val="0"/>
-              <w:autoSpaceDE w:val="0"/>
-              <w:autoSpaceDN w:val="0"/>
-              <w:adjustRightInd w:val="0"/>
-              <w:snapToGrid w:val="0"/>
-              <w:spacing w:before="88" w:line="218" w:lineRule="auto"/>
+              <w:keepNext/>
+              <w:kinsoku w:val="0"/>
+              <w:autoSpaceDE w:val="0"/>
+              <w:autoSpaceDN w:val="0"/>
+              <w:adjustRightInd w:val="0"/>
+              <w:snapToGrid w:val="0"/>
+              <w:spacing w:before="0" w:line="218" w:lineRule="auto" w:after="0"/>
               <w:ind w:left="814"/>
               <w:jc w:val="left"/>
               <w:textAlignment w:val="baseline"/>
@@ -1855,12 +1889,13 @@
           </w:tcPr>
           <w:p>
             <w:pPr>
-              <w:kinsoku w:val="0"/>
-              <w:autoSpaceDE w:val="0"/>
-              <w:autoSpaceDN w:val="0"/>
-              <w:adjustRightInd w:val="0"/>
-              <w:snapToGrid w:val="0"/>
-              <w:spacing w:before="91" w:line="223" w:lineRule="auto"/>
+              <w:keepNext/>
+              <w:kinsoku w:val="0"/>
+              <w:autoSpaceDE w:val="0"/>
+              <w:autoSpaceDN w:val="0"/>
+              <w:adjustRightInd w:val="0"/>
+              <w:snapToGrid w:val="0"/>
+              <w:spacing w:before="0" w:line="223" w:lineRule="auto" w:after="0"/>
               <w:ind w:left="886"/>
               <w:jc w:val="left"/>
               <w:textAlignment w:val="baseline"/>
@@ -1906,12 +1941,13 @@
           </w:tcPr>
           <w:p>
             <w:pPr>
-              <w:kinsoku w:val="0"/>
-              <w:autoSpaceDE w:val="0"/>
-              <w:autoSpaceDN w:val="0"/>
-              <w:adjustRightInd w:val="0"/>
-              <w:snapToGrid w:val="0"/>
-              <w:spacing w:before="63" w:line="218" w:lineRule="auto"/>
+              <w:keepNext/>
+              <w:kinsoku w:val="0"/>
+              <w:autoSpaceDE w:val="0"/>
+              <w:autoSpaceDN w:val="0"/>
+              <w:adjustRightInd w:val="0"/>
+              <w:snapToGrid w:val="0"/>
+              <w:spacing w:before="0" w:line="218" w:lineRule="auto" w:after="0"/>
               <w:ind w:left="756"/>
               <w:jc w:val="left"/>
               <w:textAlignment w:val="baseline"/>
@@ -1957,12 +1993,13 @@
           </w:tcPr>
           <w:p>
             <w:pPr>
-              <w:kinsoku w:val="0"/>
-              <w:autoSpaceDE w:val="0"/>
-              <w:autoSpaceDN w:val="0"/>
-              <w:adjustRightInd w:val="0"/>
-              <w:snapToGrid w:val="0"/>
-              <w:spacing w:before="63" w:line="218" w:lineRule="auto"/>
+              <w:keepNext/>
+              <w:kinsoku w:val="0"/>
+              <w:autoSpaceDE w:val="0"/>
+              <w:autoSpaceDN w:val="0"/>
+              <w:adjustRightInd w:val="0"/>
+              <w:snapToGrid w:val="0"/>
+              <w:spacing w:before="0" w:line="218" w:lineRule="auto" w:after="0"/>
               <w:ind w:left="738"/>
               <w:jc w:val="left"/>
               <w:textAlignment w:val="baseline"/>
@@ -1991,7 +2028,7 @@
       </w:tr>
       <w:tr>
         <w:trPr>
-          <w:trHeight w:val="2988"/>
+          <w:cantSplit/>
         </w:trPr>
         <w:tc>
           <w:tcPr>
@@ -2012,18 +2049,59 @@
           </w:tcPr>
           <w:p>
             <w:pPr>
-              <w:kinsoku w:val="0"/>
-              <w:autoSpaceDE w:val="0"/>
-              <w:autoSpaceDN w:val="0"/>
-              <w:adjustRightInd w:val="0"/>
-              <w:snapToGrid w:val="0"/>
-              <w:jc w:val="left"/>
-              <w:textAlignment w:val="baseline"/>
-              <w:rPr>
-                <w:rFonts w:ascii="Calibri" w:eastAsia="宋体" w:hAnsi="Calibri" w:cs="Arial"/>
-                <w:szCs w:val="22"/>
-              </w:rPr>
-            </w:pPr>
+              <w:keepNext/>
+              <w:spacing w:after="0" w:before="0"/>
+            </w:pPr>
+            <w:r>
+              <w:rPr>
+                <w:sz w:val="20"/>
+              </w:rPr>
+            </w:r>
+            <w:sdt>
+              <w:sdtPr>
+                <w:alias w:val="选择照片"/>
+                <w:tag w:val="sxf-photo-3-0"/>
+                <w:id w:val="90030"/>
+                <w:picture/>
+                <w:showingPlcHdr/>
+              </w:sdtPr>
+              <w:sdtContent>
+                <w:r>
+                  <w:drawing>
+                    <wp:inline xmlns:a="http://schemas.openxmlformats.org/drawingml/2006/main" xmlns:pic="http://schemas.openxmlformats.org/drawingml/2006/picture">
+                      <wp:extent cx="864000" cy="1036800"/>
+                      <wp:docPr id="16" name="Picture 16"/>
+                      <wp:cNvGraphicFramePr>
+                        <a:graphicFrameLocks noChangeAspect="1"/>
+                      </wp:cNvGraphicFramePr>
+                      <a:graphic>
+                        <a:graphicData uri="http://schemas.openxmlformats.org/drawingml/2006/picture">
+                          <pic:pic>
+                            <pic:nvPicPr>
+                              <pic:cNvPr id="0" name="image.png"/>
+                              <pic:cNvPicPr/>
+                            </pic:nvPicPr>
+                            <pic:blipFill>
+                              <a:blip r:embed="rId10"/>
+                              <a:stretch>
+                                <a:fillRect/>
+                              </a:stretch>
+                            </pic:blipFill>
+                            <pic:spPr>
+                              <a:xfrm>
+                                <a:off x="0" y="0"/>
+                                <a:ext cx="864000" cy="1036800"/>
+                              </a:xfrm>
+                              <a:prstGeom prst="rect"/>
+                            </pic:spPr>
+                          </pic:pic>
+                        </a:graphicData>
+                      </a:graphic>
+                    </wp:inline>
+                  </w:drawing>
+                </w:r>
+              </w:sdtContent>
+            </w:sdt>
           </w:p>
         </w:tc>
         <w:tc>
@@ -2045,18 +2123,59 @@
           </w:tcPr>
           <w:p>
             <w:pPr>
-              <w:kinsoku w:val="0"/>
-              <w:autoSpaceDE w:val="0"/>
-              <w:autoSpaceDN w:val="0"/>
-              <w:adjustRightInd w:val="0"/>
-              <w:snapToGrid w:val="0"/>
-              <w:jc w:val="left"/>
-              <w:textAlignment w:val="baseline"/>
-              <w:rPr>
-                <w:rFonts w:ascii="Calibri" w:eastAsia="宋体" w:hAnsi="Calibri" w:cs="Arial"/>
-                <w:szCs w:val="22"/>
-              </w:rPr>
-            </w:pPr>
+              <w:keepNext/>
+              <w:spacing w:after="0" w:before="0"/>
+            </w:pPr>
+            <w:r>
+              <w:rPr>
+                <w:sz w:val="20"/>
+              </w:rPr>
+            </w:r>
+            <w:sdt>
+              <w:sdtPr>
+                <w:alias w:val="选择照片"/>
+                <w:tag w:val="sxf-photo-3-1"/>
+                <w:id w:val="90031"/>
+                <w:picture/>
+                <w:showingPlcHdr/>
+              </w:sdtPr>
+              <w:sdtContent>
+                <w:r>
+                  <w:drawing>
+                    <wp:inline xmlns:a="http://schemas.openxmlformats.org/drawingml/2006/main" xmlns:pic="http://schemas.openxmlformats.org/drawingml/2006/picture">
+                      <wp:extent cx="864000" cy="1036800"/>
+                      <wp:docPr id="17" name="Picture 17"/>
+                      <wp:cNvGraphicFramePr>
+                        <a:graphicFrameLocks noChangeAspect="1"/>
+                      </wp:cNvGraphicFramePr>
+                      <a:graphic>
+                        <a:graphicData uri="http://schemas.openxmlformats.org/drawingml/2006/picture">
+                          <pic:pic>
+                            <pic:nvPicPr>
+                              <pic:cNvPr id="0" name="image.png"/>
+                              <pic:cNvPicPr/>
+                            </pic:nvPicPr>
+                            <pic:blipFill>
+                              <a:blip r:embed="rId10"/>
+                              <a:stretch>
+                                <a:fillRect/>
+                              </a:stretch>
+                            </pic:blipFill>
+                            <pic:spPr>
+                              <a:xfrm>
+                                <a:off x="0" y="0"/>
+                                <a:ext cx="864000" cy="1036800"/>
+                              </a:xfrm>
+                              <a:prstGeom prst="rect"/>
+                            </pic:spPr>
+                          </pic:pic>
+                        </a:graphicData>
+                      </a:graphic>
+                    </wp:inline>
+                  </w:drawing>
+                </w:r>
+              </w:sdtContent>
+            </w:sdt>
           </w:p>
         </w:tc>
         <w:tc>
@@ -2078,18 +2197,59 @@
           </w:tcPr>
           <w:p>
             <w:pPr>
-              <w:kinsoku w:val="0"/>
-              <w:autoSpaceDE w:val="0"/>
-              <w:autoSpaceDN w:val="0"/>
-              <w:adjustRightInd w:val="0"/>
-              <w:snapToGrid w:val="0"/>
-              <w:jc w:val="left"/>
-              <w:textAlignment w:val="baseline"/>
-              <w:rPr>
-                <w:rFonts w:ascii="Calibri" w:eastAsia="宋体" w:hAnsi="Calibri" w:cs="Arial"/>
-                <w:szCs w:val="22"/>
-              </w:rPr>
-            </w:pPr>
+              <w:keepNext/>
+              <w:spacing w:after="0" w:before="0"/>
+            </w:pPr>
+            <w:r>
+              <w:rPr>
+                <w:sz w:val="20"/>
+              </w:rPr>
+            </w:r>
+            <w:sdt>
+              <w:sdtPr>
+                <w:alias w:val="选择照片"/>
+                <w:tag w:val="sxf-photo-3-2"/>
+                <w:id w:val="90032"/>
+                <w:picture/>
+                <w:showingPlcHdr/>
+              </w:sdtPr>
+              <w:sdtContent>
+                <w:r>
+                  <w:drawing>
+                    <wp:inline xmlns:a="http://schemas.openxmlformats.org/drawingml/2006/main" xmlns:pic="http://schemas.openxmlformats.org/drawingml/2006/picture">
+                      <wp:extent cx="864000" cy="1036800"/>
+                      <wp:docPr id="18" name="Picture 18"/>
+                      <wp:cNvGraphicFramePr>
+                        <a:graphicFrameLocks noChangeAspect="1"/>
+                      </wp:cNvGraphicFramePr>
+                      <a:graphic>
+                        <a:graphicData uri="http://schemas.openxmlformats.org/drawingml/2006/picture">
+                          <pic:pic>
+                            <pic:nvPicPr>
+                              <pic:cNvPr id="0" name="image.png"/>
+                              <pic:cNvPicPr/>
+                            </pic:nvPicPr>
+                            <pic:blipFill>
+                              <a:blip r:embed="rId10"/>
+                              <a:stretch>
+                                <a:fillRect/>
+                              </a:stretch>
+                            </pic:blipFill>
+                            <pic:spPr>
+                              <a:xfrm>
+                                <a:off x="0" y="0"/>
+                                <a:ext cx="864000" cy="1036800"/>
+                              </a:xfrm>
+                              <a:prstGeom prst="rect"/>
+                            </pic:spPr>
+                          </pic:pic>
+                        </a:graphicData>
+                      </a:graphic>
+                    </wp:inline>
+                  </w:drawing>
+                </w:r>
+              </w:sdtContent>
+            </w:sdt>
           </w:p>
         </w:tc>
         <w:tc>
@@ -2111,18 +2271,59 @@
           </w:tcPr>
           <w:p>
             <w:pPr>
-              <w:kinsoku w:val="0"/>
-              <w:autoSpaceDE w:val="0"/>
-              <w:autoSpaceDN w:val="0"/>
-              <w:adjustRightInd w:val="0"/>
-              <w:snapToGrid w:val="0"/>
-              <w:jc w:val="left"/>
-              <w:textAlignment w:val="baseline"/>
-              <w:rPr>
-                <w:rFonts w:ascii="Calibri" w:eastAsia="宋体" w:hAnsi="Calibri" w:cs="Arial"/>
-                <w:szCs w:val="22"/>
-              </w:rPr>
-            </w:pPr>
+              <w:keepNext/>
+              <w:spacing w:after="0" w:before="0"/>
+            </w:pPr>
+            <w:r>
+              <w:rPr>
+                <w:sz w:val="20"/>
+              </w:rPr>
+            </w:r>
+            <w:sdt>
+              <w:sdtPr>
+                <w:alias w:val="选择照片"/>
+                <w:tag w:val="sxf-photo-3-3"/>
+                <w:id w:val="90033"/>
+                <w:picture/>
+                <w:showingPlcHdr/>
+              </w:sdtPr>
+              <w:sdtContent>
+                <w:r>
+                  <w:drawing>
+                    <wp:inline xmlns:a="http://schemas.openxmlformats.org/drawingml/2006/main" xmlns:pic="http://schemas.openxmlformats.org/drawingml/2006/picture">
+                      <wp:extent cx="864000" cy="1036800"/>
+                      <wp:docPr id="19" name="Picture 19"/>
+                      <wp:cNvGraphicFramePr>
+                        <a:graphicFrameLocks noChangeAspect="1"/>
+                      </wp:cNvGraphicFramePr>
+                      <a:graphic>
+                        <a:graphicData uri="http://schemas.openxmlformats.org/drawingml/2006/picture">
+                          <pic:pic>
+                            <pic:nvPicPr>
+                              <pic:cNvPr id="0" name="image.png"/>
+                              <pic:cNvPicPr/>
+                            </pic:nvPicPr>
+                            <pic:blipFill>
+                              <a:blip r:embed="rId10"/>
+                              <a:stretch>
+                                <a:fillRect/>
+                              </a:stretch>
+                            </pic:blipFill>
+                            <pic:spPr>
+                              <a:xfrm>
+                                <a:off x="0" y="0"/>
+                                <a:ext cx="864000" cy="1036800"/>
+                              </a:xfrm>
+                              <a:prstGeom prst="rect"/>
+                            </pic:spPr>
+                          </pic:pic>
+                        </a:graphicData>
+                      </a:graphic>
+                    </wp:inline>
+                  </w:drawing>
+                </w:r>
+              </w:sdtContent>
+            </w:sdt>
           </w:p>
         </w:tc>
         <w:tc>
@@ -2144,24 +2345,65 @@
           </w:tcPr>
           <w:p>
             <w:pPr>
-              <w:kinsoku w:val="0"/>
-              <w:autoSpaceDE w:val="0"/>
-              <w:autoSpaceDN w:val="0"/>
-              <w:adjustRightInd w:val="0"/>
-              <w:snapToGrid w:val="0"/>
-              <w:jc w:val="left"/>
-              <w:textAlignment w:val="baseline"/>
-              <w:rPr>
-                <w:rFonts w:ascii="Calibri" w:eastAsia="宋体" w:hAnsi="Calibri" w:cs="Arial"/>
-                <w:szCs w:val="22"/>
-              </w:rPr>
-            </w:pPr>
+              <w:keepNext/>
+              <w:spacing w:after="0" w:before="0"/>
+            </w:pPr>
+            <w:r>
+              <w:rPr>
+                <w:sz w:val="20"/>
+              </w:rPr>
+            </w:r>
+            <w:sdt>
+              <w:sdtPr>
+                <w:alias w:val="选择照片"/>
+                <w:tag w:val="sxf-photo-3-4"/>
+                <w:id w:val="90034"/>
+                <w:picture/>
+                <w:showingPlcHdr/>
+              </w:sdtPr>
+              <w:sdtContent>
+                <w:r>
+                  <w:drawing>
+                    <wp:inline xmlns:a="http://schemas.openxmlformats.org/drawingml/2006/main" xmlns:pic="http://schemas.openxmlformats.org/drawingml/2006/picture">
+                      <wp:extent cx="864000" cy="1036800"/>
+                      <wp:docPr id="20" name="Picture 20"/>
+                      <wp:cNvGraphicFramePr>
+                        <a:graphicFrameLocks noChangeAspect="1"/>
+                      </wp:cNvGraphicFramePr>
+                      <a:graphic>
+                        <a:graphicData uri="http://schemas.openxmlformats.org/drawingml/2006/picture">
+                          <pic:pic>
+                            <pic:nvPicPr>
+                              <pic:cNvPr id="0" name="image.png"/>
+                              <pic:cNvPicPr/>
+                            </pic:nvPicPr>
+                            <pic:blipFill>
+                              <a:blip r:embed="rId10"/>
+                              <a:stretch>
+                                <a:fillRect/>
+                              </a:stretch>
+                            </pic:blipFill>
+                            <pic:spPr>
+                              <a:xfrm>
+                                <a:off x="0" y="0"/>
+                                <a:ext cx="864000" cy="1036800"/>
+                              </a:xfrm>
+                              <a:prstGeom prst="rect"/>
+                            </pic:spPr>
+                          </pic:pic>
+                        </a:graphicData>
+                      </a:graphic>
+                    </wp:inline>
+                  </w:drawing>
+                </w:r>
+              </w:sdtContent>
+            </w:sdt>
           </w:p>
         </w:tc>
       </w:tr>
       <w:tr>
         <w:trPr>
-          <w:trHeight w:val="406"/>
+          <w:cantSplit/>
         </w:trPr>
         <w:tc>
           <w:tcPr>
@@ -2182,12 +2424,13 @@
           </w:tcPr>
           <w:p>
             <w:pPr>
-              <w:kinsoku w:val="0"/>
-              <w:autoSpaceDE w:val="0"/>
-              <w:autoSpaceDN w:val="0"/>
-              <w:adjustRightInd w:val="0"/>
-              <w:snapToGrid w:val="0"/>
-              <w:spacing w:before="62" w:line="218" w:lineRule="auto"/>
+              <w:keepNext/>
+              <w:kinsoku w:val="0"/>
+              <w:autoSpaceDE w:val="0"/>
+              <w:autoSpaceDN w:val="0"/>
+              <w:adjustRightInd w:val="0"/>
+              <w:snapToGrid w:val="0"/>
+              <w:spacing w:before="0" w:line="218" w:lineRule="auto" w:after="0"/>
               <w:ind w:left="128"/>
               <w:jc w:val="left"/>
               <w:textAlignment w:val="baseline"/>
@@ -2243,12 +2486,13 @@
           </w:tcPr>
           <w:p>
             <w:pPr>
-              <w:kinsoku w:val="0"/>
-              <w:autoSpaceDE w:val="0"/>
-              <w:autoSpaceDN w:val="0"/>
-              <w:adjustRightInd w:val="0"/>
-              <w:snapToGrid w:val="0"/>
-              <w:spacing w:before="62" w:line="218" w:lineRule="auto"/>
+              <w:keepNext/>
+              <w:kinsoku w:val="0"/>
+              <w:autoSpaceDE w:val="0"/>
+              <w:autoSpaceDN w:val="0"/>
+              <w:adjustRightInd w:val="0"/>
+              <w:snapToGrid w:val="0"/>
+              <w:spacing w:before="0" w:line="218" w:lineRule="auto" w:after="0"/>
               <w:ind w:left="128"/>
               <w:jc w:val="left"/>
               <w:textAlignment w:val="baseline"/>
@@ -2304,12 +2548,13 @@
           </w:tcPr>
           <w:p>
             <w:pPr>
-              <w:kinsoku w:val="0"/>
-              <w:autoSpaceDE w:val="0"/>
-              <w:autoSpaceDN w:val="0"/>
-              <w:adjustRightInd w:val="0"/>
-              <w:snapToGrid w:val="0"/>
-              <w:spacing w:before="62" w:line="218" w:lineRule="auto"/>
+              <w:keepNext/>
+              <w:kinsoku w:val="0"/>
+              <w:autoSpaceDE w:val="0"/>
+              <w:autoSpaceDN w:val="0"/>
+              <w:adjustRightInd w:val="0"/>
+              <w:snapToGrid w:val="0"/>
+              <w:spacing w:before="0" w:line="218" w:lineRule="auto" w:after="0"/>
               <w:ind w:left="128"/>
               <w:jc w:val="left"/>
               <w:textAlignment w:val="baseline"/>
@@ -2365,12 +2610,13 @@
           </w:tcPr>
           <w:p>
             <w:pPr>
-              <w:kinsoku w:val="0"/>
-              <w:autoSpaceDE w:val="0"/>
-              <w:autoSpaceDN w:val="0"/>
-              <w:adjustRightInd w:val="0"/>
-              <w:snapToGrid w:val="0"/>
-              <w:spacing w:before="62" w:line="218" w:lineRule="auto"/>
+              <w:keepNext/>
+              <w:kinsoku w:val="0"/>
+              <w:autoSpaceDE w:val="0"/>
+              <w:autoSpaceDN w:val="0"/>
+              <w:adjustRightInd w:val="0"/>
+              <w:snapToGrid w:val="0"/>
+              <w:spacing w:before="0" w:line="218" w:lineRule="auto" w:after="0"/>
               <w:ind w:left="128"/>
               <w:jc w:val="left"/>
               <w:textAlignment w:val="baseline"/>
@@ -2426,12 +2672,13 @@
           </w:tcPr>
           <w:p>
             <w:pPr>
-              <w:kinsoku w:val="0"/>
-              <w:autoSpaceDE w:val="0"/>
-              <w:autoSpaceDN w:val="0"/>
-              <w:adjustRightInd w:val="0"/>
-              <w:snapToGrid w:val="0"/>
-              <w:spacing w:before="62" w:line="218" w:lineRule="auto"/>
+              <w:keepNext/>
+              <w:kinsoku w:val="0"/>
+              <w:autoSpaceDE w:val="0"/>
+              <w:autoSpaceDN w:val="0"/>
+              <w:adjustRightInd w:val="0"/>
+              <w:snapToGrid w:val="0"/>
+              <w:spacing w:before="0" w:line="218" w:lineRule="auto" w:after="0"/>
               <w:ind w:left="128"/>
               <w:jc w:val="left"/>
               <w:textAlignment w:val="baseline"/>
@@ -2471,7 +2718,7 @@
       </w:tr>
       <w:tr>
         <w:trPr>
-          <w:trHeight w:val="644"/>
+          <w:cantSplit/>
         </w:trPr>
         <w:tc>
           <w:tcPr>
@@ -2492,12 +2739,13 @@
           </w:tcPr>
           <w:p>
             <w:pPr>
-              <w:kinsoku w:val="0"/>
-              <w:autoSpaceDE w:val="0"/>
-              <w:autoSpaceDN w:val="0"/>
-              <w:adjustRightInd w:val="0"/>
-              <w:snapToGrid w:val="0"/>
-              <w:spacing w:before="62" w:line="218" w:lineRule="auto"/>
+              <w:keepNext/>
+              <w:kinsoku w:val="0"/>
+              <w:autoSpaceDE w:val="0"/>
+              <w:autoSpaceDN w:val="0"/>
+              <w:adjustRightInd w:val="0"/>
+              <w:snapToGrid w:val="0"/>
+              <w:spacing w:before="0" w:line="218" w:lineRule="auto" w:after="0"/>
               <w:jc w:val="left"/>
               <w:textAlignment w:val="baseline"/>
               <w:rPr>
@@ -2517,16 +2765,78 @@
                 <w:snapToGrid w:val="0"/>
                 <w:color w:val="000000"/>
                 <w:kern w:val="0"/>
+                <w:sz w:val="20"/>
+                <w:szCs w:val="18"/>
+                <w:lang w:eastAsia="en-US"/>
+              </w:rPr>
+              <w:t>身份证</w:t>
+            </w:r>
+            <w:proofErr w:type="spellEnd"/>
+            <w:r>
+              <w:rPr>
+                <w:rFonts w:ascii="宋体" w:hAnsi="宋体" w:cs="宋体"/>
+                <w:snapToGrid w:val="0"/>
+                <w:color w:val="000000"/>
+                <w:kern w:val="0"/>
+                <w:sz w:val="20"/>
+                <w:szCs w:val="18"/>
+                <w:lang w:eastAsia="en-US"/>
+              </w:rPr>
+              <w:t>：</w:t>
+            </w:r>
+          </w:p>
+          <w:p>
+            <w:pPr>
+              <w:keepNext/>
+              <w:kinsoku w:val="0"/>
+              <w:autoSpaceDE w:val="0"/>
+              <w:autoSpaceDN w:val="0"/>
+              <w:adjustRightInd w:val="0"/>
+              <w:snapToGrid w:val="0"/>
+              <w:spacing w:before="0" w:line="218" w:lineRule="auto" w:after="0"/>
+              <w:jc w:val="left"/>
+              <w:textAlignment w:val="baseline"/>
+              <w:rPr>
+                <w:rFonts w:ascii="宋体" w:hAnsi="宋体" w:cs="宋体" w:hint="eastAsia"/>
+                <w:snapToGrid w:val="0"/>
+                <w:color w:val="000000"/>
+                <w:kern w:val="0"/>
                 <w:sz w:val="18"/>
                 <w:szCs w:val="18"/>
-                <w:lang w:eastAsia="en-US"/>
-              </w:rPr>
-              <w:t>身份证</w:t>
-            </w:r>
-            <w:proofErr w:type="spellEnd"/>
-            <w:r>
-              <w:rPr>
-                <w:rFonts w:ascii="宋体" w:hAnsi="宋体" w:cs="宋体"/>
+              </w:rPr>
+            </w:pPr>
+          </w:p>
+        </w:tc>
+        <w:tc>
+          <w:tcPr>
+            <w:tcW w:w="2195" w:type="dxa"/>
+            <w:gridSpan w:val="3"/>
+            <w:tcBorders>
+              <w:top w:val="single" w:sz="4" w:space="0" w:color="000000"/>
+              <w:left w:val="single" w:sz="4" w:space="0" w:color="000000"/>
+              <w:bottom w:val="single" w:sz="4" w:space="0" w:color="000000"/>
+              <w:right w:val="single" w:sz="4" w:space="0" w:color="000000"/>
+            </w:tcBorders>
+            <w:tcMar>
+              <w:top w:w="0" w:type="dxa"/>
+              <w:left w:w="108" w:type="dxa"/>
+              <w:bottom w:w="0" w:type="dxa"/>
+              <w:right w:w="108" w:type="dxa"/>
+            </w:tcMar>
+          </w:tcPr>
+          <w:p>
+            <w:pPr>
+              <w:keepNext/>
+              <w:kinsoku w:val="0"/>
+              <w:autoSpaceDE w:val="0"/>
+              <w:autoSpaceDN w:val="0"/>
+              <w:adjustRightInd w:val="0"/>
+              <w:snapToGrid w:val="0"/>
+              <w:spacing w:before="0" w:line="218" w:lineRule="auto" w:after="0"/>
+              <w:jc w:val="left"/>
+              <w:textAlignment w:val="baseline"/>
+              <w:rPr>
+                <w:rFonts w:ascii="宋体" w:hAnsi="宋体" w:cs="宋体" w:hint="eastAsia"/>
                 <w:snapToGrid w:val="0"/>
                 <w:color w:val="000000"/>
                 <w:kern w:val="0"/>
@@ -2534,19 +2844,38 @@
                 <w:szCs w:val="18"/>
                 <w:lang w:eastAsia="en-US"/>
               </w:rPr>
+            </w:pPr>
+            <w:proofErr w:type="spellStart"/>
+            <w:r>
+              <w:rPr>
+                <w:rFonts w:ascii="宋体" w:hAnsi="宋体" w:cs="宋体"/>
+                <w:snapToGrid w:val="0"/>
+                <w:color w:val="000000"/>
+                <w:kern w:val="0"/>
+                <w:sz w:val="20"/>
+                <w:szCs w:val="18"/>
+                <w:lang w:eastAsia="en-US"/>
+              </w:rPr>
+              <w:t>身份证</w:t>
+            </w:r>
+            <w:proofErr w:type="spellEnd"/>
+            <w:r>
+              <w:rPr>
+                <w:rFonts w:ascii="宋体" w:hAnsi="宋体" w:cs="宋体"/>
+                <w:snapToGrid w:val="0"/>
+                <w:color w:val="000000"/>
+                <w:kern w:val="0"/>
+                <w:sz w:val="20"/>
+                <w:szCs w:val="18"/>
+                <w:lang w:eastAsia="en-US"/>
+              </w:rPr>
               <w:t>：</w:t>
             </w:r>
           </w:p>
           <w:p>
             <w:pPr>
-              <w:kinsoku w:val="0"/>
-              <w:autoSpaceDE w:val="0"/>
-              <w:autoSpaceDN w:val="0"/>
-              <w:adjustRightInd w:val="0"/>
-              <w:snapToGrid w:val="0"/>
-              <w:spacing w:before="62" w:line="218" w:lineRule="auto"/>
-              <w:jc w:val="left"/>
-              <w:textAlignment w:val="baseline"/>
+              <w:keepNext/>
+              <w:spacing w:before="0" w:after="0"/>
               <w:rPr>
                 <w:rFonts w:ascii="宋体" w:hAnsi="宋体" w:cs="宋体" w:hint="eastAsia"/>
                 <w:snapToGrid w:val="0"/>
@@ -2560,83 +2889,6 @@
         </w:tc>
         <w:tc>
           <w:tcPr>
-            <w:tcW w:w="2195" w:type="dxa"/>
-            <w:gridSpan w:val="3"/>
-            <w:tcBorders>
-              <w:top w:val="single" w:sz="4" w:space="0" w:color="000000"/>
-              <w:left w:val="single" w:sz="4" w:space="0" w:color="000000"/>
-              <w:bottom w:val="single" w:sz="4" w:space="0" w:color="000000"/>
-              <w:right w:val="single" w:sz="4" w:space="0" w:color="000000"/>
-            </w:tcBorders>
-            <w:tcMar>
-              <w:top w:w="0" w:type="dxa"/>
-              <w:left w:w="108" w:type="dxa"/>
-              <w:bottom w:w="0" w:type="dxa"/>
-              <w:right w:w="108" w:type="dxa"/>
-            </w:tcMar>
-          </w:tcPr>
-          <w:p>
-            <w:pPr>
-              <w:kinsoku w:val="0"/>
-              <w:autoSpaceDE w:val="0"/>
-              <w:autoSpaceDN w:val="0"/>
-              <w:adjustRightInd w:val="0"/>
-              <w:snapToGrid w:val="0"/>
-              <w:spacing w:before="62" w:line="218" w:lineRule="auto"/>
-              <w:jc w:val="left"/>
-              <w:textAlignment w:val="baseline"/>
-              <w:rPr>
-                <w:rFonts w:ascii="宋体" w:hAnsi="宋体" w:cs="宋体" w:hint="eastAsia"/>
-                <w:snapToGrid w:val="0"/>
-                <w:color w:val="000000"/>
-                <w:kern w:val="0"/>
-                <w:sz w:val="18"/>
-                <w:szCs w:val="18"/>
-                <w:lang w:eastAsia="en-US"/>
-              </w:rPr>
-            </w:pPr>
-            <w:proofErr w:type="spellStart"/>
-            <w:r>
-              <w:rPr>
-                <w:rFonts w:ascii="宋体" w:hAnsi="宋体" w:cs="宋体"/>
-                <w:snapToGrid w:val="0"/>
-                <w:color w:val="000000"/>
-                <w:kern w:val="0"/>
-                <w:sz w:val="18"/>
-                <w:szCs w:val="18"/>
-                <w:lang w:eastAsia="en-US"/>
-              </w:rPr>
-              <w:t>身份证</w:t>
-            </w:r>
-            <w:proofErr w:type="spellEnd"/>
-            <w:r>
-              <w:rPr>
-                <w:rFonts w:ascii="宋体" w:hAnsi="宋体" w:cs="宋体"/>
-                <w:snapToGrid w:val="0"/>
-                <w:color w:val="000000"/>
-                <w:kern w:val="0"/>
-                <w:sz w:val="18"/>
-                <w:szCs w:val="18"/>
-                <w:lang w:eastAsia="en-US"/>
-              </w:rPr>
-              <w:t>：</w:t>
-            </w:r>
-          </w:p>
-          <w:p>
-            <w:pPr>
-              <w:rPr>
-                <w:rFonts w:ascii="宋体" w:hAnsi="宋体" w:cs="宋体" w:hint="eastAsia"/>
-                <w:snapToGrid w:val="0"/>
-                <w:color w:val="000000"/>
-                <w:kern w:val="0"/>
-                <w:sz w:val="18"/>
-                <w:szCs w:val="18"/>
-              </w:rPr>
-            </w:pPr>
-          </w:p>
-        </w:tc>
-        <w:tc>
-          <w:tcPr>
             <w:tcW w:w="2167" w:type="dxa"/>
             <w:gridSpan w:val="3"/>
             <w:tcBorders>
@@ -2653,6 +2905,10 @@
             </w:tcMar>
           </w:tcPr>
           <w:p>
+            <w:pPr>
+              <w:keepNext/>
+              <w:spacing w:before="0" w:after="0"/>
+            </w:pPr>
             <w:proofErr w:type="spellStart"/>
             <w:r>
               <w:rPr>
@@ -2660,7 +2916,7 @@
                 <w:snapToGrid w:val="0"/>
                 <w:color w:val="000000"/>
                 <w:kern w:val="0"/>
-                <w:sz w:val="18"/>
+                <w:sz w:val="20"/>
                 <w:szCs w:val="18"/>
                 <w:lang w:eastAsia="en-US"/>
               </w:rPr>
@@ -2673,18 +2929,23 @@
                 <w:snapToGrid w:val="0"/>
                 <w:color w:val="000000"/>
                 <w:kern w:val="0"/>
-                <w:sz w:val="18"/>
+                <w:sz w:val="20"/>
                 <w:szCs w:val="18"/>
                 <w:lang w:eastAsia="en-US"/>
               </w:rPr>
               <w:t>：</w:t>
             </w:r>
             <w:r>
+              <w:rPr>
+                <w:sz w:val="20"/>
+              </w:rPr>
               <w:t xml:space="preserve">  </w:t>
             </w:r>
           </w:p>
           <w:p>
             <w:pPr>
+              <w:keepNext/>
+              <w:spacing w:before="0" w:after="0"/>
               <w:rPr>
                 <w:rFonts w:ascii="Calibri" w:eastAsia="宋体" w:hAnsi="Calibri" w:cs="Arial"/>
                 <w:sz w:val="18"/>
@@ -2712,12 +2973,13 @@
           </w:tcPr>
           <w:p>
             <w:pPr>
-              <w:kinsoku w:val="0"/>
-              <w:autoSpaceDE w:val="0"/>
-              <w:autoSpaceDN w:val="0"/>
-              <w:adjustRightInd w:val="0"/>
-              <w:snapToGrid w:val="0"/>
-              <w:spacing w:before="62" w:line="218" w:lineRule="auto"/>
+              <w:keepNext/>
+              <w:kinsoku w:val="0"/>
+              <w:autoSpaceDE w:val="0"/>
+              <w:autoSpaceDN w:val="0"/>
+              <w:adjustRightInd w:val="0"/>
+              <w:snapToGrid w:val="0"/>
+              <w:spacing w:before="0" w:line="218" w:lineRule="auto" w:after="0"/>
               <w:jc w:val="left"/>
               <w:textAlignment w:val="baseline"/>
               <w:rPr>
@@ -2737,16 +2999,85 @@
                 <w:snapToGrid w:val="0"/>
                 <w:color w:val="000000"/>
                 <w:kern w:val="0"/>
+                <w:sz w:val="20"/>
+                <w:szCs w:val="18"/>
+                <w:lang w:eastAsia="en-US"/>
+              </w:rPr>
+              <w:t>身份证</w:t>
+            </w:r>
+            <w:proofErr w:type="spellEnd"/>
+            <w:r>
+              <w:rPr>
+                <w:rFonts w:ascii="宋体" w:hAnsi="宋体" w:cs="宋体"/>
+                <w:snapToGrid w:val="0"/>
+                <w:color w:val="000000"/>
+                <w:kern w:val="0"/>
+                <w:sz w:val="20"/>
+                <w:szCs w:val="18"/>
+                <w:lang w:eastAsia="en-US"/>
+              </w:rPr>
+              <w:t>：</w:t>
+            </w:r>
+          </w:p>
+          <w:p>
+            <w:pPr>
+              <w:keepNext/>
+              <w:spacing w:before="0" w:after="0"/>
+            </w:pPr>
+          </w:p>
+          <w:p>
+            <w:pPr>
+              <w:keepNext/>
+              <w:kinsoku w:val="0"/>
+              <w:autoSpaceDE w:val="0"/>
+              <w:autoSpaceDN w:val="0"/>
+              <w:adjustRightInd w:val="0"/>
+              <w:snapToGrid w:val="0"/>
+              <w:spacing w:before="0" w:line="218" w:lineRule="auto" w:after="0"/>
+              <w:ind w:left="128"/>
+              <w:jc w:val="left"/>
+              <w:textAlignment w:val="baseline"/>
+              <w:rPr>
+                <w:rFonts w:ascii="宋体" w:hAnsi="宋体" w:cs="宋体" w:hint="eastAsia"/>
+                <w:snapToGrid w:val="0"/>
+                <w:color w:val="000000"/>
+                <w:kern w:val="0"/>
                 <w:sz w:val="18"/>
                 <w:szCs w:val="18"/>
-                <w:lang w:eastAsia="en-US"/>
-              </w:rPr>
-              <w:t>身份证</w:t>
-            </w:r>
-            <w:proofErr w:type="spellEnd"/>
-            <w:r>
-              <w:rPr>
-                <w:rFonts w:ascii="宋体" w:hAnsi="宋体" w:cs="宋体"/>
+              </w:rPr>
+            </w:pPr>
+          </w:p>
+        </w:tc>
+        <w:tc>
+          <w:tcPr>
+            <w:tcW w:w="2149" w:type="dxa"/>
+            <w:gridSpan w:val="3"/>
+            <w:tcBorders>
+              <w:top w:val="single" w:sz="4" w:space="0" w:color="000000"/>
+              <w:left w:val="single" w:sz="4" w:space="0" w:color="000000"/>
+              <w:bottom w:val="single" w:sz="4" w:space="0" w:color="000000"/>
+              <w:right w:val="single" w:sz="4" w:space="0" w:color="000000"/>
+            </w:tcBorders>
+            <w:tcMar>
+              <w:top w:w="0" w:type="dxa"/>
+              <w:left w:w="108" w:type="dxa"/>
+              <w:bottom w:w="0" w:type="dxa"/>
+              <w:right w:w="108" w:type="dxa"/>
+            </w:tcMar>
+          </w:tcPr>
+          <w:p>
+            <w:pPr>
+              <w:keepNext/>
+              <w:kinsoku w:val="0"/>
+              <w:autoSpaceDE w:val="0"/>
+              <w:autoSpaceDN w:val="0"/>
+              <w:adjustRightInd w:val="0"/>
+              <w:snapToGrid w:val="0"/>
+              <w:spacing w:before="0" w:line="218" w:lineRule="auto" w:after="0"/>
+              <w:jc w:val="left"/>
+              <w:textAlignment w:val="baseline"/>
+              <w:rPr>
+                <w:rFonts w:ascii="宋体" w:hAnsi="宋体" w:cs="宋体" w:hint="eastAsia"/>
                 <w:snapToGrid w:val="0"/>
                 <w:color w:val="000000"/>
                 <w:kern w:val="0"/>
@@ -2754,104 +3085,43 @@
                 <w:szCs w:val="18"/>
                 <w:lang w:eastAsia="en-US"/>
               </w:rPr>
+            </w:pPr>
+            <w:proofErr w:type="spellStart"/>
+            <w:r>
+              <w:rPr>
+                <w:rFonts w:ascii="宋体" w:hAnsi="宋体" w:cs="宋体"/>
+                <w:snapToGrid w:val="0"/>
+                <w:color w:val="000000"/>
+                <w:kern w:val="0"/>
+                <w:sz w:val="20"/>
+                <w:szCs w:val="18"/>
+                <w:lang w:eastAsia="en-US"/>
+              </w:rPr>
+              <w:t>身份证</w:t>
+            </w:r>
+            <w:proofErr w:type="spellEnd"/>
+            <w:r>
+              <w:rPr>
+                <w:rFonts w:ascii="宋体" w:hAnsi="宋体" w:cs="宋体"/>
+                <w:snapToGrid w:val="0"/>
+                <w:color w:val="000000"/>
+                <w:kern w:val="0"/>
+                <w:sz w:val="20"/>
+                <w:szCs w:val="18"/>
+                <w:lang w:eastAsia="en-US"/>
+              </w:rPr>
               <w:t>：</w:t>
             </w:r>
           </w:p>
-          <w:p/>
-          <w:p>
-            <w:pPr>
-              <w:kinsoku w:val="0"/>
-              <w:autoSpaceDE w:val="0"/>
-              <w:autoSpaceDN w:val="0"/>
-              <w:adjustRightInd w:val="0"/>
-              <w:snapToGrid w:val="0"/>
-              <w:spacing w:before="62" w:line="218" w:lineRule="auto"/>
-              <w:ind w:left="128"/>
-              <w:jc w:val="left"/>
-              <w:textAlignment w:val="baseline"/>
-              <w:rPr>
-                <w:rFonts w:ascii="宋体" w:hAnsi="宋体" w:cs="宋体" w:hint="eastAsia"/>
-                <w:snapToGrid w:val="0"/>
-                <w:color w:val="000000"/>
-                <w:kern w:val="0"/>
-                <w:sz w:val="18"/>
-                <w:szCs w:val="18"/>
-              </w:rPr>
-            </w:pPr>
-          </w:p>
-        </w:tc>
-        <w:tc>
-          <w:tcPr>
-            <w:tcW w:w="2149" w:type="dxa"/>
-            <w:gridSpan w:val="3"/>
-            <w:tcBorders>
-              <w:top w:val="single" w:sz="4" w:space="0" w:color="000000"/>
-              <w:left w:val="single" w:sz="4" w:space="0" w:color="000000"/>
-              <w:bottom w:val="single" w:sz="4" w:space="0" w:color="000000"/>
-              <w:right w:val="single" w:sz="4" w:space="0" w:color="000000"/>
-            </w:tcBorders>
-            <w:tcMar>
-              <w:top w:w="0" w:type="dxa"/>
-              <w:left w:w="108" w:type="dxa"/>
-              <w:bottom w:w="0" w:type="dxa"/>
-              <w:right w:w="108" w:type="dxa"/>
-            </w:tcMar>
-          </w:tcPr>
-          <w:p>
-            <w:pPr>
-              <w:kinsoku w:val="0"/>
-              <w:autoSpaceDE w:val="0"/>
-              <w:autoSpaceDN w:val="0"/>
-              <w:adjustRightInd w:val="0"/>
-              <w:snapToGrid w:val="0"/>
-              <w:spacing w:before="62" w:line="218" w:lineRule="auto"/>
-              <w:jc w:val="left"/>
-              <w:textAlignment w:val="baseline"/>
-              <w:rPr>
-                <w:rFonts w:ascii="宋体" w:hAnsi="宋体" w:cs="宋体" w:hint="eastAsia"/>
-                <w:snapToGrid w:val="0"/>
-                <w:color w:val="000000"/>
-                <w:kern w:val="0"/>
-                <w:sz w:val="18"/>
-                <w:szCs w:val="18"/>
-                <w:lang w:eastAsia="en-US"/>
-              </w:rPr>
-            </w:pPr>
-            <w:proofErr w:type="spellStart"/>
-            <w:r>
-              <w:rPr>
-                <w:rFonts w:ascii="宋体" w:hAnsi="宋体" w:cs="宋体"/>
-                <w:snapToGrid w:val="0"/>
-                <w:color w:val="000000"/>
-                <w:kern w:val="0"/>
-                <w:sz w:val="18"/>
-                <w:szCs w:val="18"/>
-                <w:lang w:eastAsia="en-US"/>
-              </w:rPr>
-              <w:t>身份证</w:t>
-            </w:r>
-            <w:proofErr w:type="spellEnd"/>
-            <w:r>
-              <w:rPr>
-                <w:rFonts w:ascii="宋体" w:hAnsi="宋体" w:cs="宋体"/>
-                <w:snapToGrid w:val="0"/>
-                <w:color w:val="000000"/>
-                <w:kern w:val="0"/>
-                <w:sz w:val="18"/>
-                <w:szCs w:val="18"/>
-                <w:lang w:eastAsia="en-US"/>
-              </w:rPr>
-              <w:t>：</w:t>
-            </w:r>
-          </w:p>
-          <w:p>
-            <w:pPr>
-              <w:kinsoku w:val="0"/>
-              <w:autoSpaceDE w:val="0"/>
-              <w:autoSpaceDN w:val="0"/>
-              <w:adjustRightInd w:val="0"/>
-              <w:snapToGrid w:val="0"/>
-              <w:spacing w:before="62" w:line="218" w:lineRule="auto"/>
+          <w:p>
+            <w:pPr>
+              <w:keepNext/>
+              <w:kinsoku w:val="0"/>
+              <w:autoSpaceDE w:val="0"/>
+              <w:autoSpaceDN w:val="0"/>
+              <w:adjustRightInd w:val="0"/>
+              <w:snapToGrid w:val="0"/>
+              <w:spacing w:before="0" w:line="218" w:lineRule="auto" w:after="0"/>
               <w:jc w:val="left"/>
               <w:textAlignment w:val="baseline"/>
               <w:rPr>
@@ -2868,7 +3138,7 @@
       </w:tr>
       <w:tr>
         <w:trPr>
-          <w:trHeight w:val="482"/>
+          <w:cantSplit/>
         </w:trPr>
         <w:tc>
           <w:tcPr>
@@ -2889,12 +3159,13 @@
           </w:tcPr>
           <w:p>
             <w:pPr>
-              <w:kinsoku w:val="0"/>
-              <w:autoSpaceDE w:val="0"/>
-              <w:autoSpaceDN w:val="0"/>
-              <w:adjustRightInd w:val="0"/>
-              <w:snapToGrid w:val="0"/>
-              <w:spacing w:before="89" w:line="220" w:lineRule="auto"/>
+              <w:keepNext/>
+              <w:kinsoku w:val="0"/>
+              <w:autoSpaceDE w:val="0"/>
+              <w:autoSpaceDN w:val="0"/>
+              <w:adjustRightInd w:val="0"/>
+              <w:snapToGrid w:val="0"/>
+              <w:spacing w:before="0" w:line="220" w:lineRule="auto" w:after="0"/>
               <w:jc w:val="left"/>
               <w:textAlignment w:val="baseline"/>
               <w:rPr>
@@ -2951,12 +3222,13 @@
           </w:tcPr>
           <w:p>
             <w:pPr>
-              <w:kinsoku w:val="0"/>
-              <w:autoSpaceDE w:val="0"/>
-              <w:autoSpaceDN w:val="0"/>
-              <w:adjustRightInd w:val="0"/>
-              <w:snapToGrid w:val="0"/>
-              <w:spacing w:before="89" w:line="220" w:lineRule="auto"/>
+              <w:keepNext/>
+              <w:kinsoku w:val="0"/>
+              <w:autoSpaceDE w:val="0"/>
+              <w:autoSpaceDN w:val="0"/>
+              <w:adjustRightInd w:val="0"/>
+              <w:snapToGrid w:val="0"/>
+              <w:spacing w:before="0" w:line="220" w:lineRule="auto" w:after="0"/>
               <w:jc w:val="left"/>
               <w:textAlignment w:val="baseline"/>
               <w:rPr>
@@ -3013,12 +3285,13 @@
           </w:tcPr>
           <w:p>
             <w:pPr>
-              <w:kinsoku w:val="0"/>
-              <w:autoSpaceDE w:val="0"/>
-              <w:autoSpaceDN w:val="0"/>
-              <w:adjustRightInd w:val="0"/>
-              <w:snapToGrid w:val="0"/>
-              <w:spacing w:before="89" w:line="220" w:lineRule="auto"/>
+              <w:keepNext/>
+              <w:kinsoku w:val="0"/>
+              <w:autoSpaceDE w:val="0"/>
+              <w:autoSpaceDN w:val="0"/>
+              <w:adjustRightInd w:val="0"/>
+              <w:snapToGrid w:val="0"/>
+              <w:spacing w:before="0" w:line="220" w:lineRule="auto" w:after="0"/>
               <w:jc w:val="left"/>
               <w:textAlignment w:val="baseline"/>
               <w:rPr>
@@ -3075,12 +3348,13 @@
           </w:tcPr>
           <w:p>
             <w:pPr>
-              <w:kinsoku w:val="0"/>
-              <w:autoSpaceDE w:val="0"/>
-              <w:autoSpaceDN w:val="0"/>
-              <w:adjustRightInd w:val="0"/>
-              <w:snapToGrid w:val="0"/>
-              <w:spacing w:before="89" w:line="220" w:lineRule="auto"/>
+              <w:keepNext/>
+              <w:kinsoku w:val="0"/>
+              <w:autoSpaceDE w:val="0"/>
+              <w:autoSpaceDN w:val="0"/>
+              <w:adjustRightInd w:val="0"/>
+              <w:snapToGrid w:val="0"/>
+              <w:spacing w:before="0" w:line="220" w:lineRule="auto" w:after="0"/>
               <w:jc w:val="left"/>
               <w:textAlignment w:val="baseline"/>
               <w:rPr>
@@ -3137,12 +3411,13 @@
           </w:tcPr>
           <w:p>
             <w:pPr>
-              <w:kinsoku w:val="0"/>
-              <w:autoSpaceDE w:val="0"/>
-              <w:autoSpaceDN w:val="0"/>
-              <w:adjustRightInd w:val="0"/>
-              <w:snapToGrid w:val="0"/>
-              <w:spacing w:before="89" w:line="220" w:lineRule="auto"/>
+              <w:keepNext/>
+              <w:kinsoku w:val="0"/>
+              <w:autoSpaceDE w:val="0"/>
+              <w:autoSpaceDN w:val="0"/>
+              <w:adjustRightInd w:val="0"/>
+              <w:snapToGrid w:val="0"/>
+              <w:spacing w:before="0" w:line="220" w:lineRule="auto" w:after="0"/>
               <w:jc w:val="left"/>
               <w:textAlignment w:val="baseline"/>
               <w:rPr>
@@ -3183,7 +3458,7 @@
       </w:tr>
       <w:tr>
         <w:trPr>
-          <w:trHeight w:val="535"/>
+          <w:cantSplit/>
         </w:trPr>
         <w:tc>
           <w:tcPr>
@@ -3195,45 +3470,24 @@
               <w:bottom w:val="single" w:sz="4" w:space="0" w:color="000000"/>
               <w:right w:val="single" w:sz="4" w:space="0" w:color="000000"/>
             </w:tcBorders>
-            <w:shd w:val="clear" w:color="FFFFFF" w:fill="C0C0C0"/>
-            <w:tcMar>
-              <w:top w:w="0" w:type="dxa"/>
-              <w:left w:w="108" w:type="dxa"/>
-              <w:bottom w:w="0" w:type="dxa"/>
-              <w:right w:w="108" w:type="dxa"/>
-            </w:tcMar>
-          </w:tcPr>
-          <w:p>
-            <w:pPr>
-              <w:kinsoku w:val="0"/>
-              <w:autoSpaceDE w:val="0"/>
-              <w:autoSpaceDN w:val="0"/>
-              <w:adjustRightInd w:val="0"/>
-              <w:snapToGrid w:val="0"/>
-              <w:spacing w:before="63" w:line="218" w:lineRule="auto"/>
-              <w:ind w:left="756"/>
-              <w:jc w:val="left"/>
-              <w:textAlignment w:val="baseline"/>
-              <w:rPr>
-                <w:rFonts w:ascii="Calibri" w:eastAsia="宋体" w:hAnsi="Calibri" w:cs="Arial"/>
-                <w:szCs w:val="22"/>
-              </w:rPr>
-            </w:pPr>
-            <w:proofErr w:type="spellStart"/>
-            <w:r>
-              <w:rPr>
-                <w:rFonts w:ascii="宋体" w:hAnsi="宋体" w:cs="宋体"/>
-                <w:snapToGrid w:val="0"/>
-                <w:color w:val="000000"/>
-                <w:spacing w:val="9"/>
-                <w:kern w:val="0"/>
-                <w:sz w:val="20"/>
-                <w:szCs w:val="20"/>
-                <w:lang w:eastAsia="en-US"/>
-              </w:rPr>
-              <w:t>运动员</w:t>
-            </w:r>
-            <w:proofErr w:type="spellEnd"/>
+            <w:tcMar>
+              <w:top w:w="0" w:type="dxa"/>
+              <w:left w:w="108" w:type="dxa"/>
+              <w:bottom w:w="0" w:type="dxa"/>
+              <w:right w:w="108" w:type="dxa"/>
+            </w:tcMar>
+          </w:tcPr>
+          <w:p>
+            <w:pPr>
+              <w:keepNext/>
+              <w:spacing w:before="0" w:after="0"/>
+            </w:pPr>
+            <w:r>
+              <w:rPr>
+                <w:sz w:val="20"/>
+              </w:rPr>
+              <w:t>出生日期：</w:t>
+            </w:r>
           </w:p>
         </w:tc>
         <w:tc>
@@ -3246,45 +3500,24 @@
               <w:bottom w:val="single" w:sz="4" w:space="0" w:color="000000"/>
               <w:right w:val="single" w:sz="4" w:space="0" w:color="000000"/>
             </w:tcBorders>
-            <w:shd w:val="clear" w:color="FFFFFF" w:fill="CCCCCC"/>
-            <w:tcMar>
-              <w:top w:w="0" w:type="dxa"/>
-              <w:left w:w="108" w:type="dxa"/>
-              <w:bottom w:w="0" w:type="dxa"/>
-              <w:right w:w="108" w:type="dxa"/>
-            </w:tcMar>
-          </w:tcPr>
-          <w:p>
-            <w:pPr>
-              <w:kinsoku w:val="0"/>
-              <w:autoSpaceDE w:val="0"/>
-              <w:autoSpaceDN w:val="0"/>
-              <w:adjustRightInd w:val="0"/>
-              <w:snapToGrid w:val="0"/>
-              <w:spacing w:before="63" w:line="218" w:lineRule="auto"/>
-              <w:ind w:left="738"/>
-              <w:jc w:val="left"/>
-              <w:textAlignment w:val="baseline"/>
-              <w:rPr>
-                <w:rFonts w:ascii="Calibri" w:eastAsia="宋体" w:hAnsi="Calibri" w:cs="Arial"/>
-                <w:szCs w:val="22"/>
-              </w:rPr>
-            </w:pPr>
-            <w:proofErr w:type="spellStart"/>
-            <w:r>
-              <w:rPr>
-                <w:rFonts w:ascii="宋体" w:hAnsi="宋体" w:cs="宋体"/>
-                <w:snapToGrid w:val="0"/>
-                <w:color w:val="000000"/>
-                <w:spacing w:val="9"/>
-                <w:kern w:val="0"/>
-                <w:sz w:val="20"/>
-                <w:szCs w:val="20"/>
-                <w:lang w:eastAsia="en-US"/>
-              </w:rPr>
-              <w:t>运动员</w:t>
-            </w:r>
-            <w:proofErr w:type="spellEnd"/>
+            <w:tcMar>
+              <w:top w:w="0" w:type="dxa"/>
+              <w:left w:w="108" w:type="dxa"/>
+              <w:bottom w:w="0" w:type="dxa"/>
+              <w:right w:w="108" w:type="dxa"/>
+            </w:tcMar>
+          </w:tcPr>
+          <w:p>
+            <w:pPr>
+              <w:keepNext/>
+              <w:spacing w:before="0" w:after="0"/>
+            </w:pPr>
+            <w:r>
+              <w:rPr>
+                <w:sz w:val="20"/>
+              </w:rPr>
+              <w:t>出生日期：</w:t>
+            </w:r>
           </w:p>
         </w:tc>
         <w:tc>
@@ -3297,45 +3530,24 @@
               <w:bottom w:val="single" w:sz="4" w:space="0" w:color="000000"/>
               <w:right w:val="single" w:sz="4" w:space="0" w:color="000000"/>
             </w:tcBorders>
-            <w:shd w:val="clear" w:color="FFFFFF" w:fill="C0C0C0"/>
-            <w:tcMar>
-              <w:top w:w="0" w:type="dxa"/>
-              <w:left w:w="108" w:type="dxa"/>
-              <w:bottom w:w="0" w:type="dxa"/>
-              <w:right w:w="108" w:type="dxa"/>
-            </w:tcMar>
-          </w:tcPr>
-          <w:p>
-            <w:pPr>
-              <w:kinsoku w:val="0"/>
-              <w:autoSpaceDE w:val="0"/>
-              <w:autoSpaceDN w:val="0"/>
-              <w:adjustRightInd w:val="0"/>
-              <w:snapToGrid w:val="0"/>
-              <w:spacing w:before="63" w:line="218" w:lineRule="auto"/>
-              <w:ind w:left="756"/>
-              <w:jc w:val="left"/>
-              <w:textAlignment w:val="baseline"/>
-              <w:rPr>
-                <w:rFonts w:ascii="Calibri" w:eastAsia="宋体" w:hAnsi="Calibri" w:cs="Arial"/>
-                <w:szCs w:val="22"/>
-              </w:rPr>
-            </w:pPr>
-            <w:proofErr w:type="spellStart"/>
-            <w:r>
-              <w:rPr>
-                <w:rFonts w:ascii="宋体" w:hAnsi="宋体" w:cs="宋体"/>
-                <w:snapToGrid w:val="0"/>
-                <w:color w:val="000000"/>
-                <w:spacing w:val="9"/>
-                <w:kern w:val="0"/>
-                <w:sz w:val="20"/>
-                <w:szCs w:val="20"/>
-                <w:lang w:eastAsia="en-US"/>
-              </w:rPr>
-              <w:t>运动员</w:t>
-            </w:r>
-            <w:proofErr w:type="spellEnd"/>
+            <w:tcMar>
+              <w:top w:w="0" w:type="dxa"/>
+              <w:left w:w="108" w:type="dxa"/>
+              <w:bottom w:w="0" w:type="dxa"/>
+              <w:right w:w="108" w:type="dxa"/>
+            </w:tcMar>
+          </w:tcPr>
+          <w:p>
+            <w:pPr>
+              <w:keepNext/>
+              <w:spacing w:before="0" w:after="0"/>
+            </w:pPr>
+            <w:r>
+              <w:rPr>
+                <w:sz w:val="20"/>
+              </w:rPr>
+              <w:t>出生日期：</w:t>
+            </w:r>
           </w:p>
         </w:tc>
         <w:tc>
@@ -3348,45 +3560,24 @@
               <w:bottom w:val="single" w:sz="4" w:space="0" w:color="000000"/>
               <w:right w:val="single" w:sz="4" w:space="0" w:color="000000"/>
             </w:tcBorders>
-            <w:shd w:val="clear" w:color="FFFFFF" w:fill="CCCCCC"/>
-            <w:tcMar>
-              <w:top w:w="0" w:type="dxa"/>
-              <w:left w:w="108" w:type="dxa"/>
-              <w:bottom w:w="0" w:type="dxa"/>
-              <w:right w:w="108" w:type="dxa"/>
-            </w:tcMar>
-          </w:tcPr>
-          <w:p>
-            <w:pPr>
-              <w:kinsoku w:val="0"/>
-              <w:autoSpaceDE w:val="0"/>
-              <w:autoSpaceDN w:val="0"/>
-              <w:adjustRightInd w:val="0"/>
-              <w:snapToGrid w:val="0"/>
-              <w:spacing w:before="63" w:line="218" w:lineRule="auto"/>
-              <w:ind w:left="738"/>
-              <w:jc w:val="left"/>
-              <w:textAlignment w:val="baseline"/>
-              <w:rPr>
-                <w:rFonts w:ascii="Calibri" w:eastAsia="宋体" w:hAnsi="Calibri" w:cs="Arial"/>
-                <w:szCs w:val="22"/>
-              </w:rPr>
-            </w:pPr>
-            <w:proofErr w:type="spellStart"/>
-            <w:r>
-              <w:rPr>
-                <w:rFonts w:ascii="宋体" w:hAnsi="宋体" w:cs="宋体"/>
-                <w:snapToGrid w:val="0"/>
-                <w:color w:val="000000"/>
-                <w:spacing w:val="9"/>
-                <w:kern w:val="0"/>
-                <w:sz w:val="20"/>
-                <w:szCs w:val="20"/>
-                <w:lang w:eastAsia="en-US"/>
-              </w:rPr>
-              <w:t>运动员</w:t>
-            </w:r>
-            <w:proofErr w:type="spellEnd"/>
+            <w:tcMar>
+              <w:top w:w="0" w:type="dxa"/>
+              <w:left w:w="108" w:type="dxa"/>
+              <w:bottom w:w="0" w:type="dxa"/>
+              <w:right w:w="108" w:type="dxa"/>
+            </w:tcMar>
+          </w:tcPr>
+          <w:p>
+            <w:pPr>
+              <w:keepNext/>
+              <w:spacing w:before="0" w:after="0"/>
+            </w:pPr>
+            <w:r>
+              <w:rPr>
+                <w:sz w:val="20"/>
+              </w:rPr>
+              <w:t>出生日期：</w:t>
+            </w:r>
           </w:p>
         </w:tc>
         <w:tc>
@@ -3399,51 +3590,30 @@
               <w:bottom w:val="single" w:sz="4" w:space="0" w:color="000000"/>
               <w:right w:val="single" w:sz="4" w:space="0" w:color="000000"/>
             </w:tcBorders>
-            <w:shd w:val="clear" w:color="FFFFFF" w:fill="CCCCCC"/>
-            <w:tcMar>
-              <w:top w:w="0" w:type="dxa"/>
-              <w:left w:w="108" w:type="dxa"/>
-              <w:bottom w:w="0" w:type="dxa"/>
-              <w:right w:w="108" w:type="dxa"/>
-            </w:tcMar>
-          </w:tcPr>
-          <w:p>
-            <w:pPr>
-              <w:kinsoku w:val="0"/>
-              <w:autoSpaceDE w:val="0"/>
-              <w:autoSpaceDN w:val="0"/>
-              <w:adjustRightInd w:val="0"/>
-              <w:snapToGrid w:val="0"/>
-              <w:spacing w:before="63" w:line="218" w:lineRule="auto"/>
-              <w:ind w:left="738"/>
-              <w:jc w:val="left"/>
-              <w:textAlignment w:val="baseline"/>
-              <w:rPr>
-                <w:rFonts w:ascii="Calibri" w:eastAsia="宋体" w:hAnsi="Calibri" w:cs="Arial"/>
-                <w:szCs w:val="22"/>
-              </w:rPr>
-            </w:pPr>
-            <w:proofErr w:type="spellStart"/>
-            <w:r>
-              <w:rPr>
-                <w:rFonts w:ascii="宋体" w:hAnsi="宋体" w:cs="宋体"/>
-                <w:snapToGrid w:val="0"/>
-                <w:color w:val="000000"/>
-                <w:spacing w:val="9"/>
-                <w:kern w:val="0"/>
-                <w:sz w:val="20"/>
-                <w:szCs w:val="20"/>
-                <w:lang w:eastAsia="en-US"/>
-              </w:rPr>
-              <w:t>运动员</w:t>
-            </w:r>
-            <w:proofErr w:type="spellEnd"/>
+            <w:tcMar>
+              <w:top w:w="0" w:type="dxa"/>
+              <w:left w:w="108" w:type="dxa"/>
+              <w:bottom w:w="0" w:type="dxa"/>
+              <w:right w:w="108" w:type="dxa"/>
+            </w:tcMar>
+          </w:tcPr>
+          <w:p>
+            <w:pPr>
+              <w:keepNext/>
+              <w:spacing w:before="0" w:after="0"/>
+            </w:pPr>
+            <w:r>
+              <w:rPr>
+                <w:sz w:val="20"/>
+              </w:rPr>
+              <w:t>出生日期：</w:t>
+            </w:r>
           </w:p>
         </w:tc>
       </w:tr>
       <w:tr>
         <w:trPr>
-          <w:trHeight w:val="2988"/>
+          <w:cantSplit/>
         </w:trPr>
         <w:tc>
           <w:tcPr>
@@ -3464,18 +3634,33 @@
           </w:tcPr>
           <w:p>
             <w:pPr>
-              <w:kinsoku w:val="0"/>
-              <w:autoSpaceDE w:val="0"/>
-              <w:autoSpaceDN w:val="0"/>
-              <w:adjustRightInd w:val="0"/>
-              <w:snapToGrid w:val="0"/>
-              <w:jc w:val="left"/>
-              <w:textAlignment w:val="baseline"/>
-              <w:rPr>
-                <w:rFonts w:ascii="Calibri" w:eastAsia="宋体" w:hAnsi="Calibri" w:cs="Arial"/>
-                <w:szCs w:val="22"/>
-              </w:rPr>
-            </w:pPr>
+              <w:keepNext w:val="0"/>
+              <w:spacing w:before="0" w:after="0"/>
+            </w:pPr>
+            <w:r>
+              <w:rPr>
+                <w:sz w:val="20"/>
+              </w:rPr>
+              <w:t>位置：</w:t>
+            </w:r>
+            <w:sdt>
+              <w:sdtPr>
+                <w:tag w:val="sxf-position-90035"/>
+                <w:dropDownList>
+                  <w:listItem w:displayText="请选择" w:value="请选择"/>
+                  <w:listItem w:displayText="门将" w:value="门将"/>
+                  <w:listItem w:displayText="后卫" w:value="后卫"/>
+                  <w:listItem w:displayText="中场" w:value="中场"/>
+                  <w:listItem w:displayText="前锋" w:value="前锋"/>
+                  <w:listItem w:displayText="其他" w:value="其他"/>
+                </w:dropDownList>
+              </w:sdtPr>
+              <w:sdtContent>
+                <w:r>
+                  <w:t>请选择</w:t>
+                </w:r>
+              </w:sdtContent>
+            </w:sdt>
           </w:p>
         </w:tc>
         <w:tc>
@@ -3497,18 +3682,33 @@
           </w:tcPr>
           <w:p>
             <w:pPr>
-              <w:kinsoku w:val="0"/>
-              <w:autoSpaceDE w:val="0"/>
-              <w:autoSpaceDN w:val="0"/>
-              <w:adjustRightInd w:val="0"/>
-              <w:snapToGrid w:val="0"/>
-              <w:jc w:val="left"/>
-              <w:textAlignment w:val="baseline"/>
-              <w:rPr>
-                <w:rFonts w:ascii="Calibri" w:eastAsia="宋体" w:hAnsi="Calibri" w:cs="Arial"/>
-                <w:szCs w:val="22"/>
-              </w:rPr>
-            </w:pPr>
+              <w:keepNext w:val="0"/>
+              <w:spacing w:before="0" w:after="0"/>
+            </w:pPr>
+            <w:r>
+              <w:rPr>
+                <w:sz w:val="20"/>
+              </w:rPr>
+              <w:t>位置：</w:t>
+            </w:r>
+            <w:sdt>
+              <w:sdtPr>
+                <w:tag w:val="sxf-position-90036"/>
+                <w:dropDownList>
+                  <w:listItem w:displayText="请选择" w:value="请选择"/>
+                  <w:listItem w:displayText="门将" w:value="门将"/>
+                  <w:listItem w:displayText="后卫" w:value="后卫"/>
+                  <w:listItem w:displayText="中场" w:value="中场"/>
+                  <w:listItem w:displayText="前锋" w:value="前锋"/>
+                  <w:listItem w:displayText="其他" w:value="其他"/>
+                </w:dropDownList>
+              </w:sdtPr>
+              <w:sdtContent>
+                <w:r>
+                  <w:t>请选择</w:t>
+                </w:r>
+              </w:sdtContent>
+            </w:sdt>
           </w:p>
         </w:tc>
         <w:tc>
@@ -3530,18 +3730,33 @@
           </w:tcPr>
           <w:p>
             <w:pPr>
-              <w:kinsoku w:val="0"/>
-              <w:autoSpaceDE w:val="0"/>
-              <w:autoSpaceDN w:val="0"/>
-              <w:adjustRightInd w:val="0"/>
-              <w:snapToGrid w:val="0"/>
-              <w:jc w:val="left"/>
-              <w:textAlignment w:val="baseline"/>
-              <w:rPr>
-                <w:rFonts w:ascii="Calibri" w:eastAsia="宋体" w:hAnsi="Calibri" w:cs="Arial"/>
-                <w:szCs w:val="22"/>
-              </w:rPr>
-            </w:pPr>
+              <w:keepNext w:val="0"/>
+              <w:spacing w:before="0" w:after="0"/>
+            </w:pPr>
+            <w:r>
+              <w:rPr>
+                <w:sz w:val="20"/>
+              </w:rPr>
+              <w:t>位置：</w:t>
+            </w:r>
+            <w:sdt>
+              <w:sdtPr>
+                <w:tag w:val="sxf-position-90037"/>
+                <w:dropDownList>
+                  <w:listItem w:displayText="请选择" w:value="请选择"/>
+                  <w:listItem w:displayText="门将" w:value="门将"/>
+                  <w:listItem w:displayText="后卫" w:value="后卫"/>
+                  <w:listItem w:displayText="中场" w:value="中场"/>
+                  <w:listItem w:displayText="前锋" w:value="前锋"/>
+                  <w:listItem w:displayText="其他" w:value="其他"/>
+                </w:dropDownList>
+              </w:sdtPr>
+              <w:sdtContent>
+                <w:r>
+                  <w:t>请选择</w:t>
+                </w:r>
+              </w:sdtContent>
+            </w:sdt>
           </w:p>
         </w:tc>
         <w:tc>
@@ -3563,18 +3778,33 @@
           </w:tcPr>
           <w:p>
             <w:pPr>
-              <w:kinsoku w:val="0"/>
-              <w:autoSpaceDE w:val="0"/>
-              <w:autoSpaceDN w:val="0"/>
-              <w:adjustRightInd w:val="0"/>
-              <w:snapToGrid w:val="0"/>
-              <w:jc w:val="left"/>
-              <w:textAlignment w:val="baseline"/>
-              <w:rPr>
-                <w:rFonts w:ascii="Calibri" w:eastAsia="宋体" w:hAnsi="Calibri" w:cs="Arial"/>
-                <w:szCs w:val="22"/>
-              </w:rPr>
-            </w:pPr>
+              <w:keepNext w:val="0"/>
+              <w:spacing w:before="0" w:after="0"/>
+            </w:pPr>
+            <w:r>
+              <w:rPr>
+                <w:sz w:val="20"/>
+              </w:rPr>
+              <w:t>位置：</w:t>
+            </w:r>
+            <w:sdt>
+              <w:sdtPr>
+                <w:tag w:val="sxf-position-90038"/>
+                <w:dropDownList>
+                  <w:listItem w:displayText="请选择" w:value="请选择"/>
+                  <w:listItem w:displayText="门将" w:value="门将"/>
+                  <w:listItem w:displayText="后卫" w:value="后卫"/>
+                  <w:listItem w:displayText="中场" w:value="中场"/>
+                  <w:listItem w:displayText="前锋" w:value="前锋"/>
+                  <w:listItem w:displayText="其他" w:value="其他"/>
+                </w:dropDownList>
+              </w:sdtPr>
+              <w:sdtContent>
+                <w:r>
+                  <w:t>请选择</w:t>
+                </w:r>
+              </w:sdtContent>
+            </w:sdt>
           </w:p>
         </w:tc>
         <w:tc>
@@ -3596,24 +3826,39 @@
           </w:tcPr>
           <w:p>
             <w:pPr>
-              <w:kinsoku w:val="0"/>
-              <w:autoSpaceDE w:val="0"/>
-              <w:autoSpaceDN w:val="0"/>
-              <w:adjustRightInd w:val="0"/>
-              <w:snapToGrid w:val="0"/>
-              <w:jc w:val="left"/>
-              <w:textAlignment w:val="baseline"/>
-              <w:rPr>
-                <w:rFonts w:ascii="Calibri" w:eastAsia="宋体" w:hAnsi="Calibri" w:cs="Arial"/>
-                <w:szCs w:val="22"/>
-              </w:rPr>
-            </w:pPr>
+              <w:keepNext w:val="0"/>
+              <w:spacing w:before="0" w:after="0"/>
+            </w:pPr>
+            <w:r>
+              <w:rPr>
+                <w:sz w:val="20"/>
+              </w:rPr>
+              <w:t>位置：</w:t>
+            </w:r>
+            <w:sdt>
+              <w:sdtPr>
+                <w:tag w:val="sxf-position-90039"/>
+                <w:dropDownList>
+                  <w:listItem w:displayText="请选择" w:value="请选择"/>
+                  <w:listItem w:displayText="门将" w:value="门将"/>
+                  <w:listItem w:displayText="后卫" w:value="后卫"/>
+                  <w:listItem w:displayText="中场" w:value="中场"/>
+                  <w:listItem w:displayText="前锋" w:value="前锋"/>
+                  <w:listItem w:displayText="其他" w:value="其他"/>
+                </w:dropDownList>
+              </w:sdtPr>
+              <w:sdtContent>
+                <w:r>
+                  <w:t>请选择</w:t>
+                </w:r>
+              </w:sdtContent>
+            </w:sdt>
           </w:p>
         </w:tc>
       </w:tr>
       <w:tr>
         <w:trPr>
-          <w:trHeight w:val="529"/>
+          <w:cantSplit/>
         </w:trPr>
         <w:tc>
           <w:tcPr>
@@ -3625,25 +3870,28 @@
               <w:bottom w:val="single" w:sz="4" w:space="0" w:color="000000"/>
               <w:right w:val="single" w:sz="4" w:space="0" w:color="000000"/>
             </w:tcBorders>
-            <w:tcMar>
-              <w:top w:w="0" w:type="dxa"/>
-              <w:left w:w="108" w:type="dxa"/>
-              <w:bottom w:w="0" w:type="dxa"/>
-              <w:right w:w="108" w:type="dxa"/>
-            </w:tcMar>
-          </w:tcPr>
-          <w:p>
-            <w:pPr>
-              <w:kinsoku w:val="0"/>
-              <w:autoSpaceDE w:val="0"/>
-              <w:autoSpaceDN w:val="0"/>
-              <w:adjustRightInd w:val="0"/>
-              <w:snapToGrid w:val="0"/>
-              <w:spacing w:before="62" w:line="218" w:lineRule="auto"/>
-              <w:jc w:val="left"/>
-              <w:textAlignment w:val="baseline"/>
-              <w:rPr>
-                <w:rFonts w:ascii="Calibri" w:hAnsi="Calibri" w:cs="Arial"/>
+            <w:shd w:val="clear" w:color="FFFFFF" w:fill="C0C0C0"/>
+            <w:tcMar>
+              <w:top w:w="0" w:type="dxa"/>
+              <w:left w:w="108" w:type="dxa"/>
+              <w:bottom w:w="0" w:type="dxa"/>
+              <w:right w:w="108" w:type="dxa"/>
+            </w:tcMar>
+          </w:tcPr>
+          <w:p>
+            <w:pPr>
+              <w:keepNext/>
+              <w:kinsoku w:val="0"/>
+              <w:autoSpaceDE w:val="0"/>
+              <w:autoSpaceDN w:val="0"/>
+              <w:adjustRightInd w:val="0"/>
+              <w:snapToGrid w:val="0"/>
+              <w:spacing w:before="0" w:line="218" w:lineRule="auto" w:after="0"/>
+              <w:ind w:left="756"/>
+              <w:jc w:val="left"/>
+              <w:textAlignment w:val="baseline"/>
+              <w:rPr>
+                <w:rFonts w:ascii="Calibri" w:eastAsia="宋体" w:hAnsi="Calibri" w:cs="Arial"/>
                 <w:szCs w:val="22"/>
               </w:rPr>
             </w:pPr>
@@ -3653,26 +3901,15 @@
                 <w:rFonts w:ascii="宋体" w:hAnsi="宋体" w:cs="宋体"/>
                 <w:snapToGrid w:val="0"/>
                 <w:color w:val="000000"/>
-                <w:kern w:val="0"/>
-                <w:sz w:val="20"/>
-                <w:szCs w:val="20"/>
-                <w:lang w:eastAsia="en-US"/>
-              </w:rPr>
-              <w:t>姓名</w:t>
+                <w:spacing w:val="9"/>
+                <w:kern w:val="0"/>
+                <w:sz w:val="20"/>
+                <w:szCs w:val="20"/>
+                <w:lang w:eastAsia="en-US"/>
+              </w:rPr>
+              <w:t>运动员</w:t>
             </w:r>
             <w:proofErr w:type="spellEnd"/>
-            <w:r>
-              <w:rPr>
-                <w:rFonts w:ascii="宋体" w:hAnsi="宋体" w:cs="宋体"/>
-                <w:snapToGrid w:val="0"/>
-                <w:color w:val="000000"/>
-                <w:kern w:val="0"/>
-                <w:sz w:val="20"/>
-                <w:szCs w:val="20"/>
-                <w:lang w:eastAsia="en-US"/>
-              </w:rPr>
-              <w:t>：</w:t>
-            </w:r>
           </w:p>
         </w:tc>
         <w:tc>
@@ -3685,25 +3922,28 @@
               <w:bottom w:val="single" w:sz="4" w:space="0" w:color="000000"/>
               <w:right w:val="single" w:sz="4" w:space="0" w:color="000000"/>
             </w:tcBorders>
-            <w:tcMar>
-              <w:top w:w="0" w:type="dxa"/>
-              <w:left w:w="108" w:type="dxa"/>
-              <w:bottom w:w="0" w:type="dxa"/>
-              <w:right w:w="108" w:type="dxa"/>
-            </w:tcMar>
-          </w:tcPr>
-          <w:p>
-            <w:pPr>
-              <w:kinsoku w:val="0"/>
-              <w:autoSpaceDE w:val="0"/>
-              <w:autoSpaceDN w:val="0"/>
-              <w:adjustRightInd w:val="0"/>
-              <w:snapToGrid w:val="0"/>
-              <w:spacing w:before="62" w:line="218" w:lineRule="auto"/>
-              <w:jc w:val="left"/>
-              <w:textAlignment w:val="baseline"/>
-              <w:rPr>
-                <w:rFonts w:ascii="Calibri" w:hAnsi="Calibri" w:cs="Arial"/>
+            <w:shd w:val="clear" w:color="FFFFFF" w:fill="CCCCCC"/>
+            <w:tcMar>
+              <w:top w:w="0" w:type="dxa"/>
+              <w:left w:w="108" w:type="dxa"/>
+              <w:bottom w:w="0" w:type="dxa"/>
+              <w:right w:w="108" w:type="dxa"/>
+            </w:tcMar>
+          </w:tcPr>
+          <w:p>
+            <w:pPr>
+              <w:keepNext/>
+              <w:kinsoku w:val="0"/>
+              <w:autoSpaceDE w:val="0"/>
+              <w:autoSpaceDN w:val="0"/>
+              <w:adjustRightInd w:val="0"/>
+              <w:snapToGrid w:val="0"/>
+              <w:spacing w:before="0" w:line="218" w:lineRule="auto" w:after="0"/>
+              <w:ind w:left="738"/>
+              <w:jc w:val="left"/>
+              <w:textAlignment w:val="baseline"/>
+              <w:rPr>
+                <w:rFonts w:ascii="Calibri" w:eastAsia="宋体" w:hAnsi="Calibri" w:cs="Arial"/>
                 <w:szCs w:val="22"/>
               </w:rPr>
             </w:pPr>
@@ -3713,26 +3953,15 @@
                 <w:rFonts w:ascii="宋体" w:hAnsi="宋体" w:cs="宋体"/>
                 <w:snapToGrid w:val="0"/>
                 <w:color w:val="000000"/>
-                <w:kern w:val="0"/>
-                <w:sz w:val="20"/>
-                <w:szCs w:val="20"/>
-                <w:lang w:eastAsia="en-US"/>
-              </w:rPr>
-              <w:t>姓名</w:t>
+                <w:spacing w:val="9"/>
+                <w:kern w:val="0"/>
+                <w:sz w:val="20"/>
+                <w:szCs w:val="20"/>
+                <w:lang w:eastAsia="en-US"/>
+              </w:rPr>
+              <w:t>运动员</w:t>
             </w:r>
             <w:proofErr w:type="spellEnd"/>
-            <w:r>
-              <w:rPr>
-                <w:rFonts w:ascii="宋体" w:hAnsi="宋体" w:cs="宋体"/>
-                <w:snapToGrid w:val="0"/>
-                <w:color w:val="000000"/>
-                <w:kern w:val="0"/>
-                <w:sz w:val="20"/>
-                <w:szCs w:val="20"/>
-                <w:lang w:eastAsia="en-US"/>
-              </w:rPr>
-              <w:t>：</w:t>
-            </w:r>
           </w:p>
         </w:tc>
         <w:tc>
@@ -3745,25 +3974,28 @@
               <w:bottom w:val="single" w:sz="4" w:space="0" w:color="000000"/>
               <w:right w:val="single" w:sz="4" w:space="0" w:color="000000"/>
             </w:tcBorders>
-            <w:tcMar>
-              <w:top w:w="0" w:type="dxa"/>
-              <w:left w:w="108" w:type="dxa"/>
-              <w:bottom w:w="0" w:type="dxa"/>
-              <w:right w:w="108" w:type="dxa"/>
-            </w:tcMar>
-          </w:tcPr>
-          <w:p>
-            <w:pPr>
-              <w:kinsoku w:val="0"/>
-              <w:autoSpaceDE w:val="0"/>
-              <w:autoSpaceDN w:val="0"/>
-              <w:adjustRightInd w:val="0"/>
-              <w:snapToGrid w:val="0"/>
-              <w:spacing w:before="62" w:line="218" w:lineRule="auto"/>
-              <w:jc w:val="left"/>
-              <w:textAlignment w:val="baseline"/>
-              <w:rPr>
-                <w:rFonts w:ascii="Calibri" w:hAnsi="Calibri" w:cs="Arial"/>
+            <w:shd w:val="clear" w:color="FFFFFF" w:fill="C0C0C0"/>
+            <w:tcMar>
+              <w:top w:w="0" w:type="dxa"/>
+              <w:left w:w="108" w:type="dxa"/>
+              <w:bottom w:w="0" w:type="dxa"/>
+              <w:right w:w="108" w:type="dxa"/>
+            </w:tcMar>
+          </w:tcPr>
+          <w:p>
+            <w:pPr>
+              <w:keepNext/>
+              <w:kinsoku w:val="0"/>
+              <w:autoSpaceDE w:val="0"/>
+              <w:autoSpaceDN w:val="0"/>
+              <w:adjustRightInd w:val="0"/>
+              <w:snapToGrid w:val="0"/>
+              <w:spacing w:before="0" w:line="218" w:lineRule="auto" w:after="0"/>
+              <w:ind w:left="756"/>
+              <w:jc w:val="left"/>
+              <w:textAlignment w:val="baseline"/>
+              <w:rPr>
+                <w:rFonts w:ascii="Calibri" w:eastAsia="宋体" w:hAnsi="Calibri" w:cs="Arial"/>
                 <w:szCs w:val="22"/>
               </w:rPr>
             </w:pPr>
@@ -3773,26 +4005,15 @@
                 <w:rFonts w:ascii="宋体" w:hAnsi="宋体" w:cs="宋体"/>
                 <w:snapToGrid w:val="0"/>
                 <w:color w:val="000000"/>
-                <w:kern w:val="0"/>
-                <w:sz w:val="20"/>
-                <w:szCs w:val="20"/>
-                <w:lang w:eastAsia="en-US"/>
-              </w:rPr>
-              <w:t>姓名</w:t>
+                <w:spacing w:val="9"/>
+                <w:kern w:val="0"/>
+                <w:sz w:val="20"/>
+                <w:szCs w:val="20"/>
+                <w:lang w:eastAsia="en-US"/>
+              </w:rPr>
+              <w:t>运动员</w:t>
             </w:r>
             <w:proofErr w:type="spellEnd"/>
-            <w:r>
-              <w:rPr>
-                <w:rFonts w:ascii="宋体" w:hAnsi="宋体" w:cs="宋体"/>
-                <w:snapToGrid w:val="0"/>
-                <w:color w:val="000000"/>
-                <w:kern w:val="0"/>
-                <w:sz w:val="20"/>
-                <w:szCs w:val="20"/>
-                <w:lang w:eastAsia="en-US"/>
-              </w:rPr>
-              <w:t>：</w:t>
-            </w:r>
           </w:p>
         </w:tc>
         <w:tc>
@@ -3805,25 +4026,28 @@
               <w:bottom w:val="single" w:sz="4" w:space="0" w:color="000000"/>
               <w:right w:val="single" w:sz="4" w:space="0" w:color="000000"/>
             </w:tcBorders>
-            <w:tcMar>
-              <w:top w:w="0" w:type="dxa"/>
-              <w:left w:w="108" w:type="dxa"/>
-              <w:bottom w:w="0" w:type="dxa"/>
-              <w:right w:w="108" w:type="dxa"/>
-            </w:tcMar>
-          </w:tcPr>
-          <w:p>
-            <w:pPr>
-              <w:kinsoku w:val="0"/>
-              <w:autoSpaceDE w:val="0"/>
-              <w:autoSpaceDN w:val="0"/>
-              <w:adjustRightInd w:val="0"/>
-              <w:snapToGrid w:val="0"/>
-              <w:spacing w:before="62" w:line="218" w:lineRule="auto"/>
-              <w:jc w:val="left"/>
-              <w:textAlignment w:val="baseline"/>
-              <w:rPr>
-                <w:rFonts w:ascii="Calibri" w:hAnsi="Calibri" w:cs="Arial"/>
+            <w:shd w:val="clear" w:color="FFFFFF" w:fill="CCCCCC"/>
+            <w:tcMar>
+              <w:top w:w="0" w:type="dxa"/>
+              <w:left w:w="108" w:type="dxa"/>
+              <w:bottom w:w="0" w:type="dxa"/>
+              <w:right w:w="108" w:type="dxa"/>
+            </w:tcMar>
+          </w:tcPr>
+          <w:p>
+            <w:pPr>
+              <w:keepNext/>
+              <w:kinsoku w:val="0"/>
+              <w:autoSpaceDE w:val="0"/>
+              <w:autoSpaceDN w:val="0"/>
+              <w:adjustRightInd w:val="0"/>
+              <w:snapToGrid w:val="0"/>
+              <w:spacing w:before="0" w:line="218" w:lineRule="auto" w:after="0"/>
+              <w:ind w:left="738"/>
+              <w:jc w:val="left"/>
+              <w:textAlignment w:val="baseline"/>
+              <w:rPr>
+                <w:rFonts w:ascii="Calibri" w:eastAsia="宋体" w:hAnsi="Calibri" w:cs="Arial"/>
                 <w:szCs w:val="22"/>
               </w:rPr>
             </w:pPr>
@@ -3833,26 +4057,15 @@
                 <w:rFonts w:ascii="宋体" w:hAnsi="宋体" w:cs="宋体"/>
                 <w:snapToGrid w:val="0"/>
                 <w:color w:val="000000"/>
-                <w:kern w:val="0"/>
-                <w:sz w:val="20"/>
-                <w:szCs w:val="20"/>
-                <w:lang w:eastAsia="en-US"/>
-              </w:rPr>
-              <w:t>姓名</w:t>
+                <w:spacing w:val="9"/>
+                <w:kern w:val="0"/>
+                <w:sz w:val="20"/>
+                <w:szCs w:val="20"/>
+                <w:lang w:eastAsia="en-US"/>
+              </w:rPr>
+              <w:t>运动员</w:t>
             </w:r>
             <w:proofErr w:type="spellEnd"/>
-            <w:r>
-              <w:rPr>
-                <w:rFonts w:ascii="宋体" w:hAnsi="宋体" w:cs="宋体"/>
-                <w:snapToGrid w:val="0"/>
-                <w:color w:val="000000"/>
-                <w:kern w:val="0"/>
-                <w:sz w:val="20"/>
-                <w:szCs w:val="20"/>
-                <w:lang w:eastAsia="en-US"/>
-              </w:rPr>
-              <w:t>：</w:t>
-            </w:r>
           </w:p>
         </w:tc>
         <w:tc>
@@ -3865,26 +4078,28 @@
               <w:bottom w:val="single" w:sz="4" w:space="0" w:color="000000"/>
               <w:right w:val="single" w:sz="4" w:space="0" w:color="000000"/>
             </w:tcBorders>
-            <w:tcMar>
-              <w:top w:w="0" w:type="dxa"/>
-              <w:left w:w="108" w:type="dxa"/>
-              <w:bottom w:w="0" w:type="dxa"/>
-              <w:right w:w="108" w:type="dxa"/>
-            </w:tcMar>
-          </w:tcPr>
-          <w:p>
-            <w:pPr>
-              <w:kinsoku w:val="0"/>
-              <w:autoSpaceDE w:val="0"/>
-              <w:autoSpaceDN w:val="0"/>
-              <w:adjustRightInd w:val="0"/>
-              <w:snapToGrid w:val="0"/>
-              <w:spacing w:before="62" w:line="218" w:lineRule="auto"/>
-              <w:ind w:left="128"/>
-              <w:jc w:val="left"/>
-              <w:textAlignment w:val="baseline"/>
-              <w:rPr>
-                <w:rFonts w:ascii="Calibri" w:hAnsi="Calibri" w:cs="Arial"/>
+            <w:shd w:val="clear" w:color="FFFFFF" w:fill="CCCCCC"/>
+            <w:tcMar>
+              <w:top w:w="0" w:type="dxa"/>
+              <w:left w:w="108" w:type="dxa"/>
+              <w:bottom w:w="0" w:type="dxa"/>
+              <w:right w:w="108" w:type="dxa"/>
+            </w:tcMar>
+          </w:tcPr>
+          <w:p>
+            <w:pPr>
+              <w:keepNext/>
+              <w:kinsoku w:val="0"/>
+              <w:autoSpaceDE w:val="0"/>
+              <w:autoSpaceDN w:val="0"/>
+              <w:adjustRightInd w:val="0"/>
+              <w:snapToGrid w:val="0"/>
+              <w:spacing w:before="0" w:line="218" w:lineRule="auto" w:after="0"/>
+              <w:ind w:left="738"/>
+              <w:jc w:val="left"/>
+              <w:textAlignment w:val="baseline"/>
+              <w:rPr>
+                <w:rFonts w:ascii="Calibri" w:eastAsia="宋体" w:hAnsi="Calibri" w:cs="Arial"/>
                 <w:szCs w:val="22"/>
               </w:rPr>
             </w:pPr>
@@ -3894,32 +4109,21 @@
                 <w:rFonts w:ascii="宋体" w:hAnsi="宋体" w:cs="宋体"/>
                 <w:snapToGrid w:val="0"/>
                 <w:color w:val="000000"/>
-                <w:kern w:val="0"/>
-                <w:sz w:val="20"/>
-                <w:szCs w:val="20"/>
-                <w:lang w:eastAsia="en-US"/>
-              </w:rPr>
-              <w:t>姓名</w:t>
+                <w:spacing w:val="9"/>
+                <w:kern w:val="0"/>
+                <w:sz w:val="20"/>
+                <w:szCs w:val="20"/>
+                <w:lang w:eastAsia="en-US"/>
+              </w:rPr>
+              <w:t>运动员</w:t>
             </w:r>
             <w:proofErr w:type="spellEnd"/>
-            <w:r>
-              <w:rPr>
-                <w:rFonts w:ascii="宋体" w:hAnsi="宋体" w:cs="宋体"/>
-                <w:snapToGrid w:val="0"/>
-                <w:color w:val="000000"/>
-                <w:kern w:val="0"/>
-                <w:sz w:val="20"/>
-                <w:szCs w:val="20"/>
-                <w:lang w:eastAsia="en-US"/>
-              </w:rPr>
-              <w:t>：</w:t>
-            </w:r>
           </w:p>
         </w:tc>
       </w:tr>
       <w:tr>
         <w:trPr>
-          <w:trHeight w:val="629"/>
+          <w:cantSplit/>
         </w:trPr>
         <w:tc>
           <w:tcPr>
@@ -3940,12 +4144,699 @@
           </w:tcPr>
           <w:p>
             <w:pPr>
-              <w:kinsoku w:val="0"/>
-              <w:autoSpaceDE w:val="0"/>
-              <w:autoSpaceDN w:val="0"/>
-              <w:adjustRightInd w:val="0"/>
-              <w:snapToGrid w:val="0"/>
-              <w:spacing w:before="62" w:line="218" w:lineRule="auto"/>
+              <w:keepNext/>
+              <w:spacing w:after="0" w:before="0"/>
+            </w:pPr>
+            <w:r>
+              <w:rPr>
+                <w:sz w:val="20"/>
+              </w:rPr>
+            </w:r>
+            <w:sdt>
+              <w:sdtPr>
+                <w:alias w:val="选择照片"/>
+                <w:tag w:val="sxf-photo-2-0"/>
+                <w:id w:val="90020"/>
+                <w:picture/>
+                <w:showingPlcHdr/>
+              </w:sdtPr>
+              <w:sdtContent>
+                <w:r>
+                  <w:drawing>
+                    <wp:inline xmlns:a="http://schemas.openxmlformats.org/drawingml/2006/main" xmlns:pic="http://schemas.openxmlformats.org/drawingml/2006/picture">
+                      <wp:extent cx="864000" cy="1036800"/>
+                      <wp:docPr id="11" name="Picture 11"/>
+                      <wp:cNvGraphicFramePr>
+                        <a:graphicFrameLocks noChangeAspect="1"/>
+                      </wp:cNvGraphicFramePr>
+                      <a:graphic>
+                        <a:graphicData uri="http://schemas.openxmlformats.org/drawingml/2006/picture">
+                          <pic:pic>
+                            <pic:nvPicPr>
+                              <pic:cNvPr id="0" name="image.png"/>
+                              <pic:cNvPicPr/>
+                            </pic:nvPicPr>
+                            <pic:blipFill>
+                              <a:blip r:embed="rId10"/>
+                              <a:stretch>
+                                <a:fillRect/>
+                              </a:stretch>
+                            </pic:blipFill>
+                            <pic:spPr>
+                              <a:xfrm>
+                                <a:off x="0" y="0"/>
+                                <a:ext cx="864000" cy="1036800"/>
+                              </a:xfrm>
+                              <a:prstGeom prst="rect"/>
+                            </pic:spPr>
+                          </pic:pic>
+                        </a:graphicData>
+                      </a:graphic>
+                    </wp:inline>
+                  </w:drawing>
+                </w:r>
+              </w:sdtContent>
+            </w:sdt>
+          </w:p>
+        </w:tc>
+        <w:tc>
+          <w:tcPr>
+            <w:tcW w:w="2195" w:type="dxa"/>
+            <w:gridSpan w:val="3"/>
+            <w:tcBorders>
+              <w:top w:val="single" w:sz="4" w:space="0" w:color="000000"/>
+              <w:left w:val="single" w:sz="4" w:space="0" w:color="000000"/>
+              <w:bottom w:val="single" w:sz="4" w:space="0" w:color="000000"/>
+              <w:right w:val="single" w:sz="4" w:space="0" w:color="000000"/>
+            </w:tcBorders>
+            <w:tcMar>
+              <w:top w:w="0" w:type="dxa"/>
+              <w:left w:w="108" w:type="dxa"/>
+              <w:bottom w:w="0" w:type="dxa"/>
+              <w:right w:w="108" w:type="dxa"/>
+            </w:tcMar>
+          </w:tcPr>
+          <w:p>
+            <w:pPr>
+              <w:keepNext/>
+              <w:spacing w:after="0" w:before="0"/>
+            </w:pPr>
+            <w:r>
+              <w:rPr>
+                <w:sz w:val="20"/>
+              </w:rPr>
+            </w:r>
+            <w:sdt>
+              <w:sdtPr>
+                <w:alias w:val="选择照片"/>
+                <w:tag w:val="sxf-photo-2-1"/>
+                <w:id w:val="90021"/>
+                <w:picture/>
+                <w:showingPlcHdr/>
+              </w:sdtPr>
+              <w:sdtContent>
+                <w:r>
+                  <w:drawing>
+                    <wp:inline xmlns:a="http://schemas.openxmlformats.org/drawingml/2006/main" xmlns:pic="http://schemas.openxmlformats.org/drawingml/2006/picture">
+                      <wp:extent cx="864000" cy="1036800"/>
+                      <wp:docPr id="12" name="Picture 12"/>
+                      <wp:cNvGraphicFramePr>
+                        <a:graphicFrameLocks noChangeAspect="1"/>
+                      </wp:cNvGraphicFramePr>
+                      <a:graphic>
+                        <a:graphicData uri="http://schemas.openxmlformats.org/drawingml/2006/picture">
+                          <pic:pic>
+                            <pic:nvPicPr>
+                              <pic:cNvPr id="0" name="image.png"/>
+                              <pic:cNvPicPr/>
+                            </pic:nvPicPr>
+                            <pic:blipFill>
+                              <a:blip r:embed="rId10"/>
+                              <a:stretch>
+                                <a:fillRect/>
+                              </a:stretch>
+                            </pic:blipFill>
+                            <pic:spPr>
+                              <a:xfrm>
+                                <a:off x="0" y="0"/>
+                                <a:ext cx="864000" cy="1036800"/>
+                              </a:xfrm>
+                              <a:prstGeom prst="rect"/>
+                            </pic:spPr>
+                          </pic:pic>
+                        </a:graphicData>
+                      </a:graphic>
+                    </wp:inline>
+                  </w:drawing>
+                </w:r>
+              </w:sdtContent>
+            </w:sdt>
+          </w:p>
+        </w:tc>
+        <w:tc>
+          <w:tcPr>
+            <w:tcW w:w="2167" w:type="dxa"/>
+            <w:gridSpan w:val="3"/>
+            <w:tcBorders>
+              <w:top w:val="single" w:sz="4" w:space="0" w:color="000000"/>
+              <w:left w:val="single" w:sz="4" w:space="0" w:color="000000"/>
+              <w:bottom w:val="single" w:sz="4" w:space="0" w:color="000000"/>
+              <w:right w:val="single" w:sz="4" w:space="0" w:color="000000"/>
+            </w:tcBorders>
+            <w:tcMar>
+              <w:top w:w="0" w:type="dxa"/>
+              <w:left w:w="108" w:type="dxa"/>
+              <w:bottom w:w="0" w:type="dxa"/>
+              <w:right w:w="108" w:type="dxa"/>
+            </w:tcMar>
+          </w:tcPr>
+          <w:p>
+            <w:pPr>
+              <w:keepNext/>
+              <w:spacing w:after="0" w:before="0"/>
+            </w:pPr>
+            <w:r>
+              <w:rPr>
+                <w:sz w:val="20"/>
+              </w:rPr>
+            </w:r>
+            <w:sdt>
+              <w:sdtPr>
+                <w:alias w:val="选择照片"/>
+                <w:tag w:val="sxf-photo-2-2"/>
+                <w:id w:val="90022"/>
+                <w:picture/>
+                <w:showingPlcHdr/>
+              </w:sdtPr>
+              <w:sdtContent>
+                <w:r>
+                  <w:drawing>
+                    <wp:inline xmlns:a="http://schemas.openxmlformats.org/drawingml/2006/main" xmlns:pic="http://schemas.openxmlformats.org/drawingml/2006/picture">
+                      <wp:extent cx="864000" cy="1036800"/>
+                      <wp:docPr id="13" name="Picture 13"/>
+                      <wp:cNvGraphicFramePr>
+                        <a:graphicFrameLocks noChangeAspect="1"/>
+                      </wp:cNvGraphicFramePr>
+                      <a:graphic>
+                        <a:graphicData uri="http://schemas.openxmlformats.org/drawingml/2006/picture">
+                          <pic:pic>
+                            <pic:nvPicPr>
+                              <pic:cNvPr id="0" name="image.png"/>
+                              <pic:cNvPicPr/>
+                            </pic:nvPicPr>
+                            <pic:blipFill>
+                              <a:blip r:embed="rId10"/>
+                              <a:stretch>
+                                <a:fillRect/>
+                              </a:stretch>
+                            </pic:blipFill>
+                            <pic:spPr>
+                              <a:xfrm>
+                                <a:off x="0" y="0"/>
+                                <a:ext cx="864000" cy="1036800"/>
+                              </a:xfrm>
+                              <a:prstGeom prst="rect"/>
+                            </pic:spPr>
+                          </pic:pic>
+                        </a:graphicData>
+                      </a:graphic>
+                    </wp:inline>
+                  </w:drawing>
+                </w:r>
+              </w:sdtContent>
+            </w:sdt>
+          </w:p>
+        </w:tc>
+        <w:tc>
+          <w:tcPr>
+            <w:tcW w:w="2175" w:type="dxa"/>
+            <w:gridSpan w:val="3"/>
+            <w:tcBorders>
+              <w:top w:val="single" w:sz="4" w:space="0" w:color="000000"/>
+              <w:left w:val="single" w:sz="4" w:space="0" w:color="000000"/>
+              <w:bottom w:val="single" w:sz="4" w:space="0" w:color="000000"/>
+              <w:right w:val="single" w:sz="4" w:space="0" w:color="000000"/>
+            </w:tcBorders>
+            <w:tcMar>
+              <w:top w:w="0" w:type="dxa"/>
+              <w:left w:w="108" w:type="dxa"/>
+              <w:bottom w:w="0" w:type="dxa"/>
+              <w:right w:w="108" w:type="dxa"/>
+            </w:tcMar>
+          </w:tcPr>
+          <w:p>
+            <w:pPr>
+              <w:keepNext/>
+              <w:spacing w:after="0" w:before="0"/>
+            </w:pPr>
+            <w:r>
+              <w:rPr>
+                <w:sz w:val="20"/>
+              </w:rPr>
+            </w:r>
+            <w:sdt>
+              <w:sdtPr>
+                <w:alias w:val="选择照片"/>
+                <w:tag w:val="sxf-photo-2-3"/>
+                <w:id w:val="90023"/>
+                <w:picture/>
+                <w:showingPlcHdr/>
+              </w:sdtPr>
+              <w:sdtContent>
+                <w:r>
+                  <w:drawing>
+                    <wp:inline xmlns:a="http://schemas.openxmlformats.org/drawingml/2006/main" xmlns:pic="http://schemas.openxmlformats.org/drawingml/2006/picture">
+                      <wp:extent cx="864000" cy="1036800"/>
+                      <wp:docPr id="14" name="Picture 14"/>
+                      <wp:cNvGraphicFramePr>
+                        <a:graphicFrameLocks noChangeAspect="1"/>
+                      </wp:cNvGraphicFramePr>
+                      <a:graphic>
+                        <a:graphicData uri="http://schemas.openxmlformats.org/drawingml/2006/picture">
+                          <pic:pic>
+                            <pic:nvPicPr>
+                              <pic:cNvPr id="0" name="image.png"/>
+                              <pic:cNvPicPr/>
+                            </pic:nvPicPr>
+                            <pic:blipFill>
+                              <a:blip r:embed="rId10"/>
+                              <a:stretch>
+                                <a:fillRect/>
+                              </a:stretch>
+                            </pic:blipFill>
+                            <pic:spPr>
+                              <a:xfrm>
+                                <a:off x="0" y="0"/>
+                                <a:ext cx="864000" cy="1036800"/>
+                              </a:xfrm>
+                              <a:prstGeom prst="rect"/>
+                            </pic:spPr>
+                          </pic:pic>
+                        </a:graphicData>
+                      </a:graphic>
+                    </wp:inline>
+                  </w:drawing>
+                </w:r>
+              </w:sdtContent>
+            </w:sdt>
+          </w:p>
+        </w:tc>
+        <w:tc>
+          <w:tcPr>
+            <w:tcW w:w="2149" w:type="dxa"/>
+            <w:gridSpan w:val="3"/>
+            <w:tcBorders>
+              <w:top w:val="single" w:sz="4" w:space="0" w:color="000000"/>
+              <w:left w:val="single" w:sz="4" w:space="0" w:color="000000"/>
+              <w:bottom w:val="single" w:sz="4" w:space="0" w:color="000000"/>
+              <w:right w:val="single" w:sz="4" w:space="0" w:color="000000"/>
+            </w:tcBorders>
+            <w:tcMar>
+              <w:top w:w="0" w:type="dxa"/>
+              <w:left w:w="108" w:type="dxa"/>
+              <w:bottom w:w="0" w:type="dxa"/>
+              <w:right w:w="108" w:type="dxa"/>
+            </w:tcMar>
+          </w:tcPr>
+          <w:p>
+            <w:pPr>
+              <w:keepNext/>
+              <w:spacing w:after="0" w:before="0"/>
+            </w:pPr>
+            <w:r>
+              <w:rPr>
+                <w:sz w:val="20"/>
+              </w:rPr>
+            </w:r>
+            <w:sdt>
+              <w:sdtPr>
+                <w:alias w:val="选择照片"/>
+                <w:tag w:val="sxf-photo-2-4"/>
+                <w:id w:val="90024"/>
+                <w:picture/>
+                <w:showingPlcHdr/>
+              </w:sdtPr>
+              <w:sdtContent>
+                <w:r>
+                  <w:drawing>
+                    <wp:inline xmlns:a="http://schemas.openxmlformats.org/drawingml/2006/main" xmlns:pic="http://schemas.openxmlformats.org/drawingml/2006/picture">
+                      <wp:extent cx="864000" cy="1036800"/>
+                      <wp:docPr id="15" name="Picture 15"/>
+                      <wp:cNvGraphicFramePr>
+                        <a:graphicFrameLocks noChangeAspect="1"/>
+                      </wp:cNvGraphicFramePr>
+                      <a:graphic>
+                        <a:graphicData uri="http://schemas.openxmlformats.org/drawingml/2006/picture">
+                          <pic:pic>
+                            <pic:nvPicPr>
+                              <pic:cNvPr id="0" name="image.png"/>
+                              <pic:cNvPicPr/>
+                            </pic:nvPicPr>
+                            <pic:blipFill>
+                              <a:blip r:embed="rId10"/>
+                              <a:stretch>
+                                <a:fillRect/>
+                              </a:stretch>
+                            </pic:blipFill>
+                            <pic:spPr>
+                              <a:xfrm>
+                                <a:off x="0" y="0"/>
+                                <a:ext cx="864000" cy="1036800"/>
+                              </a:xfrm>
+                              <a:prstGeom prst="rect"/>
+                            </pic:spPr>
+                          </pic:pic>
+                        </a:graphicData>
+                      </a:graphic>
+                    </wp:inline>
+                  </w:drawing>
+                </w:r>
+              </w:sdtContent>
+            </w:sdt>
+          </w:p>
+        </w:tc>
+      </w:tr>
+      <w:tr>
+        <w:trPr>
+          <w:cantSplit/>
+        </w:trPr>
+        <w:tc>
+          <w:tcPr>
+            <w:tcW w:w="2165" w:type="dxa"/>
+            <w:gridSpan w:val="2"/>
+            <w:tcBorders>
+              <w:top w:val="single" w:sz="4" w:space="0" w:color="000000"/>
+              <w:left w:val="single" w:sz="4" w:space="0" w:color="000000"/>
+              <w:bottom w:val="single" w:sz="4" w:space="0" w:color="000000"/>
+              <w:right w:val="single" w:sz="4" w:space="0" w:color="000000"/>
+            </w:tcBorders>
+            <w:tcMar>
+              <w:top w:w="0" w:type="dxa"/>
+              <w:left w:w="108" w:type="dxa"/>
+              <w:bottom w:w="0" w:type="dxa"/>
+              <w:right w:w="108" w:type="dxa"/>
+            </w:tcMar>
+          </w:tcPr>
+          <w:p>
+            <w:pPr>
+              <w:keepNext/>
+              <w:kinsoku w:val="0"/>
+              <w:autoSpaceDE w:val="0"/>
+              <w:autoSpaceDN w:val="0"/>
+              <w:adjustRightInd w:val="0"/>
+              <w:snapToGrid w:val="0"/>
+              <w:spacing w:before="0" w:line="218" w:lineRule="auto" w:after="0"/>
+              <w:jc w:val="left"/>
+              <w:textAlignment w:val="baseline"/>
+              <w:rPr>
+                <w:rFonts w:ascii="Calibri" w:hAnsi="Calibri" w:cs="Arial"/>
+                <w:szCs w:val="22"/>
+              </w:rPr>
+            </w:pPr>
+            <w:proofErr w:type="spellStart"/>
+            <w:r>
+              <w:rPr>
+                <w:rFonts w:ascii="宋体" w:hAnsi="宋体" w:cs="宋体"/>
+                <w:snapToGrid w:val="0"/>
+                <w:color w:val="000000"/>
+                <w:kern w:val="0"/>
+                <w:sz w:val="20"/>
+                <w:szCs w:val="20"/>
+                <w:lang w:eastAsia="en-US"/>
+              </w:rPr>
+              <w:t>姓名</w:t>
+            </w:r>
+            <w:proofErr w:type="spellEnd"/>
+            <w:r>
+              <w:rPr>
+                <w:rFonts w:ascii="宋体" w:hAnsi="宋体" w:cs="宋体"/>
+                <w:snapToGrid w:val="0"/>
+                <w:color w:val="000000"/>
+                <w:kern w:val="0"/>
+                <w:sz w:val="20"/>
+                <w:szCs w:val="20"/>
+                <w:lang w:eastAsia="en-US"/>
+              </w:rPr>
+              <w:t>：</w:t>
+            </w:r>
+          </w:p>
+        </w:tc>
+        <w:tc>
+          <w:tcPr>
+            <w:tcW w:w="2195" w:type="dxa"/>
+            <w:gridSpan w:val="3"/>
+            <w:tcBorders>
+              <w:top w:val="single" w:sz="4" w:space="0" w:color="000000"/>
+              <w:left w:val="single" w:sz="4" w:space="0" w:color="000000"/>
+              <w:bottom w:val="single" w:sz="4" w:space="0" w:color="000000"/>
+              <w:right w:val="single" w:sz="4" w:space="0" w:color="000000"/>
+            </w:tcBorders>
+            <w:tcMar>
+              <w:top w:w="0" w:type="dxa"/>
+              <w:left w:w="108" w:type="dxa"/>
+              <w:bottom w:w="0" w:type="dxa"/>
+              <w:right w:w="108" w:type="dxa"/>
+            </w:tcMar>
+          </w:tcPr>
+          <w:p>
+            <w:pPr>
+              <w:keepNext/>
+              <w:kinsoku w:val="0"/>
+              <w:autoSpaceDE w:val="0"/>
+              <w:autoSpaceDN w:val="0"/>
+              <w:adjustRightInd w:val="0"/>
+              <w:snapToGrid w:val="0"/>
+              <w:spacing w:before="0" w:line="218" w:lineRule="auto" w:after="0"/>
+              <w:jc w:val="left"/>
+              <w:textAlignment w:val="baseline"/>
+              <w:rPr>
+                <w:rFonts w:ascii="Calibri" w:hAnsi="Calibri" w:cs="Arial"/>
+                <w:szCs w:val="22"/>
+              </w:rPr>
+            </w:pPr>
+            <w:proofErr w:type="spellStart"/>
+            <w:r>
+              <w:rPr>
+                <w:rFonts w:ascii="宋体" w:hAnsi="宋体" w:cs="宋体"/>
+                <w:snapToGrid w:val="0"/>
+                <w:color w:val="000000"/>
+                <w:kern w:val="0"/>
+                <w:sz w:val="20"/>
+                <w:szCs w:val="20"/>
+                <w:lang w:eastAsia="en-US"/>
+              </w:rPr>
+              <w:t>姓名</w:t>
+            </w:r>
+            <w:proofErr w:type="spellEnd"/>
+            <w:r>
+              <w:rPr>
+                <w:rFonts w:ascii="宋体" w:hAnsi="宋体" w:cs="宋体"/>
+                <w:snapToGrid w:val="0"/>
+                <w:color w:val="000000"/>
+                <w:kern w:val="0"/>
+                <w:sz w:val="20"/>
+                <w:szCs w:val="20"/>
+                <w:lang w:eastAsia="en-US"/>
+              </w:rPr>
+              <w:t>：</w:t>
+            </w:r>
+          </w:p>
+        </w:tc>
+        <w:tc>
+          <w:tcPr>
+            <w:tcW w:w="2167" w:type="dxa"/>
+            <w:gridSpan w:val="3"/>
+            <w:tcBorders>
+              <w:top w:val="single" w:sz="4" w:space="0" w:color="000000"/>
+              <w:left w:val="single" w:sz="4" w:space="0" w:color="000000"/>
+              <w:bottom w:val="single" w:sz="4" w:space="0" w:color="000000"/>
+              <w:right w:val="single" w:sz="4" w:space="0" w:color="000000"/>
+            </w:tcBorders>
+            <w:tcMar>
+              <w:top w:w="0" w:type="dxa"/>
+              <w:left w:w="108" w:type="dxa"/>
+              <w:bottom w:w="0" w:type="dxa"/>
+              <w:right w:w="108" w:type="dxa"/>
+            </w:tcMar>
+          </w:tcPr>
+          <w:p>
+            <w:pPr>
+              <w:keepNext/>
+              <w:kinsoku w:val="0"/>
+              <w:autoSpaceDE w:val="0"/>
+              <w:autoSpaceDN w:val="0"/>
+              <w:adjustRightInd w:val="0"/>
+              <w:snapToGrid w:val="0"/>
+              <w:spacing w:before="0" w:line="218" w:lineRule="auto" w:after="0"/>
+              <w:jc w:val="left"/>
+              <w:textAlignment w:val="baseline"/>
+              <w:rPr>
+                <w:rFonts w:ascii="Calibri" w:hAnsi="Calibri" w:cs="Arial"/>
+                <w:szCs w:val="22"/>
+              </w:rPr>
+            </w:pPr>
+            <w:proofErr w:type="spellStart"/>
+            <w:r>
+              <w:rPr>
+                <w:rFonts w:ascii="宋体" w:hAnsi="宋体" w:cs="宋体"/>
+                <w:snapToGrid w:val="0"/>
+                <w:color w:val="000000"/>
+                <w:kern w:val="0"/>
+                <w:sz w:val="20"/>
+                <w:szCs w:val="20"/>
+                <w:lang w:eastAsia="en-US"/>
+              </w:rPr>
+              <w:t>姓名</w:t>
+            </w:r>
+            <w:proofErr w:type="spellEnd"/>
+            <w:r>
+              <w:rPr>
+                <w:rFonts w:ascii="宋体" w:hAnsi="宋体" w:cs="宋体"/>
+                <w:snapToGrid w:val="0"/>
+                <w:color w:val="000000"/>
+                <w:kern w:val="0"/>
+                <w:sz w:val="20"/>
+                <w:szCs w:val="20"/>
+                <w:lang w:eastAsia="en-US"/>
+              </w:rPr>
+              <w:t>：</w:t>
+            </w:r>
+          </w:p>
+        </w:tc>
+        <w:tc>
+          <w:tcPr>
+            <w:tcW w:w="2175" w:type="dxa"/>
+            <w:gridSpan w:val="3"/>
+            <w:tcBorders>
+              <w:top w:val="single" w:sz="4" w:space="0" w:color="000000"/>
+              <w:left w:val="single" w:sz="4" w:space="0" w:color="000000"/>
+              <w:bottom w:val="single" w:sz="4" w:space="0" w:color="000000"/>
+              <w:right w:val="single" w:sz="4" w:space="0" w:color="000000"/>
+            </w:tcBorders>
+            <w:tcMar>
+              <w:top w:w="0" w:type="dxa"/>
+              <w:left w:w="108" w:type="dxa"/>
+              <w:bottom w:w="0" w:type="dxa"/>
+              <w:right w:w="108" w:type="dxa"/>
+            </w:tcMar>
+          </w:tcPr>
+          <w:p>
+            <w:pPr>
+              <w:keepNext/>
+              <w:kinsoku w:val="0"/>
+              <w:autoSpaceDE w:val="0"/>
+              <w:autoSpaceDN w:val="0"/>
+              <w:adjustRightInd w:val="0"/>
+              <w:snapToGrid w:val="0"/>
+              <w:spacing w:before="0" w:line="218" w:lineRule="auto" w:after="0"/>
+              <w:jc w:val="left"/>
+              <w:textAlignment w:val="baseline"/>
+              <w:rPr>
+                <w:rFonts w:ascii="Calibri" w:hAnsi="Calibri" w:cs="Arial"/>
+                <w:szCs w:val="22"/>
+              </w:rPr>
+            </w:pPr>
+            <w:proofErr w:type="spellStart"/>
+            <w:r>
+              <w:rPr>
+                <w:rFonts w:ascii="宋体" w:hAnsi="宋体" w:cs="宋体"/>
+                <w:snapToGrid w:val="0"/>
+                <w:color w:val="000000"/>
+                <w:kern w:val="0"/>
+                <w:sz w:val="20"/>
+                <w:szCs w:val="20"/>
+                <w:lang w:eastAsia="en-US"/>
+              </w:rPr>
+              <w:t>姓名</w:t>
+            </w:r>
+            <w:proofErr w:type="spellEnd"/>
+            <w:r>
+              <w:rPr>
+                <w:rFonts w:ascii="宋体" w:hAnsi="宋体" w:cs="宋体"/>
+                <w:snapToGrid w:val="0"/>
+                <w:color w:val="000000"/>
+                <w:kern w:val="0"/>
+                <w:sz w:val="20"/>
+                <w:szCs w:val="20"/>
+                <w:lang w:eastAsia="en-US"/>
+              </w:rPr>
+              <w:t>：</w:t>
+            </w:r>
+          </w:p>
+        </w:tc>
+        <w:tc>
+          <w:tcPr>
+            <w:tcW w:w="2149" w:type="dxa"/>
+            <w:gridSpan w:val="3"/>
+            <w:tcBorders>
+              <w:top w:val="single" w:sz="4" w:space="0" w:color="000000"/>
+              <w:left w:val="single" w:sz="4" w:space="0" w:color="000000"/>
+              <w:bottom w:val="single" w:sz="4" w:space="0" w:color="000000"/>
+              <w:right w:val="single" w:sz="4" w:space="0" w:color="000000"/>
+            </w:tcBorders>
+            <w:tcMar>
+              <w:top w:w="0" w:type="dxa"/>
+              <w:left w:w="108" w:type="dxa"/>
+              <w:bottom w:w="0" w:type="dxa"/>
+              <w:right w:w="108" w:type="dxa"/>
+            </w:tcMar>
+          </w:tcPr>
+          <w:p>
+            <w:pPr>
+              <w:keepNext/>
+              <w:kinsoku w:val="0"/>
+              <w:autoSpaceDE w:val="0"/>
+              <w:autoSpaceDN w:val="0"/>
+              <w:adjustRightInd w:val="0"/>
+              <w:snapToGrid w:val="0"/>
+              <w:spacing w:before="0" w:line="218" w:lineRule="auto" w:after="0"/>
+              <w:ind w:left="128"/>
+              <w:jc w:val="left"/>
+              <w:textAlignment w:val="baseline"/>
+              <w:rPr>
+                <w:rFonts w:ascii="Calibri" w:hAnsi="Calibri" w:cs="Arial"/>
+                <w:szCs w:val="22"/>
+              </w:rPr>
+            </w:pPr>
+            <w:proofErr w:type="spellStart"/>
+            <w:r>
+              <w:rPr>
+                <w:rFonts w:ascii="宋体" w:hAnsi="宋体" w:cs="宋体"/>
+                <w:snapToGrid w:val="0"/>
+                <w:color w:val="000000"/>
+                <w:kern w:val="0"/>
+                <w:sz w:val="20"/>
+                <w:szCs w:val="20"/>
+                <w:lang w:eastAsia="en-US"/>
+              </w:rPr>
+              <w:t>姓名</w:t>
+            </w:r>
+            <w:proofErr w:type="spellEnd"/>
+            <w:r>
+              <w:rPr>
+                <w:rFonts w:ascii="宋体" w:hAnsi="宋体" w:cs="宋体"/>
+                <w:snapToGrid w:val="0"/>
+                <w:color w:val="000000"/>
+                <w:kern w:val="0"/>
+                <w:sz w:val="20"/>
+                <w:szCs w:val="20"/>
+                <w:lang w:eastAsia="en-US"/>
+              </w:rPr>
+              <w:t>：</w:t>
+            </w:r>
+          </w:p>
+        </w:tc>
+      </w:tr>
+      <w:tr>
+        <w:trPr>
+          <w:cantSplit/>
+        </w:trPr>
+        <w:tc>
+          <w:tcPr>
+            <w:tcW w:w="2165" w:type="dxa"/>
+            <w:gridSpan w:val="2"/>
+            <w:tcBorders>
+              <w:top w:val="single" w:sz="4" w:space="0" w:color="000000"/>
+              <w:left w:val="single" w:sz="4" w:space="0" w:color="000000"/>
+              <w:bottom w:val="single" w:sz="4" w:space="0" w:color="000000"/>
+              <w:right w:val="single" w:sz="4" w:space="0" w:color="000000"/>
+            </w:tcBorders>
+            <w:tcMar>
+              <w:top w:w="0" w:type="dxa"/>
+              <w:left w:w="108" w:type="dxa"/>
+              <w:bottom w:w="0" w:type="dxa"/>
+              <w:right w:w="108" w:type="dxa"/>
+            </w:tcMar>
+          </w:tcPr>
+          <w:p>
+            <w:pPr>
+              <w:keepNext/>
+              <w:kinsoku w:val="0"/>
+              <w:autoSpaceDE w:val="0"/>
+              <w:autoSpaceDN w:val="0"/>
+              <w:adjustRightInd w:val="0"/>
+              <w:snapToGrid w:val="0"/>
+              <w:spacing w:before="0" w:line="218" w:lineRule="auto" w:after="0"/>
               <w:jc w:val="left"/>
               <w:textAlignment w:val="baseline"/>
               <w:rPr>
@@ -3965,35 +4856,37 @@
                 <w:snapToGrid w:val="0"/>
                 <w:color w:val="000000"/>
                 <w:kern w:val="0"/>
+                <w:sz w:val="20"/>
+                <w:szCs w:val="18"/>
+                <w:lang w:eastAsia="en-US"/>
+              </w:rPr>
+              <w:t>身份证</w:t>
+            </w:r>
+            <w:proofErr w:type="spellEnd"/>
+            <w:r>
+              <w:rPr>
+                <w:rFonts w:ascii="宋体" w:hAnsi="宋体" w:cs="宋体"/>
+                <w:snapToGrid w:val="0"/>
+                <w:color w:val="000000"/>
+                <w:kern w:val="0"/>
+                <w:sz w:val="20"/>
+                <w:szCs w:val="18"/>
+                <w:lang w:eastAsia="en-US"/>
+              </w:rPr>
+              <w:t>：</w:t>
+            </w:r>
+          </w:p>
+          <w:p>
+            <w:pPr>
+              <w:keepNext/>
+              <w:spacing w:before="0" w:after="0"/>
+              <w:rPr>
+                <w:rFonts w:ascii="宋体" w:hAnsi="宋体" w:cs="宋体" w:hint="eastAsia"/>
+                <w:snapToGrid w:val="0"/>
+                <w:color w:val="000000"/>
+                <w:kern w:val="0"/>
                 <w:sz w:val="18"/>
                 <w:szCs w:val="18"/>
-                <w:lang w:eastAsia="en-US"/>
-              </w:rPr>
-              <w:t>身份证</w:t>
-            </w:r>
-            <w:proofErr w:type="spellEnd"/>
-            <w:r>
-              <w:rPr>
-                <w:rFonts w:ascii="宋体" w:hAnsi="宋体" w:cs="宋体"/>
-                <w:snapToGrid w:val="0"/>
-                <w:color w:val="000000"/>
-                <w:kern w:val="0"/>
-                <w:sz w:val="18"/>
-                <w:szCs w:val="18"/>
-                <w:lang w:eastAsia="en-US"/>
-              </w:rPr>
-              <w:t>：</w:t>
-            </w:r>
-          </w:p>
-          <w:p>
-            <w:pPr>
-              <w:rPr>
-                <w:rFonts w:ascii="宋体" w:hAnsi="宋体" w:cs="宋体" w:hint="eastAsia"/>
-                <w:snapToGrid w:val="0"/>
-                <w:color w:val="000000"/>
-                <w:kern w:val="0"/>
-                <w:sz w:val="18"/>
-                <w:szCs w:val="18"/>
               </w:rPr>
             </w:pPr>
           </w:p>
@@ -4016,6 +4909,10 @@
             </w:tcMar>
           </w:tcPr>
           <w:p>
+            <w:pPr>
+              <w:keepNext/>
+              <w:spacing w:before="0" w:after="0"/>
+            </w:pPr>
             <w:proofErr w:type="spellStart"/>
             <w:r>
               <w:rPr>
@@ -4023,7 +4920,7 @@
                 <w:snapToGrid w:val="0"/>
                 <w:color w:val="000000"/>
                 <w:kern w:val="0"/>
-                <w:sz w:val="18"/>
+                <w:sz w:val="20"/>
                 <w:szCs w:val="18"/>
                 <w:lang w:eastAsia="en-US"/>
               </w:rPr>
@@ -4036,7 +4933,7 @@
                 <w:snapToGrid w:val="0"/>
                 <w:color w:val="000000"/>
                 <w:kern w:val="0"/>
-                <w:sz w:val="18"/>
+                <w:sz w:val="20"/>
                 <w:szCs w:val="18"/>
                 <w:lang w:eastAsia="en-US"/>
               </w:rPr>
@@ -4045,12 +4942,13 @@
           </w:p>
           <w:p>
             <w:pPr>
-              <w:kinsoku w:val="0"/>
-              <w:autoSpaceDE w:val="0"/>
-              <w:autoSpaceDN w:val="0"/>
-              <w:adjustRightInd w:val="0"/>
-              <w:snapToGrid w:val="0"/>
-              <w:spacing w:before="62" w:line="218" w:lineRule="auto"/>
+              <w:keepNext/>
+              <w:kinsoku w:val="0"/>
+              <w:autoSpaceDE w:val="0"/>
+              <w:autoSpaceDN w:val="0"/>
+              <w:adjustRightInd w:val="0"/>
+              <w:snapToGrid w:val="0"/>
+              <w:spacing w:before="0" w:line="218" w:lineRule="auto" w:after="0"/>
               <w:jc w:val="left"/>
               <w:textAlignment w:val="baseline"/>
               <w:rPr>
@@ -4080,12 +4978,13 @@
           </w:tcPr>
           <w:p>
             <w:pPr>
-              <w:kinsoku w:val="0"/>
-              <w:autoSpaceDE w:val="0"/>
-              <w:autoSpaceDN w:val="0"/>
-              <w:adjustRightInd w:val="0"/>
-              <w:snapToGrid w:val="0"/>
-              <w:spacing w:before="62" w:line="218" w:lineRule="auto"/>
+              <w:keepNext/>
+              <w:kinsoku w:val="0"/>
+              <w:autoSpaceDE w:val="0"/>
+              <w:autoSpaceDN w:val="0"/>
+              <w:adjustRightInd w:val="0"/>
+              <w:snapToGrid w:val="0"/>
+              <w:spacing w:before="0" w:line="218" w:lineRule="auto" w:after="0"/>
               <w:jc w:val="left"/>
               <w:textAlignment w:val="baseline"/>
               <w:rPr>
@@ -4101,7 +5000,7 @@
                 <w:snapToGrid w:val="0"/>
                 <w:color w:val="000000"/>
                 <w:kern w:val="0"/>
-                <w:sz w:val="18"/>
+                <w:sz w:val="20"/>
                 <w:szCs w:val="18"/>
                 <w:lang w:eastAsia="en-US"/>
               </w:rPr>
@@ -4114,7 +5013,7 @@
                 <w:snapToGrid w:val="0"/>
                 <w:color w:val="000000"/>
                 <w:kern w:val="0"/>
-                <w:sz w:val="18"/>
+                <w:sz w:val="20"/>
                 <w:szCs w:val="18"/>
                 <w:lang w:eastAsia="en-US"/>
               </w:rPr>
@@ -4141,12 +5040,13 @@
           </w:tcPr>
           <w:p>
             <w:pPr>
-              <w:kinsoku w:val="0"/>
-              <w:autoSpaceDE w:val="0"/>
-              <w:autoSpaceDN w:val="0"/>
-              <w:adjustRightInd w:val="0"/>
-              <w:snapToGrid w:val="0"/>
-              <w:spacing w:before="62" w:line="218" w:lineRule="auto"/>
+              <w:keepNext/>
+              <w:kinsoku w:val="0"/>
+              <w:autoSpaceDE w:val="0"/>
+              <w:autoSpaceDN w:val="0"/>
+              <w:adjustRightInd w:val="0"/>
+              <w:snapToGrid w:val="0"/>
+              <w:spacing w:before="0" w:line="218" w:lineRule="auto" w:after="0"/>
               <w:jc w:val="left"/>
               <w:textAlignment w:val="baseline"/>
               <w:rPr>
@@ -4162,7 +5062,7 @@
                 <w:snapToGrid w:val="0"/>
                 <w:color w:val="000000"/>
                 <w:kern w:val="0"/>
-                <w:sz w:val="18"/>
+                <w:sz w:val="20"/>
                 <w:szCs w:val="18"/>
                 <w:lang w:eastAsia="en-US"/>
               </w:rPr>
@@ -4175,7 +5075,7 @@
                 <w:snapToGrid w:val="0"/>
                 <w:color w:val="000000"/>
                 <w:kern w:val="0"/>
-                <w:sz w:val="18"/>
+                <w:sz w:val="20"/>
                 <w:szCs w:val="18"/>
                 <w:lang w:eastAsia="en-US"/>
               </w:rPr>
@@ -4202,12 +5102,13 @@
           </w:tcPr>
           <w:p>
             <w:pPr>
-              <w:kinsoku w:val="0"/>
-              <w:autoSpaceDE w:val="0"/>
-              <w:autoSpaceDN w:val="0"/>
-              <w:adjustRightInd w:val="0"/>
-              <w:snapToGrid w:val="0"/>
-              <w:spacing w:before="62" w:line="218" w:lineRule="auto"/>
+              <w:keepNext/>
+              <w:kinsoku w:val="0"/>
+              <w:autoSpaceDE w:val="0"/>
+              <w:autoSpaceDN w:val="0"/>
+              <w:adjustRightInd w:val="0"/>
+              <w:snapToGrid w:val="0"/>
+              <w:spacing w:before="0" w:line="218" w:lineRule="auto" w:after="0"/>
               <w:jc w:val="left"/>
               <w:textAlignment w:val="baseline"/>
               <w:rPr>
@@ -4223,7 +5124,7 @@
                 <w:snapToGrid w:val="0"/>
                 <w:color w:val="000000"/>
                 <w:kern w:val="0"/>
-                <w:sz w:val="18"/>
+                <w:sz w:val="20"/>
                 <w:szCs w:val="18"/>
                 <w:lang w:eastAsia="en-US"/>
               </w:rPr>
@@ -4236,7 +5137,7 @@
                 <w:snapToGrid w:val="0"/>
                 <w:color w:val="000000"/>
                 <w:kern w:val="0"/>
-                <w:sz w:val="18"/>
+                <w:sz w:val="20"/>
                 <w:szCs w:val="18"/>
                 <w:lang w:eastAsia="en-US"/>
               </w:rPr>
@@ -4247,7 +5148,7 @@
       </w:tr>
       <w:tr>
         <w:trPr>
-          <w:trHeight w:val="580"/>
+          <w:cantSplit/>
         </w:trPr>
         <w:tc>
           <w:tcPr>
@@ -4268,12 +5169,13 @@
           </w:tcPr>
           <w:p>
             <w:pPr>
-              <w:kinsoku w:val="0"/>
-              <w:autoSpaceDE w:val="0"/>
-              <w:autoSpaceDN w:val="0"/>
-              <w:adjustRightInd w:val="0"/>
-              <w:snapToGrid w:val="0"/>
-              <w:spacing w:before="89" w:line="220" w:lineRule="auto"/>
+              <w:keepNext/>
+              <w:kinsoku w:val="0"/>
+              <w:autoSpaceDE w:val="0"/>
+              <w:autoSpaceDN w:val="0"/>
+              <w:adjustRightInd w:val="0"/>
+              <w:snapToGrid w:val="0"/>
+              <w:spacing w:before="0" w:line="220" w:lineRule="auto" w:after="0"/>
               <w:jc w:val="left"/>
               <w:textAlignment w:val="baseline"/>
               <w:rPr>
@@ -4330,12 +5232,13 @@
           </w:tcPr>
           <w:p>
             <w:pPr>
-              <w:kinsoku w:val="0"/>
-              <w:autoSpaceDE w:val="0"/>
-              <w:autoSpaceDN w:val="0"/>
-              <w:adjustRightInd w:val="0"/>
-              <w:snapToGrid w:val="0"/>
-              <w:spacing w:before="89" w:line="220" w:lineRule="auto"/>
+              <w:keepNext/>
+              <w:kinsoku w:val="0"/>
+              <w:autoSpaceDE w:val="0"/>
+              <w:autoSpaceDN w:val="0"/>
+              <w:adjustRightInd w:val="0"/>
+              <w:snapToGrid w:val="0"/>
+              <w:spacing w:before="0" w:line="220" w:lineRule="auto" w:after="0"/>
               <w:jc w:val="left"/>
               <w:textAlignment w:val="baseline"/>
               <w:rPr>
@@ -4392,12 +5295,13 @@
           </w:tcPr>
           <w:p>
             <w:pPr>
-              <w:kinsoku w:val="0"/>
-              <w:autoSpaceDE w:val="0"/>
-              <w:autoSpaceDN w:val="0"/>
-              <w:adjustRightInd w:val="0"/>
-              <w:snapToGrid w:val="0"/>
-              <w:spacing w:before="89" w:line="220" w:lineRule="auto"/>
+              <w:keepNext/>
+              <w:kinsoku w:val="0"/>
+              <w:autoSpaceDE w:val="0"/>
+              <w:autoSpaceDN w:val="0"/>
+              <w:adjustRightInd w:val="0"/>
+              <w:snapToGrid w:val="0"/>
+              <w:spacing w:before="0" w:line="220" w:lineRule="auto" w:after="0"/>
               <w:jc w:val="left"/>
               <w:textAlignment w:val="baseline"/>
               <w:rPr>
@@ -4454,12 +5358,13 @@
           </w:tcPr>
           <w:p>
             <w:pPr>
-              <w:kinsoku w:val="0"/>
-              <w:autoSpaceDE w:val="0"/>
-              <w:autoSpaceDN w:val="0"/>
-              <w:adjustRightInd w:val="0"/>
-              <w:snapToGrid w:val="0"/>
-              <w:spacing w:before="89" w:line="220" w:lineRule="auto"/>
+              <w:keepNext/>
+              <w:kinsoku w:val="0"/>
+              <w:autoSpaceDE w:val="0"/>
+              <w:autoSpaceDN w:val="0"/>
+              <w:adjustRightInd w:val="0"/>
+              <w:snapToGrid w:val="0"/>
+              <w:spacing w:before="0" w:line="220" w:lineRule="auto" w:after="0"/>
               <w:jc w:val="left"/>
               <w:textAlignment w:val="baseline"/>
               <w:rPr>
@@ -4516,12 +5421,13 @@
           </w:tcPr>
           <w:p>
             <w:pPr>
-              <w:kinsoku w:val="0"/>
-              <w:autoSpaceDE w:val="0"/>
-              <w:autoSpaceDN w:val="0"/>
-              <w:adjustRightInd w:val="0"/>
-              <w:snapToGrid w:val="0"/>
-              <w:spacing w:before="89" w:line="220" w:lineRule="auto"/>
+              <w:keepNext/>
+              <w:kinsoku w:val="0"/>
+              <w:autoSpaceDE w:val="0"/>
+              <w:autoSpaceDN w:val="0"/>
+              <w:adjustRightInd w:val="0"/>
+              <w:snapToGrid w:val="0"/>
+              <w:spacing w:before="0" w:line="220" w:lineRule="auto" w:after="0"/>
               <w:ind w:left="95"/>
               <w:jc w:val="left"/>
               <w:textAlignment w:val="baseline"/>
@@ -4563,7 +5469,7 @@
       </w:tr>
       <w:tr>
         <w:trPr>
-          <w:trHeight w:val="535"/>
+          <w:cantSplit/>
         </w:trPr>
         <w:tc>
           <w:tcPr>
@@ -4575,46 +5481,24 @@
               <w:bottom w:val="single" w:sz="4" w:space="0" w:color="000000"/>
               <w:right w:val="single" w:sz="4" w:space="0" w:color="000000"/>
             </w:tcBorders>
-            <w:shd w:val="clear" w:color="FFFFFF" w:fill="C0C0C0"/>
-            <w:tcMar>
-              <w:top w:w="0" w:type="dxa"/>
-              <w:left w:w="108" w:type="dxa"/>
-              <w:bottom w:w="0" w:type="dxa"/>
-              <w:right w:w="108" w:type="dxa"/>
-            </w:tcMar>
-          </w:tcPr>
-          <w:p>
-            <w:pPr>
-              <w:kinsoku w:val="0"/>
-              <w:autoSpaceDE w:val="0"/>
-              <w:autoSpaceDN w:val="0"/>
-              <w:adjustRightInd w:val="0"/>
-              <w:snapToGrid w:val="0"/>
-              <w:spacing w:before="63" w:line="218" w:lineRule="auto"/>
-              <w:ind w:left="756"/>
-              <w:jc w:val="left"/>
-              <w:textAlignment w:val="baseline"/>
-              <w:rPr>
-                <w:rFonts w:ascii="Calibri" w:eastAsia="宋体" w:hAnsi="Calibri" w:cs="Arial"/>
-                <w:szCs w:val="22"/>
-              </w:rPr>
-            </w:pPr>
-            <w:proofErr w:type="spellStart"/>
-            <w:r>
-              <w:rPr>
-                <w:rFonts w:ascii="宋体" w:hAnsi="宋体" w:cs="宋体"/>
-                <w:snapToGrid w:val="0"/>
-                <w:color w:val="000000"/>
-                <w:spacing w:val="9"/>
-                <w:kern w:val="0"/>
-                <w:sz w:val="20"/>
-                <w:szCs w:val="20"/>
-                <w:lang w:eastAsia="en-US"/>
-              </w:rPr>
-              <w:lastRenderedPageBreak/>
-              <w:t>运动员</w:t>
-            </w:r>
-            <w:proofErr w:type="spellEnd"/>
+            <w:tcMar>
+              <w:top w:w="0" w:type="dxa"/>
+              <w:left w:w="108" w:type="dxa"/>
+              <w:bottom w:w="0" w:type="dxa"/>
+              <w:right w:w="108" w:type="dxa"/>
+            </w:tcMar>
+          </w:tcPr>
+          <w:p>
+            <w:pPr>
+              <w:keepNext/>
+              <w:spacing w:before="0" w:after="0"/>
+            </w:pPr>
+            <w:r>
+              <w:rPr>
+                <w:sz w:val="20"/>
+              </w:rPr>
+              <w:t>出生日期：</w:t>
+            </w:r>
           </w:p>
         </w:tc>
         <w:tc>
@@ -4627,45 +5511,24 @@
               <w:bottom w:val="single" w:sz="4" w:space="0" w:color="000000"/>
               <w:right w:val="single" w:sz="4" w:space="0" w:color="000000"/>
             </w:tcBorders>
-            <w:shd w:val="clear" w:color="FFFFFF" w:fill="CCCCCC"/>
-            <w:tcMar>
-              <w:top w:w="0" w:type="dxa"/>
-              <w:left w:w="108" w:type="dxa"/>
-              <w:bottom w:w="0" w:type="dxa"/>
-              <w:right w:w="108" w:type="dxa"/>
-            </w:tcMar>
-          </w:tcPr>
-          <w:p>
-            <w:pPr>
-              <w:kinsoku w:val="0"/>
-              <w:autoSpaceDE w:val="0"/>
-              <w:autoSpaceDN w:val="0"/>
-              <w:adjustRightInd w:val="0"/>
-              <w:snapToGrid w:val="0"/>
-              <w:spacing w:before="63" w:line="218" w:lineRule="auto"/>
-              <w:ind w:left="738"/>
-              <w:jc w:val="left"/>
-              <w:textAlignment w:val="baseline"/>
-              <w:rPr>
-                <w:rFonts w:ascii="Calibri" w:eastAsia="宋体" w:hAnsi="Calibri" w:cs="Arial"/>
-                <w:szCs w:val="22"/>
-              </w:rPr>
-            </w:pPr>
-            <w:proofErr w:type="spellStart"/>
-            <w:r>
-              <w:rPr>
-                <w:rFonts w:ascii="宋体" w:hAnsi="宋体" w:cs="宋体"/>
-                <w:snapToGrid w:val="0"/>
-                <w:color w:val="000000"/>
-                <w:spacing w:val="9"/>
-                <w:kern w:val="0"/>
-                <w:sz w:val="20"/>
-                <w:szCs w:val="20"/>
-                <w:lang w:eastAsia="en-US"/>
-              </w:rPr>
-              <w:t>运动员</w:t>
-            </w:r>
-            <w:proofErr w:type="spellEnd"/>
+            <w:tcMar>
+              <w:top w:w="0" w:type="dxa"/>
+              <w:left w:w="108" w:type="dxa"/>
+              <w:bottom w:w="0" w:type="dxa"/>
+              <w:right w:w="108" w:type="dxa"/>
+            </w:tcMar>
+          </w:tcPr>
+          <w:p>
+            <w:pPr>
+              <w:keepNext/>
+              <w:spacing w:before="0" w:after="0"/>
+            </w:pPr>
+            <w:r>
+              <w:rPr>
+                <w:sz w:val="20"/>
+              </w:rPr>
+              <w:t>出生日期：</w:t>
+            </w:r>
           </w:p>
         </w:tc>
         <w:tc>
@@ -4678,45 +5541,24 @@
               <w:bottom w:val="single" w:sz="4" w:space="0" w:color="000000"/>
               <w:right w:val="single" w:sz="4" w:space="0" w:color="000000"/>
             </w:tcBorders>
-            <w:shd w:val="clear" w:color="FFFFFF" w:fill="C0C0C0"/>
-            <w:tcMar>
-              <w:top w:w="0" w:type="dxa"/>
-              <w:left w:w="108" w:type="dxa"/>
-              <w:bottom w:w="0" w:type="dxa"/>
-              <w:right w:w="108" w:type="dxa"/>
-            </w:tcMar>
-          </w:tcPr>
-          <w:p>
-            <w:pPr>
-              <w:kinsoku w:val="0"/>
-              <w:autoSpaceDE w:val="0"/>
-              <w:autoSpaceDN w:val="0"/>
-              <w:adjustRightInd w:val="0"/>
-              <w:snapToGrid w:val="0"/>
-              <w:spacing w:before="63" w:line="218" w:lineRule="auto"/>
-              <w:ind w:left="756"/>
-              <w:jc w:val="left"/>
-              <w:textAlignment w:val="baseline"/>
-              <w:rPr>
-                <w:rFonts w:ascii="Calibri" w:eastAsia="宋体" w:hAnsi="Calibri" w:cs="Arial"/>
-                <w:szCs w:val="22"/>
-              </w:rPr>
-            </w:pPr>
-            <w:proofErr w:type="spellStart"/>
-            <w:r>
-              <w:rPr>
-                <w:rFonts w:ascii="宋体" w:hAnsi="宋体" w:cs="宋体"/>
-                <w:snapToGrid w:val="0"/>
-                <w:color w:val="000000"/>
-                <w:spacing w:val="9"/>
-                <w:kern w:val="0"/>
-                <w:sz w:val="20"/>
-                <w:szCs w:val="20"/>
-                <w:lang w:eastAsia="en-US"/>
-              </w:rPr>
-              <w:t>运动员</w:t>
-            </w:r>
-            <w:proofErr w:type="spellEnd"/>
+            <w:tcMar>
+              <w:top w:w="0" w:type="dxa"/>
+              <w:left w:w="108" w:type="dxa"/>
+              <w:bottom w:w="0" w:type="dxa"/>
+              <w:right w:w="108" w:type="dxa"/>
+            </w:tcMar>
+          </w:tcPr>
+          <w:p>
+            <w:pPr>
+              <w:keepNext/>
+              <w:spacing w:before="0" w:after="0"/>
+            </w:pPr>
+            <w:r>
+              <w:rPr>
+                <w:sz w:val="20"/>
+              </w:rPr>
+              <w:t>出生日期：</w:t>
+            </w:r>
           </w:p>
         </w:tc>
         <w:tc>
@@ -4729,45 +5571,24 @@
               <w:bottom w:val="single" w:sz="4" w:space="0" w:color="000000"/>
               <w:right w:val="single" w:sz="4" w:space="0" w:color="000000"/>
             </w:tcBorders>
-            <w:shd w:val="clear" w:color="FFFFFF" w:fill="CCCCCC"/>
-            <w:tcMar>
-              <w:top w:w="0" w:type="dxa"/>
-              <w:left w:w="108" w:type="dxa"/>
-              <w:bottom w:w="0" w:type="dxa"/>
-              <w:right w:w="108" w:type="dxa"/>
-            </w:tcMar>
-          </w:tcPr>
-          <w:p>
-            <w:pPr>
-              <w:kinsoku w:val="0"/>
-              <w:autoSpaceDE w:val="0"/>
-              <w:autoSpaceDN w:val="0"/>
-              <w:adjustRightInd w:val="0"/>
-              <w:snapToGrid w:val="0"/>
-              <w:spacing w:before="63" w:line="218" w:lineRule="auto"/>
-              <w:ind w:left="738"/>
-              <w:jc w:val="left"/>
-              <w:textAlignment w:val="baseline"/>
-              <w:rPr>
-                <w:rFonts w:ascii="Calibri" w:eastAsia="宋体" w:hAnsi="Calibri" w:cs="Arial"/>
-                <w:szCs w:val="22"/>
-              </w:rPr>
-            </w:pPr>
-            <w:proofErr w:type="spellStart"/>
-            <w:r>
-              <w:rPr>
-                <w:rFonts w:ascii="宋体" w:hAnsi="宋体" w:cs="宋体"/>
-                <w:snapToGrid w:val="0"/>
-                <w:color w:val="000000"/>
-                <w:spacing w:val="9"/>
-                <w:kern w:val="0"/>
-                <w:sz w:val="20"/>
-                <w:szCs w:val="20"/>
-                <w:lang w:eastAsia="en-US"/>
-              </w:rPr>
-              <w:t>运动员</w:t>
-            </w:r>
-            <w:proofErr w:type="spellEnd"/>
+            <w:tcMar>
+              <w:top w:w="0" w:type="dxa"/>
+              <w:left w:w="108" w:type="dxa"/>
+              <w:bottom w:w="0" w:type="dxa"/>
+              <w:right w:w="108" w:type="dxa"/>
+            </w:tcMar>
+          </w:tcPr>
+          <w:p>
+            <w:pPr>
+              <w:keepNext/>
+              <w:spacing w:before="0" w:after="0"/>
+            </w:pPr>
+            <w:r>
+              <w:rPr>
+                <w:sz w:val="20"/>
+              </w:rPr>
+              <w:t>出生日期：</w:t>
+            </w:r>
           </w:p>
         </w:tc>
         <w:tc>
@@ -4780,51 +5601,30 @@
               <w:bottom w:val="single" w:sz="4" w:space="0" w:color="000000"/>
               <w:right w:val="single" w:sz="4" w:space="0" w:color="000000"/>
             </w:tcBorders>
-            <w:shd w:val="clear" w:color="FFFFFF" w:fill="CCCCCC"/>
-            <w:tcMar>
-              <w:top w:w="0" w:type="dxa"/>
-              <w:left w:w="108" w:type="dxa"/>
-              <w:bottom w:w="0" w:type="dxa"/>
-              <w:right w:w="108" w:type="dxa"/>
-            </w:tcMar>
-          </w:tcPr>
-          <w:p>
-            <w:pPr>
-              <w:kinsoku w:val="0"/>
-              <w:autoSpaceDE w:val="0"/>
-              <w:autoSpaceDN w:val="0"/>
-              <w:adjustRightInd w:val="0"/>
-              <w:snapToGrid w:val="0"/>
-              <w:spacing w:before="63" w:line="218" w:lineRule="auto"/>
-              <w:ind w:left="738"/>
-              <w:jc w:val="left"/>
-              <w:textAlignment w:val="baseline"/>
-              <w:rPr>
-                <w:rFonts w:ascii="Calibri" w:eastAsia="宋体" w:hAnsi="Calibri" w:cs="Arial"/>
-                <w:szCs w:val="22"/>
-              </w:rPr>
-            </w:pPr>
-            <w:proofErr w:type="spellStart"/>
-            <w:r>
-              <w:rPr>
-                <w:rFonts w:ascii="宋体" w:hAnsi="宋体" w:cs="宋体"/>
-                <w:snapToGrid w:val="0"/>
-                <w:color w:val="000000"/>
-                <w:spacing w:val="9"/>
-                <w:kern w:val="0"/>
-                <w:sz w:val="20"/>
-                <w:szCs w:val="20"/>
-                <w:lang w:eastAsia="en-US"/>
-              </w:rPr>
-              <w:t>运动员</w:t>
-            </w:r>
-            <w:proofErr w:type="spellEnd"/>
+            <w:tcMar>
+              <w:top w:w="0" w:type="dxa"/>
+              <w:left w:w="108" w:type="dxa"/>
+              <w:bottom w:w="0" w:type="dxa"/>
+              <w:right w:w="108" w:type="dxa"/>
+            </w:tcMar>
+          </w:tcPr>
+          <w:p>
+            <w:pPr>
+              <w:keepNext/>
+              <w:spacing w:before="0" w:after="0"/>
+            </w:pPr>
+            <w:r>
+              <w:rPr>
+                <w:sz w:val="20"/>
+              </w:rPr>
+              <w:t>出生日期：</w:t>
+            </w:r>
           </w:p>
         </w:tc>
       </w:tr>
       <w:tr>
         <w:trPr>
-          <w:trHeight w:val="2988"/>
+          <w:cantSplit/>
         </w:trPr>
         <w:tc>
           <w:tcPr>
@@ -4845,18 +5645,33 @@
           </w:tcPr>
           <w:p>
             <w:pPr>
-              <w:kinsoku w:val="0"/>
-              <w:autoSpaceDE w:val="0"/>
-              <w:autoSpaceDN w:val="0"/>
-              <w:adjustRightInd w:val="0"/>
-              <w:snapToGrid w:val="0"/>
-              <w:jc w:val="left"/>
-              <w:textAlignment w:val="baseline"/>
-              <w:rPr>
-                <w:rFonts w:ascii="Calibri" w:eastAsia="宋体" w:hAnsi="Calibri" w:cs="Arial"/>
-                <w:szCs w:val="22"/>
-              </w:rPr>
-            </w:pPr>
+              <w:keepNext w:val="0"/>
+              <w:spacing w:before="0" w:after="0"/>
+            </w:pPr>
+            <w:r>
+              <w:rPr>
+                <w:sz w:val="20"/>
+              </w:rPr>
+              <w:t>位置：</w:t>
+            </w:r>
+            <w:sdt>
+              <w:sdtPr>
+                <w:tag w:val="sxf-position-90025"/>
+                <w:dropDownList>
+                  <w:listItem w:displayText="请选择" w:value="请选择"/>
+                  <w:listItem w:displayText="门将" w:value="门将"/>
+                  <w:listItem w:displayText="后卫" w:value="后卫"/>
+                  <w:listItem w:displayText="中场" w:value="中场"/>
+                  <w:listItem w:displayText="前锋" w:value="前锋"/>
+                  <w:listItem w:displayText="其他" w:value="其他"/>
+                </w:dropDownList>
+              </w:sdtPr>
+              <w:sdtContent>
+                <w:r>
+                  <w:t>请选择</w:t>
+                </w:r>
+              </w:sdtContent>
+            </w:sdt>
           </w:p>
         </w:tc>
         <w:tc>
@@ -4878,18 +5693,33 @@
           </w:tcPr>
           <w:p>
             <w:pPr>
-              <w:kinsoku w:val="0"/>
-              <w:autoSpaceDE w:val="0"/>
-              <w:autoSpaceDN w:val="0"/>
-              <w:adjustRightInd w:val="0"/>
-              <w:snapToGrid w:val="0"/>
-              <w:jc w:val="left"/>
-              <w:textAlignment w:val="baseline"/>
-              <w:rPr>
-                <w:rFonts w:ascii="Calibri" w:eastAsia="宋体" w:hAnsi="Calibri" w:cs="Arial"/>
-                <w:szCs w:val="22"/>
-              </w:rPr>
-            </w:pPr>
+              <w:keepNext w:val="0"/>
+              <w:spacing w:before="0" w:after="0"/>
+            </w:pPr>
+            <w:r>
+              <w:rPr>
+                <w:sz w:val="20"/>
+              </w:rPr>
+              <w:t>位置：</w:t>
+            </w:r>
+            <w:sdt>
+              <w:sdtPr>
+                <w:tag w:val="sxf-position-90026"/>
+                <w:dropDownList>
+                  <w:listItem w:displayText="请选择" w:value="请选择"/>
+                  <w:listItem w:displayText="门将" w:value="门将"/>
+                  <w:listItem w:displayText="后卫" w:value="后卫"/>
+                  <w:listItem w:displayText="中场" w:value="中场"/>
+                  <w:listItem w:displayText="前锋" w:value="前锋"/>
+                  <w:listItem w:displayText="其他" w:value="其他"/>
+                </w:dropDownList>
+              </w:sdtPr>
+              <w:sdtContent>
+                <w:r>
+                  <w:t>请选择</w:t>
+                </w:r>
+              </w:sdtContent>
+            </w:sdt>
           </w:p>
         </w:tc>
         <w:tc>
@@ -4911,18 +5741,33 @@
           </w:tcPr>
           <w:p>
             <w:pPr>
-              <w:kinsoku w:val="0"/>
-              <w:autoSpaceDE w:val="0"/>
-              <w:autoSpaceDN w:val="0"/>
-              <w:adjustRightInd w:val="0"/>
-              <w:snapToGrid w:val="0"/>
-              <w:jc w:val="left"/>
-              <w:textAlignment w:val="baseline"/>
-              <w:rPr>
-                <w:rFonts w:ascii="Calibri" w:eastAsia="宋体" w:hAnsi="Calibri" w:cs="Arial"/>
-                <w:szCs w:val="22"/>
-              </w:rPr>
-            </w:pPr>
+              <w:keepNext w:val="0"/>
+              <w:spacing w:before="0" w:after="0"/>
+            </w:pPr>
+            <w:r>
+              <w:rPr>
+                <w:sz w:val="20"/>
+              </w:rPr>
+              <w:t>位置：</w:t>
+            </w:r>
+            <w:sdt>
+              <w:sdtPr>
+                <w:tag w:val="sxf-position-90027"/>
+                <w:dropDownList>
+                  <w:listItem w:displayText="请选择" w:value="请选择"/>
+                  <w:listItem w:displayText="门将" w:value="门将"/>
+                  <w:listItem w:displayText="后卫" w:value="后卫"/>
+                  <w:listItem w:displayText="中场" w:value="中场"/>
+                  <w:listItem w:displayText="前锋" w:value="前锋"/>
+                  <w:listItem w:displayText="其他" w:value="其他"/>
+                </w:dropDownList>
+              </w:sdtPr>
+              <w:sdtContent>
+                <w:r>
+                  <w:t>请选择</w:t>
+                </w:r>
+              </w:sdtContent>
+            </w:sdt>
           </w:p>
         </w:tc>
         <w:tc>
@@ -4944,18 +5789,33 @@
           </w:tcPr>
           <w:p>
             <w:pPr>
-              <w:kinsoku w:val="0"/>
-              <w:autoSpaceDE w:val="0"/>
-              <w:autoSpaceDN w:val="0"/>
-              <w:adjustRightInd w:val="0"/>
-              <w:snapToGrid w:val="0"/>
-              <w:jc w:val="left"/>
-              <w:textAlignment w:val="baseline"/>
-              <w:rPr>
-                <w:rFonts w:ascii="Calibri" w:eastAsia="宋体" w:hAnsi="Calibri" w:cs="Arial"/>
-                <w:szCs w:val="22"/>
-              </w:rPr>
-            </w:pPr>
+              <w:keepNext w:val="0"/>
+              <w:spacing w:before="0" w:after="0"/>
+            </w:pPr>
+            <w:r>
+              <w:rPr>
+                <w:sz w:val="20"/>
+              </w:rPr>
+              <w:t>位置：</w:t>
+            </w:r>
+            <w:sdt>
+              <w:sdtPr>
+                <w:tag w:val="sxf-position-90028"/>
+                <w:dropDownList>
+                  <w:listItem w:displayText="请选择" w:value="请选择"/>
+                  <w:listItem w:displayText="门将" w:value="门将"/>
+                  <w:listItem w:displayText="后卫" w:value="后卫"/>
+                  <w:listItem w:displayText="中场" w:value="中场"/>
+                  <w:listItem w:displayText="前锋" w:value="前锋"/>
+                  <w:listItem w:displayText="其他" w:value="其他"/>
+                </w:dropDownList>
+              </w:sdtPr>
+              <w:sdtContent>
+                <w:r>
+                  <w:t>请选择</w:t>
+                </w:r>
+              </w:sdtContent>
+            </w:sdt>
           </w:p>
         </w:tc>
         <w:tc>
@@ -4977,24 +5837,39 @@
           </w:tcPr>
           <w:p>
             <w:pPr>
-              <w:kinsoku w:val="0"/>
-              <w:autoSpaceDE w:val="0"/>
-              <w:autoSpaceDN w:val="0"/>
-              <w:adjustRightInd w:val="0"/>
-              <w:snapToGrid w:val="0"/>
-              <w:jc w:val="left"/>
-              <w:textAlignment w:val="baseline"/>
-              <w:rPr>
-                <w:rFonts w:ascii="Calibri" w:eastAsia="宋体" w:hAnsi="Calibri" w:cs="Arial"/>
-                <w:szCs w:val="22"/>
-              </w:rPr>
-            </w:pPr>
+              <w:keepNext w:val="0"/>
+              <w:spacing w:before="0" w:after="0"/>
+            </w:pPr>
+            <w:r>
+              <w:rPr>
+                <w:sz w:val="20"/>
+              </w:rPr>
+              <w:t>位置：</w:t>
+            </w:r>
+            <w:sdt>
+              <w:sdtPr>
+                <w:tag w:val="sxf-position-90029"/>
+                <w:dropDownList>
+                  <w:listItem w:displayText="请选择" w:value="请选择"/>
+                  <w:listItem w:displayText="门将" w:value="门将"/>
+                  <w:listItem w:displayText="后卫" w:value="后卫"/>
+                  <w:listItem w:displayText="中场" w:value="中场"/>
+                  <w:listItem w:displayText="前锋" w:value="前锋"/>
+                  <w:listItem w:displayText="其他" w:value="其他"/>
+                </w:dropDownList>
+              </w:sdtPr>
+              <w:sdtContent>
+                <w:r>
+                  <w:t>请选择</w:t>
+                </w:r>
+              </w:sdtContent>
+            </w:sdt>
           </w:p>
         </w:tc>
       </w:tr>
       <w:tr>
         <w:trPr>
-          <w:trHeight w:val="529"/>
+          <w:cantSplit/>
         </w:trPr>
         <w:tc>
           <w:tcPr>
@@ -5006,26 +5881,28 @@
               <w:bottom w:val="single" w:sz="4" w:space="0" w:color="000000"/>
               <w:right w:val="single" w:sz="4" w:space="0" w:color="000000"/>
             </w:tcBorders>
-            <w:tcMar>
-              <w:top w:w="0" w:type="dxa"/>
-              <w:left w:w="108" w:type="dxa"/>
-              <w:bottom w:w="0" w:type="dxa"/>
-              <w:right w:w="108" w:type="dxa"/>
-            </w:tcMar>
-          </w:tcPr>
-          <w:p>
-            <w:pPr>
-              <w:kinsoku w:val="0"/>
-              <w:autoSpaceDE w:val="0"/>
-              <w:autoSpaceDN w:val="0"/>
-              <w:adjustRightInd w:val="0"/>
-              <w:snapToGrid w:val="0"/>
-              <w:spacing w:before="62" w:line="218" w:lineRule="auto"/>
-              <w:ind w:left="128"/>
-              <w:jc w:val="left"/>
-              <w:textAlignment w:val="baseline"/>
-              <w:rPr>
-                <w:rFonts w:ascii="Calibri" w:hAnsi="Calibri" w:cs="Arial"/>
+            <w:shd w:val="clear" w:color="FFFFFF" w:fill="C0C0C0"/>
+            <w:tcMar>
+              <w:top w:w="0" w:type="dxa"/>
+              <w:left w:w="108" w:type="dxa"/>
+              <w:bottom w:w="0" w:type="dxa"/>
+              <w:right w:w="108" w:type="dxa"/>
+            </w:tcMar>
+          </w:tcPr>
+          <w:p>
+            <w:pPr>
+              <w:keepNext/>
+              <w:kinsoku w:val="0"/>
+              <w:autoSpaceDE w:val="0"/>
+              <w:autoSpaceDN w:val="0"/>
+              <w:adjustRightInd w:val="0"/>
+              <w:snapToGrid w:val="0"/>
+              <w:spacing w:before="0" w:line="218" w:lineRule="auto" w:after="0"/>
+              <w:ind w:left="756"/>
+              <w:jc w:val="left"/>
+              <w:textAlignment w:val="baseline"/>
+              <w:rPr>
+                <w:rFonts w:ascii="Calibri" w:eastAsia="宋体" w:hAnsi="Calibri" w:cs="Arial"/>
                 <w:szCs w:val="22"/>
               </w:rPr>
             </w:pPr>
@@ -5035,26 +5912,16 @@
                 <w:rFonts w:ascii="宋体" w:hAnsi="宋体" w:cs="宋体"/>
                 <w:snapToGrid w:val="0"/>
                 <w:color w:val="000000"/>
-                <w:kern w:val="0"/>
-                <w:sz w:val="20"/>
-                <w:szCs w:val="20"/>
-                <w:lang w:eastAsia="en-US"/>
-              </w:rPr>
-              <w:t>姓名</w:t>
+                <w:spacing w:val="9"/>
+                <w:kern w:val="0"/>
+                <w:sz w:val="20"/>
+                <w:szCs w:val="20"/>
+                <w:lang w:eastAsia="en-US"/>
+              </w:rPr>
+              <w:lastRenderedPageBreak/>
+              <w:t>运动员</w:t>
             </w:r>
             <w:proofErr w:type="spellEnd"/>
-            <w:r>
-              <w:rPr>
-                <w:rFonts w:ascii="宋体" w:hAnsi="宋体" w:cs="宋体"/>
-                <w:snapToGrid w:val="0"/>
-                <w:color w:val="000000"/>
-                <w:kern w:val="0"/>
-                <w:sz w:val="20"/>
-                <w:szCs w:val="20"/>
-                <w:lang w:eastAsia="en-US"/>
-              </w:rPr>
-              <w:t>：</w:t>
-            </w:r>
           </w:p>
         </w:tc>
         <w:tc>
@@ -5067,26 +5934,28 @@
               <w:bottom w:val="single" w:sz="4" w:space="0" w:color="000000"/>
               <w:right w:val="single" w:sz="4" w:space="0" w:color="000000"/>
             </w:tcBorders>
-            <w:tcMar>
-              <w:top w:w="0" w:type="dxa"/>
-              <w:left w:w="108" w:type="dxa"/>
-              <w:bottom w:w="0" w:type="dxa"/>
-              <w:right w:w="108" w:type="dxa"/>
-            </w:tcMar>
-          </w:tcPr>
-          <w:p>
-            <w:pPr>
-              <w:kinsoku w:val="0"/>
-              <w:autoSpaceDE w:val="0"/>
-              <w:autoSpaceDN w:val="0"/>
-              <w:adjustRightInd w:val="0"/>
-              <w:snapToGrid w:val="0"/>
-              <w:spacing w:before="62" w:line="218" w:lineRule="auto"/>
-              <w:ind w:left="128"/>
-              <w:jc w:val="left"/>
-              <w:textAlignment w:val="baseline"/>
-              <w:rPr>
-                <w:rFonts w:ascii="Calibri" w:hAnsi="Calibri" w:cs="Arial"/>
+            <w:shd w:val="clear" w:color="FFFFFF" w:fill="CCCCCC"/>
+            <w:tcMar>
+              <w:top w:w="0" w:type="dxa"/>
+              <w:left w:w="108" w:type="dxa"/>
+              <w:bottom w:w="0" w:type="dxa"/>
+              <w:right w:w="108" w:type="dxa"/>
+            </w:tcMar>
+          </w:tcPr>
+          <w:p>
+            <w:pPr>
+              <w:keepNext/>
+              <w:kinsoku w:val="0"/>
+              <w:autoSpaceDE w:val="0"/>
+              <w:autoSpaceDN w:val="0"/>
+              <w:adjustRightInd w:val="0"/>
+              <w:snapToGrid w:val="0"/>
+              <w:spacing w:before="0" w:line="218" w:lineRule="auto" w:after="0"/>
+              <w:ind w:left="738"/>
+              <w:jc w:val="left"/>
+              <w:textAlignment w:val="baseline"/>
+              <w:rPr>
+                <w:rFonts w:ascii="Calibri" w:eastAsia="宋体" w:hAnsi="Calibri" w:cs="Arial"/>
                 <w:szCs w:val="22"/>
               </w:rPr>
             </w:pPr>
@@ -5096,26 +5965,15 @@
                 <w:rFonts w:ascii="宋体" w:hAnsi="宋体" w:cs="宋体"/>
                 <w:snapToGrid w:val="0"/>
                 <w:color w:val="000000"/>
-                <w:kern w:val="0"/>
-                <w:sz w:val="20"/>
-                <w:szCs w:val="20"/>
-                <w:lang w:eastAsia="en-US"/>
-              </w:rPr>
-              <w:t>姓名</w:t>
+                <w:spacing w:val="9"/>
+                <w:kern w:val="0"/>
+                <w:sz w:val="20"/>
+                <w:szCs w:val="20"/>
+                <w:lang w:eastAsia="en-US"/>
+              </w:rPr>
+              <w:t>运动员</w:t>
             </w:r>
             <w:proofErr w:type="spellEnd"/>
-            <w:r>
-              <w:rPr>
-                <w:rFonts w:ascii="宋体" w:hAnsi="宋体" w:cs="宋体"/>
-                <w:snapToGrid w:val="0"/>
-                <w:color w:val="000000"/>
-                <w:kern w:val="0"/>
-                <w:sz w:val="20"/>
-                <w:szCs w:val="20"/>
-                <w:lang w:eastAsia="en-US"/>
-              </w:rPr>
-              <w:t>：</w:t>
-            </w:r>
           </w:p>
         </w:tc>
         <w:tc>
@@ -5128,26 +5986,28 @@
               <w:bottom w:val="single" w:sz="4" w:space="0" w:color="000000"/>
               <w:right w:val="single" w:sz="4" w:space="0" w:color="000000"/>
             </w:tcBorders>
-            <w:tcMar>
-              <w:top w:w="0" w:type="dxa"/>
-              <w:left w:w="108" w:type="dxa"/>
-              <w:bottom w:w="0" w:type="dxa"/>
-              <w:right w:w="108" w:type="dxa"/>
-            </w:tcMar>
-          </w:tcPr>
-          <w:p>
-            <w:pPr>
-              <w:kinsoku w:val="0"/>
-              <w:autoSpaceDE w:val="0"/>
-              <w:autoSpaceDN w:val="0"/>
-              <w:adjustRightInd w:val="0"/>
-              <w:snapToGrid w:val="0"/>
-              <w:spacing w:before="62" w:line="218" w:lineRule="auto"/>
-              <w:ind w:left="128"/>
-              <w:jc w:val="left"/>
-              <w:textAlignment w:val="baseline"/>
-              <w:rPr>
-                <w:rFonts w:ascii="Calibri" w:hAnsi="Calibri" w:cs="Arial"/>
+            <w:shd w:val="clear" w:color="FFFFFF" w:fill="C0C0C0"/>
+            <w:tcMar>
+              <w:top w:w="0" w:type="dxa"/>
+              <w:left w:w="108" w:type="dxa"/>
+              <w:bottom w:w="0" w:type="dxa"/>
+              <w:right w:w="108" w:type="dxa"/>
+            </w:tcMar>
+          </w:tcPr>
+          <w:p>
+            <w:pPr>
+              <w:keepNext/>
+              <w:kinsoku w:val="0"/>
+              <w:autoSpaceDE w:val="0"/>
+              <w:autoSpaceDN w:val="0"/>
+              <w:adjustRightInd w:val="0"/>
+              <w:snapToGrid w:val="0"/>
+              <w:spacing w:before="0" w:line="218" w:lineRule="auto" w:after="0"/>
+              <w:ind w:left="756"/>
+              <w:jc w:val="left"/>
+              <w:textAlignment w:val="baseline"/>
+              <w:rPr>
+                <w:rFonts w:ascii="Calibri" w:eastAsia="宋体" w:hAnsi="Calibri" w:cs="Arial"/>
                 <w:szCs w:val="22"/>
               </w:rPr>
             </w:pPr>
@@ -5157,26 +6017,15 @@
                 <w:rFonts w:ascii="宋体" w:hAnsi="宋体" w:cs="宋体"/>
                 <w:snapToGrid w:val="0"/>
                 <w:color w:val="000000"/>
-                <w:kern w:val="0"/>
-                <w:sz w:val="20"/>
-                <w:szCs w:val="20"/>
-                <w:lang w:eastAsia="en-US"/>
-              </w:rPr>
-              <w:t>姓名</w:t>
+                <w:spacing w:val="9"/>
+                <w:kern w:val="0"/>
+                <w:sz w:val="20"/>
+                <w:szCs w:val="20"/>
+                <w:lang w:eastAsia="en-US"/>
+              </w:rPr>
+              <w:t>运动员</w:t>
             </w:r>
             <w:proofErr w:type="spellEnd"/>
-            <w:r>
-              <w:rPr>
-                <w:rFonts w:ascii="宋体" w:hAnsi="宋体" w:cs="宋体"/>
-                <w:snapToGrid w:val="0"/>
-                <w:color w:val="000000"/>
-                <w:kern w:val="0"/>
-                <w:sz w:val="20"/>
-                <w:szCs w:val="20"/>
-                <w:lang w:eastAsia="en-US"/>
-              </w:rPr>
-              <w:t>：</w:t>
-            </w:r>
           </w:p>
         </w:tc>
         <w:tc>
@@ -5189,21 +6038,24 @@
               <w:bottom w:val="single" w:sz="4" w:space="0" w:color="000000"/>
               <w:right w:val="single" w:sz="4" w:space="0" w:color="000000"/>
             </w:tcBorders>
-            <w:tcMar>
-              <w:top w:w="0" w:type="dxa"/>
-              <w:left w:w="108" w:type="dxa"/>
-              <w:bottom w:w="0" w:type="dxa"/>
-              <w:right w:w="108" w:type="dxa"/>
-            </w:tcMar>
-          </w:tcPr>
-          <w:p>
-            <w:pPr>
-              <w:kinsoku w:val="0"/>
-              <w:autoSpaceDE w:val="0"/>
-              <w:autoSpaceDN w:val="0"/>
-              <w:adjustRightInd w:val="0"/>
-              <w:snapToGrid w:val="0"/>
-              <w:spacing w:before="62" w:line="218" w:lineRule="auto"/>
+            <w:shd w:val="clear" w:color="FFFFFF" w:fill="CCCCCC"/>
+            <w:tcMar>
+              <w:top w:w="0" w:type="dxa"/>
+              <w:left w:w="108" w:type="dxa"/>
+              <w:bottom w:w="0" w:type="dxa"/>
+              <w:right w:w="108" w:type="dxa"/>
+            </w:tcMar>
+          </w:tcPr>
+          <w:p>
+            <w:pPr>
+              <w:keepNext/>
+              <w:kinsoku w:val="0"/>
+              <w:autoSpaceDE w:val="0"/>
+              <w:autoSpaceDN w:val="0"/>
+              <w:adjustRightInd w:val="0"/>
+              <w:snapToGrid w:val="0"/>
+              <w:spacing w:before="0" w:line="218" w:lineRule="auto" w:after="0"/>
+              <w:ind w:left="738"/>
               <w:jc w:val="left"/>
               <w:textAlignment w:val="baseline"/>
               <w:rPr>
@@ -5217,26 +6069,15 @@
                 <w:rFonts w:ascii="宋体" w:hAnsi="宋体" w:cs="宋体"/>
                 <w:snapToGrid w:val="0"/>
                 <w:color w:val="000000"/>
-                <w:kern w:val="0"/>
-                <w:sz w:val="20"/>
-                <w:szCs w:val="20"/>
-                <w:lang w:eastAsia="en-US"/>
-              </w:rPr>
-              <w:t>姓名</w:t>
+                <w:spacing w:val="9"/>
+                <w:kern w:val="0"/>
+                <w:sz w:val="20"/>
+                <w:szCs w:val="20"/>
+                <w:lang w:eastAsia="en-US"/>
+              </w:rPr>
+              <w:t>运动员</w:t>
             </w:r>
             <w:proofErr w:type="spellEnd"/>
-            <w:r>
-              <w:rPr>
-                <w:rFonts w:ascii="宋体" w:hAnsi="宋体" w:cs="宋体"/>
-                <w:snapToGrid w:val="0"/>
-                <w:color w:val="000000"/>
-                <w:kern w:val="0"/>
-                <w:sz w:val="20"/>
-                <w:szCs w:val="20"/>
-                <w:lang w:eastAsia="en-US"/>
-              </w:rPr>
-              <w:t>：</w:t>
-            </w:r>
           </w:p>
         </w:tc>
         <w:tc>
@@ -5249,21 +6090,24 @@
               <w:bottom w:val="single" w:sz="4" w:space="0" w:color="000000"/>
               <w:right w:val="single" w:sz="4" w:space="0" w:color="000000"/>
             </w:tcBorders>
-            <w:tcMar>
-              <w:top w:w="0" w:type="dxa"/>
-              <w:left w:w="108" w:type="dxa"/>
-              <w:bottom w:w="0" w:type="dxa"/>
-              <w:right w:w="108" w:type="dxa"/>
-            </w:tcMar>
-          </w:tcPr>
-          <w:p>
-            <w:pPr>
-              <w:kinsoku w:val="0"/>
-              <w:autoSpaceDE w:val="0"/>
-              <w:autoSpaceDN w:val="0"/>
-              <w:adjustRightInd w:val="0"/>
-              <w:snapToGrid w:val="0"/>
-              <w:spacing w:before="62" w:line="218" w:lineRule="auto"/>
+            <w:shd w:val="clear" w:color="FFFFFF" w:fill="CCCCCC"/>
+            <w:tcMar>
+              <w:top w:w="0" w:type="dxa"/>
+              <w:left w:w="108" w:type="dxa"/>
+              <w:bottom w:w="0" w:type="dxa"/>
+              <w:right w:w="108" w:type="dxa"/>
+            </w:tcMar>
+          </w:tcPr>
+          <w:p>
+            <w:pPr>
+              <w:keepNext/>
+              <w:kinsoku w:val="0"/>
+              <w:autoSpaceDE w:val="0"/>
+              <w:autoSpaceDN w:val="0"/>
+              <w:adjustRightInd w:val="0"/>
+              <w:snapToGrid w:val="0"/>
+              <w:spacing w:before="0" w:line="218" w:lineRule="auto" w:after="0"/>
+              <w:ind w:left="738"/>
               <w:jc w:val="left"/>
               <w:textAlignment w:val="baseline"/>
               <w:rPr>
@@ -5277,32 +6121,21 @@
                 <w:rFonts w:ascii="宋体" w:hAnsi="宋体" w:cs="宋体"/>
                 <w:snapToGrid w:val="0"/>
                 <w:color w:val="000000"/>
-                <w:kern w:val="0"/>
-                <w:sz w:val="20"/>
-                <w:szCs w:val="20"/>
-                <w:lang w:eastAsia="en-US"/>
-              </w:rPr>
-              <w:t>姓名</w:t>
+                <w:spacing w:val="9"/>
+                <w:kern w:val="0"/>
+                <w:sz w:val="20"/>
+                <w:szCs w:val="20"/>
+                <w:lang w:eastAsia="en-US"/>
+              </w:rPr>
+              <w:t>运动员</w:t>
             </w:r>
             <w:proofErr w:type="spellEnd"/>
-            <w:r>
-              <w:rPr>
-                <w:rFonts w:ascii="宋体" w:hAnsi="宋体" w:cs="宋体"/>
-                <w:snapToGrid w:val="0"/>
-                <w:color w:val="000000"/>
-                <w:kern w:val="0"/>
-                <w:sz w:val="20"/>
-                <w:szCs w:val="20"/>
-                <w:lang w:eastAsia="en-US"/>
-              </w:rPr>
-              <w:t>：</w:t>
-            </w:r>
           </w:p>
         </w:tc>
       </w:tr>
       <w:tr>
         <w:trPr>
-          <w:trHeight w:val="629"/>
+          <w:cantSplit/>
         </w:trPr>
         <w:tc>
           <w:tcPr>
@@ -5323,12 +6156,701 @@
           </w:tcPr>
           <w:p>
             <w:pPr>
-              <w:kinsoku w:val="0"/>
-              <w:autoSpaceDE w:val="0"/>
-              <w:autoSpaceDN w:val="0"/>
-              <w:adjustRightInd w:val="0"/>
-              <w:snapToGrid w:val="0"/>
-              <w:spacing w:before="62" w:line="218" w:lineRule="auto"/>
+              <w:keepNext/>
+              <w:spacing w:after="0" w:before="0"/>
+            </w:pPr>
+            <w:r>
+              <w:rPr>
+                <w:sz w:val="20"/>
+              </w:rPr>
+            </w:r>
+            <w:sdt>
+              <w:sdtPr>
+                <w:alias w:val="选择照片"/>
+                <w:tag w:val="sxf-photo-1-0"/>
+                <w:id w:val="90010"/>
+                <w:picture/>
+                <w:showingPlcHdr/>
+              </w:sdtPr>
+              <w:sdtContent>
+                <w:r>
+                  <w:drawing>
+                    <wp:inline xmlns:a="http://schemas.openxmlformats.org/drawingml/2006/main" xmlns:pic="http://schemas.openxmlformats.org/drawingml/2006/picture">
+                      <wp:extent cx="864000" cy="1036800"/>
+                      <wp:docPr id="6" name="Picture 6"/>
+                      <wp:cNvGraphicFramePr>
+                        <a:graphicFrameLocks noChangeAspect="1"/>
+                      </wp:cNvGraphicFramePr>
+                      <a:graphic>
+                        <a:graphicData uri="http://schemas.openxmlformats.org/drawingml/2006/picture">
+                          <pic:pic>
+                            <pic:nvPicPr>
+                              <pic:cNvPr id="0" name="image.png"/>
+                              <pic:cNvPicPr/>
+                            </pic:nvPicPr>
+                            <pic:blipFill>
+                              <a:blip r:embed="rId10"/>
+                              <a:stretch>
+                                <a:fillRect/>
+                              </a:stretch>
+                            </pic:blipFill>
+                            <pic:spPr>
+                              <a:xfrm>
+                                <a:off x="0" y="0"/>
+                                <a:ext cx="864000" cy="1036800"/>
+                              </a:xfrm>
+                              <a:prstGeom prst="rect"/>
+                            </pic:spPr>
+                          </pic:pic>
+                        </a:graphicData>
+                      </a:graphic>
+                    </wp:inline>
+                  </w:drawing>
+                </w:r>
+              </w:sdtContent>
+            </w:sdt>
+          </w:p>
+        </w:tc>
+        <w:tc>
+          <w:tcPr>
+            <w:tcW w:w="2195" w:type="dxa"/>
+            <w:gridSpan w:val="3"/>
+            <w:tcBorders>
+              <w:top w:val="single" w:sz="4" w:space="0" w:color="000000"/>
+              <w:left w:val="single" w:sz="4" w:space="0" w:color="000000"/>
+              <w:bottom w:val="single" w:sz="4" w:space="0" w:color="000000"/>
+              <w:right w:val="single" w:sz="4" w:space="0" w:color="000000"/>
+            </w:tcBorders>
+            <w:tcMar>
+              <w:top w:w="0" w:type="dxa"/>
+              <w:left w:w="108" w:type="dxa"/>
+              <w:bottom w:w="0" w:type="dxa"/>
+              <w:right w:w="108" w:type="dxa"/>
+            </w:tcMar>
+          </w:tcPr>
+          <w:p>
+            <w:pPr>
+              <w:keepNext/>
+              <w:spacing w:after="0" w:before="0"/>
+            </w:pPr>
+            <w:r>
+              <w:rPr>
+                <w:sz w:val="20"/>
+              </w:rPr>
+            </w:r>
+            <w:sdt>
+              <w:sdtPr>
+                <w:alias w:val="选择照片"/>
+                <w:tag w:val="sxf-photo-1-1"/>
+                <w:id w:val="90011"/>
+                <w:picture/>
+                <w:showingPlcHdr/>
+              </w:sdtPr>
+              <w:sdtContent>
+                <w:r>
+                  <w:drawing>
+                    <wp:inline xmlns:a="http://schemas.openxmlformats.org/drawingml/2006/main" xmlns:pic="http://schemas.openxmlformats.org/drawingml/2006/picture">
+                      <wp:extent cx="864000" cy="1036800"/>
+                      <wp:docPr id="7" name="Picture 7"/>
+                      <wp:cNvGraphicFramePr>
+                        <a:graphicFrameLocks noChangeAspect="1"/>
+                      </wp:cNvGraphicFramePr>
+                      <a:graphic>
+                        <a:graphicData uri="http://schemas.openxmlformats.org/drawingml/2006/picture">
+                          <pic:pic>
+                            <pic:nvPicPr>
+                              <pic:cNvPr id="0" name="image.png"/>
+                              <pic:cNvPicPr/>
+                            </pic:nvPicPr>
+                            <pic:blipFill>
+                              <a:blip r:embed="rId10"/>
+                              <a:stretch>
+                                <a:fillRect/>
+                              </a:stretch>
+                            </pic:blipFill>
+                            <pic:spPr>
+                              <a:xfrm>
+                                <a:off x="0" y="0"/>
+                                <a:ext cx="864000" cy="1036800"/>
+                              </a:xfrm>
+                              <a:prstGeom prst="rect"/>
+                            </pic:spPr>
+                          </pic:pic>
+                        </a:graphicData>
+                      </a:graphic>
+                    </wp:inline>
+                  </w:drawing>
+                </w:r>
+              </w:sdtContent>
+            </w:sdt>
+          </w:p>
+        </w:tc>
+        <w:tc>
+          <w:tcPr>
+            <w:tcW w:w="2167" w:type="dxa"/>
+            <w:gridSpan w:val="3"/>
+            <w:tcBorders>
+              <w:top w:val="single" w:sz="4" w:space="0" w:color="000000"/>
+              <w:left w:val="single" w:sz="4" w:space="0" w:color="000000"/>
+              <w:bottom w:val="single" w:sz="4" w:space="0" w:color="000000"/>
+              <w:right w:val="single" w:sz="4" w:space="0" w:color="000000"/>
+            </w:tcBorders>
+            <w:tcMar>
+              <w:top w:w="0" w:type="dxa"/>
+              <w:left w:w="108" w:type="dxa"/>
+              <w:bottom w:w="0" w:type="dxa"/>
+              <w:right w:w="108" w:type="dxa"/>
+            </w:tcMar>
+          </w:tcPr>
+          <w:p>
+            <w:pPr>
+              <w:keepNext/>
+              <w:spacing w:after="0" w:before="0"/>
+            </w:pPr>
+            <w:r>
+              <w:rPr>
+                <w:sz w:val="20"/>
+              </w:rPr>
+            </w:r>
+            <w:sdt>
+              <w:sdtPr>
+                <w:alias w:val="选择照片"/>
+                <w:tag w:val="sxf-photo-1-2"/>
+                <w:id w:val="90012"/>
+                <w:picture/>
+                <w:showingPlcHdr/>
+              </w:sdtPr>
+              <w:sdtContent>
+                <w:r>
+                  <w:drawing>
+                    <wp:inline xmlns:a="http://schemas.openxmlformats.org/drawingml/2006/main" xmlns:pic="http://schemas.openxmlformats.org/drawingml/2006/picture">
+                      <wp:extent cx="864000" cy="1036800"/>
+                      <wp:docPr id="8" name="Picture 8"/>
+                      <wp:cNvGraphicFramePr>
+                        <a:graphicFrameLocks noChangeAspect="1"/>
+                      </wp:cNvGraphicFramePr>
+                      <a:graphic>
+                        <a:graphicData uri="http://schemas.openxmlformats.org/drawingml/2006/picture">
+                          <pic:pic>
+                            <pic:nvPicPr>
+                              <pic:cNvPr id="0" name="image.png"/>
+                              <pic:cNvPicPr/>
+                            </pic:nvPicPr>
+                            <pic:blipFill>
+                              <a:blip r:embed="rId10"/>
+                              <a:stretch>
+                                <a:fillRect/>
+                              </a:stretch>
+                            </pic:blipFill>
+                            <pic:spPr>
+                              <a:xfrm>
+                                <a:off x="0" y="0"/>
+                                <a:ext cx="864000" cy="1036800"/>
+                              </a:xfrm>
+                              <a:prstGeom prst="rect"/>
+                            </pic:spPr>
+                          </pic:pic>
+                        </a:graphicData>
+                      </a:graphic>
+                    </wp:inline>
+                  </w:drawing>
+                </w:r>
+              </w:sdtContent>
+            </w:sdt>
+          </w:p>
+        </w:tc>
+        <w:tc>
+          <w:tcPr>
+            <w:tcW w:w="2175" w:type="dxa"/>
+            <w:gridSpan w:val="3"/>
+            <w:tcBorders>
+              <w:top w:val="single" w:sz="4" w:space="0" w:color="000000"/>
+              <w:left w:val="single" w:sz="4" w:space="0" w:color="000000"/>
+              <w:bottom w:val="single" w:sz="4" w:space="0" w:color="000000"/>
+              <w:right w:val="single" w:sz="4" w:space="0" w:color="000000"/>
+            </w:tcBorders>
+            <w:tcMar>
+              <w:top w:w="0" w:type="dxa"/>
+              <w:left w:w="108" w:type="dxa"/>
+              <w:bottom w:w="0" w:type="dxa"/>
+              <w:right w:w="108" w:type="dxa"/>
+            </w:tcMar>
+          </w:tcPr>
+          <w:p>
+            <w:pPr>
+              <w:keepNext/>
+              <w:spacing w:after="0" w:before="0"/>
+            </w:pPr>
+            <w:r>
+              <w:rPr>
+                <w:sz w:val="20"/>
+              </w:rPr>
+            </w:r>
+            <w:sdt>
+              <w:sdtPr>
+                <w:alias w:val="选择照片"/>
+                <w:tag w:val="sxf-photo-1-3"/>
+                <w:id w:val="90013"/>
+                <w:picture/>
+                <w:showingPlcHdr/>
+              </w:sdtPr>
+              <w:sdtContent>
+                <w:r>
+                  <w:drawing>
+                    <wp:inline xmlns:a="http://schemas.openxmlformats.org/drawingml/2006/main" xmlns:pic="http://schemas.openxmlformats.org/drawingml/2006/picture">
+                      <wp:extent cx="864000" cy="1036800"/>
+                      <wp:docPr id="9" name="Picture 9"/>
+                      <wp:cNvGraphicFramePr>
+                        <a:graphicFrameLocks noChangeAspect="1"/>
+                      </wp:cNvGraphicFramePr>
+                      <a:graphic>
+                        <a:graphicData uri="http://schemas.openxmlformats.org/drawingml/2006/picture">
+                          <pic:pic>
+                            <pic:nvPicPr>
+                              <pic:cNvPr id="0" name="image.png"/>
+                              <pic:cNvPicPr/>
+                            </pic:nvPicPr>
+                            <pic:blipFill>
+                              <a:blip r:embed="rId10"/>
+                              <a:stretch>
+                                <a:fillRect/>
+                              </a:stretch>
+                            </pic:blipFill>
+                            <pic:spPr>
+                              <a:xfrm>
+                                <a:off x="0" y="0"/>
+                                <a:ext cx="864000" cy="1036800"/>
+                              </a:xfrm>
+                              <a:prstGeom prst="rect"/>
+                            </pic:spPr>
+                          </pic:pic>
+                        </a:graphicData>
+                      </a:graphic>
+                    </wp:inline>
+                  </w:drawing>
+                </w:r>
+              </w:sdtContent>
+            </w:sdt>
+          </w:p>
+        </w:tc>
+        <w:tc>
+          <w:tcPr>
+            <w:tcW w:w="2149" w:type="dxa"/>
+            <w:gridSpan w:val="3"/>
+            <w:tcBorders>
+              <w:top w:val="single" w:sz="4" w:space="0" w:color="000000"/>
+              <w:left w:val="single" w:sz="4" w:space="0" w:color="000000"/>
+              <w:bottom w:val="single" w:sz="4" w:space="0" w:color="000000"/>
+              <w:right w:val="single" w:sz="4" w:space="0" w:color="000000"/>
+            </w:tcBorders>
+            <w:tcMar>
+              <w:top w:w="0" w:type="dxa"/>
+              <w:left w:w="108" w:type="dxa"/>
+              <w:bottom w:w="0" w:type="dxa"/>
+              <w:right w:w="108" w:type="dxa"/>
+            </w:tcMar>
+          </w:tcPr>
+          <w:p>
+            <w:pPr>
+              <w:keepNext/>
+              <w:spacing w:after="0" w:before="0"/>
+            </w:pPr>
+            <w:r>
+              <w:rPr>
+                <w:sz w:val="20"/>
+              </w:rPr>
+            </w:r>
+            <w:sdt>
+              <w:sdtPr>
+                <w:alias w:val="选择照片"/>
+                <w:tag w:val="sxf-photo-1-4"/>
+                <w:id w:val="90014"/>
+                <w:picture/>
+                <w:showingPlcHdr/>
+              </w:sdtPr>
+              <w:sdtContent>
+                <w:r>
+                  <w:drawing>
+                    <wp:inline xmlns:a="http://schemas.openxmlformats.org/drawingml/2006/main" xmlns:pic="http://schemas.openxmlformats.org/drawingml/2006/picture">
+                      <wp:extent cx="864000" cy="1036800"/>
+                      <wp:docPr id="10" name="Picture 10"/>
+                      <wp:cNvGraphicFramePr>
+                        <a:graphicFrameLocks noChangeAspect="1"/>
+                      </wp:cNvGraphicFramePr>
+                      <a:graphic>
+                        <a:graphicData uri="http://schemas.openxmlformats.org/drawingml/2006/picture">
+                          <pic:pic>
+                            <pic:nvPicPr>
+                              <pic:cNvPr id="0" name="image.png"/>
+                              <pic:cNvPicPr/>
+                            </pic:nvPicPr>
+                            <pic:blipFill>
+                              <a:blip r:embed="rId10"/>
+                              <a:stretch>
+                                <a:fillRect/>
+                              </a:stretch>
+                            </pic:blipFill>
+                            <pic:spPr>
+                              <a:xfrm>
+                                <a:off x="0" y="0"/>
+                                <a:ext cx="864000" cy="1036800"/>
+                              </a:xfrm>
+                              <a:prstGeom prst="rect"/>
+                            </pic:spPr>
+                          </pic:pic>
+                        </a:graphicData>
+                      </a:graphic>
+                    </wp:inline>
+                  </w:drawing>
+                </w:r>
+              </w:sdtContent>
+            </w:sdt>
+          </w:p>
+        </w:tc>
+      </w:tr>
+      <w:tr>
+        <w:trPr>
+          <w:cantSplit/>
+        </w:trPr>
+        <w:tc>
+          <w:tcPr>
+            <w:tcW w:w="2165" w:type="dxa"/>
+            <w:gridSpan w:val="2"/>
+            <w:tcBorders>
+              <w:top w:val="single" w:sz="4" w:space="0" w:color="000000"/>
+              <w:left w:val="single" w:sz="4" w:space="0" w:color="000000"/>
+              <w:bottom w:val="single" w:sz="4" w:space="0" w:color="000000"/>
+              <w:right w:val="single" w:sz="4" w:space="0" w:color="000000"/>
+            </w:tcBorders>
+            <w:tcMar>
+              <w:top w:w="0" w:type="dxa"/>
+              <w:left w:w="108" w:type="dxa"/>
+              <w:bottom w:w="0" w:type="dxa"/>
+              <w:right w:w="108" w:type="dxa"/>
+            </w:tcMar>
+          </w:tcPr>
+          <w:p>
+            <w:pPr>
+              <w:keepNext/>
+              <w:kinsoku w:val="0"/>
+              <w:autoSpaceDE w:val="0"/>
+              <w:autoSpaceDN w:val="0"/>
+              <w:adjustRightInd w:val="0"/>
+              <w:snapToGrid w:val="0"/>
+              <w:spacing w:before="0" w:line="218" w:lineRule="auto" w:after="0"/>
+              <w:ind w:left="128"/>
+              <w:jc w:val="left"/>
+              <w:textAlignment w:val="baseline"/>
+              <w:rPr>
+                <w:rFonts w:ascii="Calibri" w:hAnsi="Calibri" w:cs="Arial"/>
+                <w:szCs w:val="22"/>
+              </w:rPr>
+            </w:pPr>
+            <w:proofErr w:type="spellStart"/>
+            <w:r>
+              <w:rPr>
+                <w:rFonts w:ascii="宋体" w:hAnsi="宋体" w:cs="宋体"/>
+                <w:snapToGrid w:val="0"/>
+                <w:color w:val="000000"/>
+                <w:kern w:val="0"/>
+                <w:sz w:val="20"/>
+                <w:szCs w:val="20"/>
+                <w:lang w:eastAsia="en-US"/>
+              </w:rPr>
+              <w:t>姓名</w:t>
+            </w:r>
+            <w:proofErr w:type="spellEnd"/>
+            <w:r>
+              <w:rPr>
+                <w:rFonts w:ascii="宋体" w:hAnsi="宋体" w:cs="宋体"/>
+                <w:snapToGrid w:val="0"/>
+                <w:color w:val="000000"/>
+                <w:kern w:val="0"/>
+                <w:sz w:val="20"/>
+                <w:szCs w:val="20"/>
+                <w:lang w:eastAsia="en-US"/>
+              </w:rPr>
+              <w:t>：</w:t>
+            </w:r>
+          </w:p>
+        </w:tc>
+        <w:tc>
+          <w:tcPr>
+            <w:tcW w:w="2195" w:type="dxa"/>
+            <w:gridSpan w:val="3"/>
+            <w:tcBorders>
+              <w:top w:val="single" w:sz="4" w:space="0" w:color="000000"/>
+              <w:left w:val="single" w:sz="4" w:space="0" w:color="000000"/>
+              <w:bottom w:val="single" w:sz="4" w:space="0" w:color="000000"/>
+              <w:right w:val="single" w:sz="4" w:space="0" w:color="000000"/>
+            </w:tcBorders>
+            <w:tcMar>
+              <w:top w:w="0" w:type="dxa"/>
+              <w:left w:w="108" w:type="dxa"/>
+              <w:bottom w:w="0" w:type="dxa"/>
+              <w:right w:w="108" w:type="dxa"/>
+            </w:tcMar>
+          </w:tcPr>
+          <w:p>
+            <w:pPr>
+              <w:keepNext/>
+              <w:kinsoku w:val="0"/>
+              <w:autoSpaceDE w:val="0"/>
+              <w:autoSpaceDN w:val="0"/>
+              <w:adjustRightInd w:val="0"/>
+              <w:snapToGrid w:val="0"/>
+              <w:spacing w:before="0" w:line="218" w:lineRule="auto" w:after="0"/>
+              <w:ind w:left="128"/>
+              <w:jc w:val="left"/>
+              <w:textAlignment w:val="baseline"/>
+              <w:rPr>
+                <w:rFonts w:ascii="Calibri" w:hAnsi="Calibri" w:cs="Arial"/>
+                <w:szCs w:val="22"/>
+              </w:rPr>
+            </w:pPr>
+            <w:proofErr w:type="spellStart"/>
+            <w:r>
+              <w:rPr>
+                <w:rFonts w:ascii="宋体" w:hAnsi="宋体" w:cs="宋体"/>
+                <w:snapToGrid w:val="0"/>
+                <w:color w:val="000000"/>
+                <w:kern w:val="0"/>
+                <w:sz w:val="20"/>
+                <w:szCs w:val="20"/>
+                <w:lang w:eastAsia="en-US"/>
+              </w:rPr>
+              <w:t>姓名</w:t>
+            </w:r>
+            <w:proofErr w:type="spellEnd"/>
+            <w:r>
+              <w:rPr>
+                <w:rFonts w:ascii="宋体" w:hAnsi="宋体" w:cs="宋体"/>
+                <w:snapToGrid w:val="0"/>
+                <w:color w:val="000000"/>
+                <w:kern w:val="0"/>
+                <w:sz w:val="20"/>
+                <w:szCs w:val="20"/>
+                <w:lang w:eastAsia="en-US"/>
+              </w:rPr>
+              <w:t>：</w:t>
+            </w:r>
+          </w:p>
+        </w:tc>
+        <w:tc>
+          <w:tcPr>
+            <w:tcW w:w="2167" w:type="dxa"/>
+            <w:gridSpan w:val="3"/>
+            <w:tcBorders>
+              <w:top w:val="single" w:sz="4" w:space="0" w:color="000000"/>
+              <w:left w:val="single" w:sz="4" w:space="0" w:color="000000"/>
+              <w:bottom w:val="single" w:sz="4" w:space="0" w:color="000000"/>
+              <w:right w:val="single" w:sz="4" w:space="0" w:color="000000"/>
+            </w:tcBorders>
+            <w:tcMar>
+              <w:top w:w="0" w:type="dxa"/>
+              <w:left w:w="108" w:type="dxa"/>
+              <w:bottom w:w="0" w:type="dxa"/>
+              <w:right w:w="108" w:type="dxa"/>
+            </w:tcMar>
+          </w:tcPr>
+          <w:p>
+            <w:pPr>
+              <w:keepNext/>
+              <w:kinsoku w:val="0"/>
+              <w:autoSpaceDE w:val="0"/>
+              <w:autoSpaceDN w:val="0"/>
+              <w:adjustRightInd w:val="0"/>
+              <w:snapToGrid w:val="0"/>
+              <w:spacing w:before="0" w:line="218" w:lineRule="auto" w:after="0"/>
+              <w:ind w:left="128"/>
+              <w:jc w:val="left"/>
+              <w:textAlignment w:val="baseline"/>
+              <w:rPr>
+                <w:rFonts w:ascii="Calibri" w:hAnsi="Calibri" w:cs="Arial"/>
+                <w:szCs w:val="22"/>
+              </w:rPr>
+            </w:pPr>
+            <w:proofErr w:type="spellStart"/>
+            <w:r>
+              <w:rPr>
+                <w:rFonts w:ascii="宋体" w:hAnsi="宋体" w:cs="宋体"/>
+                <w:snapToGrid w:val="0"/>
+                <w:color w:val="000000"/>
+                <w:kern w:val="0"/>
+                <w:sz w:val="20"/>
+                <w:szCs w:val="20"/>
+                <w:lang w:eastAsia="en-US"/>
+              </w:rPr>
+              <w:t>姓名</w:t>
+            </w:r>
+            <w:proofErr w:type="spellEnd"/>
+            <w:r>
+              <w:rPr>
+                <w:rFonts w:ascii="宋体" w:hAnsi="宋体" w:cs="宋体"/>
+                <w:snapToGrid w:val="0"/>
+                <w:color w:val="000000"/>
+                <w:kern w:val="0"/>
+                <w:sz w:val="20"/>
+                <w:szCs w:val="20"/>
+                <w:lang w:eastAsia="en-US"/>
+              </w:rPr>
+              <w:t>：</w:t>
+            </w:r>
+          </w:p>
+        </w:tc>
+        <w:tc>
+          <w:tcPr>
+            <w:tcW w:w="2175" w:type="dxa"/>
+            <w:gridSpan w:val="3"/>
+            <w:tcBorders>
+              <w:top w:val="single" w:sz="4" w:space="0" w:color="000000"/>
+              <w:left w:val="single" w:sz="4" w:space="0" w:color="000000"/>
+              <w:bottom w:val="single" w:sz="4" w:space="0" w:color="000000"/>
+              <w:right w:val="single" w:sz="4" w:space="0" w:color="000000"/>
+            </w:tcBorders>
+            <w:tcMar>
+              <w:top w:w="0" w:type="dxa"/>
+              <w:left w:w="108" w:type="dxa"/>
+              <w:bottom w:w="0" w:type="dxa"/>
+              <w:right w:w="108" w:type="dxa"/>
+            </w:tcMar>
+          </w:tcPr>
+          <w:p>
+            <w:pPr>
+              <w:keepNext/>
+              <w:kinsoku w:val="0"/>
+              <w:autoSpaceDE w:val="0"/>
+              <w:autoSpaceDN w:val="0"/>
+              <w:adjustRightInd w:val="0"/>
+              <w:snapToGrid w:val="0"/>
+              <w:spacing w:before="0" w:line="218" w:lineRule="auto" w:after="0"/>
+              <w:jc w:val="left"/>
+              <w:textAlignment w:val="baseline"/>
+              <w:rPr>
+                <w:rFonts w:ascii="Calibri" w:eastAsia="宋体" w:hAnsi="Calibri" w:cs="Arial"/>
+                <w:szCs w:val="22"/>
+              </w:rPr>
+            </w:pPr>
+            <w:proofErr w:type="spellStart"/>
+            <w:r>
+              <w:rPr>
+                <w:rFonts w:ascii="宋体" w:hAnsi="宋体" w:cs="宋体"/>
+                <w:snapToGrid w:val="0"/>
+                <w:color w:val="000000"/>
+                <w:kern w:val="0"/>
+                <w:sz w:val="20"/>
+                <w:szCs w:val="20"/>
+                <w:lang w:eastAsia="en-US"/>
+              </w:rPr>
+              <w:t>姓名</w:t>
+            </w:r>
+            <w:proofErr w:type="spellEnd"/>
+            <w:r>
+              <w:rPr>
+                <w:rFonts w:ascii="宋体" w:hAnsi="宋体" w:cs="宋体"/>
+                <w:snapToGrid w:val="0"/>
+                <w:color w:val="000000"/>
+                <w:kern w:val="0"/>
+                <w:sz w:val="20"/>
+                <w:szCs w:val="20"/>
+                <w:lang w:eastAsia="en-US"/>
+              </w:rPr>
+              <w:t>：</w:t>
+            </w:r>
+          </w:p>
+        </w:tc>
+        <w:tc>
+          <w:tcPr>
+            <w:tcW w:w="2149" w:type="dxa"/>
+            <w:gridSpan w:val="3"/>
+            <w:tcBorders>
+              <w:top w:val="single" w:sz="4" w:space="0" w:color="000000"/>
+              <w:left w:val="single" w:sz="4" w:space="0" w:color="000000"/>
+              <w:bottom w:val="single" w:sz="4" w:space="0" w:color="000000"/>
+              <w:right w:val="single" w:sz="4" w:space="0" w:color="000000"/>
+            </w:tcBorders>
+            <w:tcMar>
+              <w:top w:w="0" w:type="dxa"/>
+              <w:left w:w="108" w:type="dxa"/>
+              <w:bottom w:w="0" w:type="dxa"/>
+              <w:right w:w="108" w:type="dxa"/>
+            </w:tcMar>
+          </w:tcPr>
+          <w:p>
+            <w:pPr>
+              <w:keepNext/>
+              <w:kinsoku w:val="0"/>
+              <w:autoSpaceDE w:val="0"/>
+              <w:autoSpaceDN w:val="0"/>
+              <w:adjustRightInd w:val="0"/>
+              <w:snapToGrid w:val="0"/>
+              <w:spacing w:before="0" w:line="218" w:lineRule="auto" w:after="0"/>
+              <w:jc w:val="left"/>
+              <w:textAlignment w:val="baseline"/>
+              <w:rPr>
+                <w:rFonts w:ascii="Calibri" w:eastAsia="宋体" w:hAnsi="Calibri" w:cs="Arial"/>
+                <w:szCs w:val="22"/>
+              </w:rPr>
+            </w:pPr>
+            <w:proofErr w:type="spellStart"/>
+            <w:r>
+              <w:rPr>
+                <w:rFonts w:ascii="宋体" w:hAnsi="宋体" w:cs="宋体"/>
+                <w:snapToGrid w:val="0"/>
+                <w:color w:val="000000"/>
+                <w:kern w:val="0"/>
+                <w:sz w:val="20"/>
+                <w:szCs w:val="20"/>
+                <w:lang w:eastAsia="en-US"/>
+              </w:rPr>
+              <w:t>姓名</w:t>
+            </w:r>
+            <w:proofErr w:type="spellEnd"/>
+            <w:r>
+              <w:rPr>
+                <w:rFonts w:ascii="宋体" w:hAnsi="宋体" w:cs="宋体"/>
+                <w:snapToGrid w:val="0"/>
+                <w:color w:val="000000"/>
+                <w:kern w:val="0"/>
+                <w:sz w:val="20"/>
+                <w:szCs w:val="20"/>
+                <w:lang w:eastAsia="en-US"/>
+              </w:rPr>
+              <w:t>：</w:t>
+            </w:r>
+          </w:p>
+        </w:tc>
+      </w:tr>
+      <w:tr>
+        <w:trPr>
+          <w:cantSplit/>
+        </w:trPr>
+        <w:tc>
+          <w:tcPr>
+            <w:tcW w:w="2165" w:type="dxa"/>
+            <w:gridSpan w:val="2"/>
+            <w:tcBorders>
+              <w:top w:val="single" w:sz="4" w:space="0" w:color="000000"/>
+              <w:left w:val="single" w:sz="4" w:space="0" w:color="000000"/>
+              <w:bottom w:val="single" w:sz="4" w:space="0" w:color="000000"/>
+              <w:right w:val="single" w:sz="4" w:space="0" w:color="000000"/>
+            </w:tcBorders>
+            <w:tcMar>
+              <w:top w:w="0" w:type="dxa"/>
+              <w:left w:w="108" w:type="dxa"/>
+              <w:bottom w:w="0" w:type="dxa"/>
+              <w:right w:w="108" w:type="dxa"/>
+            </w:tcMar>
+          </w:tcPr>
+          <w:p>
+            <w:pPr>
+              <w:keepNext/>
+              <w:kinsoku w:val="0"/>
+              <w:autoSpaceDE w:val="0"/>
+              <w:autoSpaceDN w:val="0"/>
+              <w:adjustRightInd w:val="0"/>
+              <w:snapToGrid w:val="0"/>
+              <w:spacing w:before="0" w:line="218" w:lineRule="auto" w:after="0"/>
               <w:jc w:val="left"/>
               <w:textAlignment w:val="baseline"/>
               <w:rPr>
@@ -5347,16 +6869,91 @@
                 <w:snapToGrid w:val="0"/>
                 <w:color w:val="000000"/>
                 <w:kern w:val="0"/>
+                <w:sz w:val="20"/>
+                <w:szCs w:val="18"/>
+                <w:lang w:eastAsia="en-US"/>
+              </w:rPr>
+              <w:t>身份证</w:t>
+            </w:r>
+            <w:proofErr w:type="spellEnd"/>
+            <w:r>
+              <w:rPr>
+                <w:rFonts w:ascii="宋体" w:hAnsi="宋体" w:cs="宋体"/>
+                <w:snapToGrid w:val="0"/>
+                <w:color w:val="000000"/>
+                <w:kern w:val="0"/>
+                <w:sz w:val="20"/>
+                <w:szCs w:val="18"/>
+                <w:lang w:eastAsia="en-US"/>
+              </w:rPr>
+              <w:t>：</w:t>
+            </w:r>
+          </w:p>
+        </w:tc>
+        <w:tc>
+          <w:tcPr>
+            <w:tcW w:w="2195" w:type="dxa"/>
+            <w:gridSpan w:val="3"/>
+            <w:tcBorders>
+              <w:top w:val="single" w:sz="4" w:space="0" w:color="000000"/>
+              <w:left w:val="single" w:sz="4" w:space="0" w:color="000000"/>
+              <w:bottom w:val="single" w:sz="4" w:space="0" w:color="000000"/>
+              <w:right w:val="single" w:sz="4" w:space="0" w:color="000000"/>
+            </w:tcBorders>
+            <w:tcMar>
+              <w:top w:w="0" w:type="dxa"/>
+              <w:left w:w="108" w:type="dxa"/>
+              <w:bottom w:w="0" w:type="dxa"/>
+              <w:right w:w="108" w:type="dxa"/>
+            </w:tcMar>
+          </w:tcPr>
+          <w:p>
+            <w:pPr>
+              <w:keepNext/>
+              <w:spacing w:before="0" w:after="0"/>
+              <w:rPr>
+                <w:rFonts w:ascii="宋体" w:hAnsi="宋体" w:cs="宋体" w:hint="eastAsia"/>
+                <w:snapToGrid w:val="0"/>
+                <w:color w:val="000000"/>
+                <w:kern w:val="0"/>
                 <w:sz w:val="18"/>
                 <w:szCs w:val="18"/>
                 <w:lang w:eastAsia="en-US"/>
               </w:rPr>
+            </w:pPr>
+            <w:proofErr w:type="spellStart"/>
+            <w:r>
+              <w:rPr>
+                <w:rFonts w:ascii="宋体" w:hAnsi="宋体" w:cs="宋体"/>
+                <w:snapToGrid w:val="0"/>
+                <w:color w:val="000000"/>
+                <w:kern w:val="0"/>
+                <w:sz w:val="20"/>
+                <w:szCs w:val="18"/>
+                <w:lang w:eastAsia="en-US"/>
+              </w:rPr>
               <w:t>身份证</w:t>
             </w:r>
             <w:proofErr w:type="spellEnd"/>
             <w:r>
               <w:rPr>
                 <w:rFonts w:ascii="宋体" w:hAnsi="宋体" w:cs="宋体"/>
+                <w:snapToGrid w:val="0"/>
+                <w:color w:val="000000"/>
+                <w:kern w:val="0"/>
+                <w:sz w:val="20"/>
+                <w:szCs w:val="18"/>
+                <w:lang w:eastAsia="en-US"/>
+              </w:rPr>
+              <w:t>：</w:t>
+            </w:r>
+          </w:p>
+          <w:p>
+            <w:pPr>
+              <w:keepNext/>
+              <w:spacing w:before="0" w:after="0"/>
+              <w:rPr>
+                <w:rFonts w:ascii="宋体" w:hAnsi="宋体" w:cs="宋体" w:hint="eastAsia"/>
                 <w:snapToGrid w:val="0"/>
                 <w:color w:val="000000"/>
                 <w:kern w:val="0"/>
@@ -5364,87 +6961,17 @@
                 <w:szCs w:val="18"/>
                 <w:lang w:eastAsia="en-US"/>
               </w:rPr>
-              <w:t>：</w:t>
-            </w:r>
-          </w:p>
-        </w:tc>
-        <w:tc>
-          <w:tcPr>
-            <w:tcW w:w="2195" w:type="dxa"/>
-            <w:gridSpan w:val="3"/>
-            <w:tcBorders>
-              <w:top w:val="single" w:sz="4" w:space="0" w:color="000000"/>
-              <w:left w:val="single" w:sz="4" w:space="0" w:color="000000"/>
-              <w:bottom w:val="single" w:sz="4" w:space="0" w:color="000000"/>
-              <w:right w:val="single" w:sz="4" w:space="0" w:color="000000"/>
-            </w:tcBorders>
-            <w:tcMar>
-              <w:top w:w="0" w:type="dxa"/>
-              <w:left w:w="108" w:type="dxa"/>
-              <w:bottom w:w="0" w:type="dxa"/>
-              <w:right w:w="108" w:type="dxa"/>
-            </w:tcMar>
-          </w:tcPr>
-          <w:p>
-            <w:pPr>
-              <w:rPr>
-                <w:rFonts w:ascii="宋体" w:hAnsi="宋体" w:cs="宋体" w:hint="eastAsia"/>
-                <w:snapToGrid w:val="0"/>
-                <w:color w:val="000000"/>
-                <w:kern w:val="0"/>
-                <w:sz w:val="18"/>
-                <w:szCs w:val="18"/>
-                <w:lang w:eastAsia="en-US"/>
-              </w:rPr>
-            </w:pPr>
-            <w:proofErr w:type="spellStart"/>
-            <w:r>
-              <w:rPr>
-                <w:rFonts w:ascii="宋体" w:hAnsi="宋体" w:cs="宋体"/>
-                <w:snapToGrid w:val="0"/>
-                <w:color w:val="000000"/>
-                <w:kern w:val="0"/>
-                <w:sz w:val="18"/>
-                <w:szCs w:val="18"/>
-                <w:lang w:eastAsia="en-US"/>
-              </w:rPr>
-              <w:t>身份证</w:t>
-            </w:r>
-            <w:proofErr w:type="spellEnd"/>
-            <w:r>
-              <w:rPr>
-                <w:rFonts w:ascii="宋体" w:hAnsi="宋体" w:cs="宋体"/>
-                <w:snapToGrid w:val="0"/>
-                <w:color w:val="000000"/>
-                <w:kern w:val="0"/>
-                <w:sz w:val="18"/>
-                <w:szCs w:val="18"/>
-                <w:lang w:eastAsia="en-US"/>
-              </w:rPr>
-              <w:t>：</w:t>
-            </w:r>
-          </w:p>
-          <w:p>
-            <w:pPr>
-              <w:rPr>
-                <w:rFonts w:ascii="宋体" w:hAnsi="宋体" w:cs="宋体" w:hint="eastAsia"/>
-                <w:snapToGrid w:val="0"/>
-                <w:color w:val="000000"/>
-                <w:kern w:val="0"/>
-                <w:sz w:val="18"/>
-                <w:szCs w:val="18"/>
-                <w:lang w:eastAsia="en-US"/>
-              </w:rPr>
-            </w:pPr>
-          </w:p>
-          <w:p>
-            <w:pPr>
-              <w:kinsoku w:val="0"/>
-              <w:autoSpaceDE w:val="0"/>
-              <w:autoSpaceDN w:val="0"/>
-              <w:adjustRightInd w:val="0"/>
-              <w:snapToGrid w:val="0"/>
-              <w:spacing w:before="62" w:line="218" w:lineRule="auto"/>
+            </w:pPr>
+          </w:p>
+          <w:p>
+            <w:pPr>
+              <w:keepNext/>
+              <w:kinsoku w:val="0"/>
+              <w:autoSpaceDE w:val="0"/>
+              <w:autoSpaceDN w:val="0"/>
+              <w:adjustRightInd w:val="0"/>
+              <w:snapToGrid w:val="0"/>
+              <w:spacing w:before="0" w:line="218" w:lineRule="auto" w:after="0"/>
               <w:jc w:val="left"/>
               <w:textAlignment w:val="baseline"/>
               <w:rPr>
@@ -5474,12 +7001,13 @@
           </w:tcPr>
           <w:p>
             <w:pPr>
-              <w:kinsoku w:val="0"/>
-              <w:autoSpaceDE w:val="0"/>
-              <w:autoSpaceDN w:val="0"/>
-              <w:adjustRightInd w:val="0"/>
-              <w:snapToGrid w:val="0"/>
-              <w:spacing w:before="62" w:line="218" w:lineRule="auto"/>
+              <w:keepNext/>
+              <w:kinsoku w:val="0"/>
+              <w:autoSpaceDE w:val="0"/>
+              <w:autoSpaceDN w:val="0"/>
+              <w:adjustRightInd w:val="0"/>
+              <w:snapToGrid w:val="0"/>
+              <w:spacing w:before="0" w:line="218" w:lineRule="auto" w:after="0"/>
               <w:jc w:val="left"/>
               <w:textAlignment w:val="baseline"/>
               <w:rPr>
@@ -5499,16 +7027,71 @@
                 <w:snapToGrid w:val="0"/>
                 <w:color w:val="000000"/>
                 <w:kern w:val="0"/>
+                <w:sz w:val="20"/>
+                <w:szCs w:val="18"/>
+                <w:lang w:eastAsia="en-US"/>
+              </w:rPr>
+              <w:t>身份证</w:t>
+            </w:r>
+            <w:proofErr w:type="spellEnd"/>
+            <w:r>
+              <w:rPr>
+                <w:rFonts w:ascii="宋体" w:hAnsi="宋体" w:cs="宋体"/>
+                <w:snapToGrid w:val="0"/>
+                <w:color w:val="000000"/>
+                <w:kern w:val="0"/>
+                <w:sz w:val="20"/>
+                <w:szCs w:val="18"/>
+                <w:lang w:eastAsia="en-US"/>
+              </w:rPr>
+              <w:t>：</w:t>
+            </w:r>
+          </w:p>
+          <w:p>
+            <w:pPr>
+              <w:keepNext/>
+              <w:spacing w:before="0" w:after="0"/>
+              <w:rPr>
+                <w:rFonts w:ascii="宋体" w:hAnsi="宋体" w:cs="宋体" w:hint="eastAsia"/>
+                <w:snapToGrid w:val="0"/>
+                <w:color w:val="000000"/>
+                <w:kern w:val="0"/>
                 <w:sz w:val="18"/>
                 <w:szCs w:val="18"/>
-                <w:lang w:eastAsia="en-US"/>
-              </w:rPr>
-              <w:t>身份证</w:t>
-            </w:r>
-            <w:proofErr w:type="spellEnd"/>
-            <w:r>
-              <w:rPr>
-                <w:rFonts w:ascii="宋体" w:hAnsi="宋体" w:cs="宋体"/>
+              </w:rPr>
+            </w:pPr>
+          </w:p>
+        </w:tc>
+        <w:tc>
+          <w:tcPr>
+            <w:tcW w:w="2175" w:type="dxa"/>
+            <w:gridSpan w:val="3"/>
+            <w:tcBorders>
+              <w:top w:val="single" w:sz="4" w:space="0" w:color="000000"/>
+              <w:left w:val="single" w:sz="4" w:space="0" w:color="000000"/>
+              <w:bottom w:val="single" w:sz="4" w:space="0" w:color="000000"/>
+              <w:right w:val="single" w:sz="4" w:space="0" w:color="000000"/>
+            </w:tcBorders>
+            <w:tcMar>
+              <w:top w:w="0" w:type="dxa"/>
+              <w:left w:w="108" w:type="dxa"/>
+              <w:bottom w:w="0" w:type="dxa"/>
+              <w:right w:w="108" w:type="dxa"/>
+            </w:tcMar>
+          </w:tcPr>
+          <w:p>
+            <w:pPr>
+              <w:keepNext/>
+              <w:kinsoku w:val="0"/>
+              <w:autoSpaceDE w:val="0"/>
+              <w:autoSpaceDN w:val="0"/>
+              <w:adjustRightInd w:val="0"/>
+              <w:snapToGrid w:val="0"/>
+              <w:spacing w:before="0" w:line="218" w:lineRule="auto" w:after="0"/>
+              <w:jc w:val="left"/>
+              <w:textAlignment w:val="baseline"/>
+              <w:rPr>
+                <w:rFonts w:ascii="宋体" w:hAnsi="宋体" w:cs="宋体" w:hint="eastAsia"/>
                 <w:snapToGrid w:val="0"/>
                 <w:color w:val="000000"/>
                 <w:kern w:val="0"/>
@@ -5516,94 +7099,43 @@
                 <w:szCs w:val="18"/>
                 <w:lang w:eastAsia="en-US"/>
               </w:rPr>
+            </w:pPr>
+            <w:proofErr w:type="spellStart"/>
+            <w:r>
+              <w:rPr>
+                <w:rFonts w:ascii="宋体" w:hAnsi="宋体" w:cs="宋体"/>
+                <w:snapToGrid w:val="0"/>
+                <w:color w:val="000000"/>
+                <w:kern w:val="0"/>
+                <w:sz w:val="20"/>
+                <w:szCs w:val="18"/>
+                <w:lang w:eastAsia="en-US"/>
+              </w:rPr>
+              <w:t>身份证</w:t>
+            </w:r>
+            <w:proofErr w:type="spellEnd"/>
+            <w:r>
+              <w:rPr>
+                <w:rFonts w:ascii="宋体" w:hAnsi="宋体" w:cs="宋体"/>
+                <w:snapToGrid w:val="0"/>
+                <w:color w:val="000000"/>
+                <w:kern w:val="0"/>
+                <w:sz w:val="20"/>
+                <w:szCs w:val="18"/>
+                <w:lang w:eastAsia="en-US"/>
+              </w:rPr>
               <w:t>：</w:t>
             </w:r>
           </w:p>
           <w:p>
             <w:pPr>
-              <w:rPr>
-                <w:rFonts w:ascii="宋体" w:hAnsi="宋体" w:cs="宋体" w:hint="eastAsia"/>
-                <w:snapToGrid w:val="0"/>
-                <w:color w:val="000000"/>
-                <w:kern w:val="0"/>
-                <w:sz w:val="18"/>
-                <w:szCs w:val="18"/>
-              </w:rPr>
-            </w:pPr>
-          </w:p>
-        </w:tc>
-        <w:tc>
-          <w:tcPr>
-            <w:tcW w:w="2175" w:type="dxa"/>
-            <w:gridSpan w:val="3"/>
-            <w:tcBorders>
-              <w:top w:val="single" w:sz="4" w:space="0" w:color="000000"/>
-              <w:left w:val="single" w:sz="4" w:space="0" w:color="000000"/>
-              <w:bottom w:val="single" w:sz="4" w:space="0" w:color="000000"/>
-              <w:right w:val="single" w:sz="4" w:space="0" w:color="000000"/>
-            </w:tcBorders>
-            <w:tcMar>
-              <w:top w:w="0" w:type="dxa"/>
-              <w:left w:w="108" w:type="dxa"/>
-              <w:bottom w:w="0" w:type="dxa"/>
-              <w:right w:w="108" w:type="dxa"/>
-            </w:tcMar>
-          </w:tcPr>
-          <w:p>
-            <w:pPr>
-              <w:kinsoku w:val="0"/>
-              <w:autoSpaceDE w:val="0"/>
-              <w:autoSpaceDN w:val="0"/>
-              <w:adjustRightInd w:val="0"/>
-              <w:snapToGrid w:val="0"/>
-              <w:spacing w:before="62" w:line="218" w:lineRule="auto"/>
-              <w:jc w:val="left"/>
-              <w:textAlignment w:val="baseline"/>
-              <w:rPr>
-                <w:rFonts w:ascii="宋体" w:hAnsi="宋体" w:cs="宋体" w:hint="eastAsia"/>
-                <w:snapToGrid w:val="0"/>
-                <w:color w:val="000000"/>
-                <w:kern w:val="0"/>
-                <w:sz w:val="18"/>
-                <w:szCs w:val="18"/>
-                <w:lang w:eastAsia="en-US"/>
-              </w:rPr>
-            </w:pPr>
-            <w:proofErr w:type="spellStart"/>
-            <w:r>
-              <w:rPr>
-                <w:rFonts w:ascii="宋体" w:hAnsi="宋体" w:cs="宋体"/>
-                <w:snapToGrid w:val="0"/>
-                <w:color w:val="000000"/>
-                <w:kern w:val="0"/>
-                <w:sz w:val="18"/>
-                <w:szCs w:val="18"/>
-                <w:lang w:eastAsia="en-US"/>
-              </w:rPr>
-              <w:t>身份证</w:t>
-            </w:r>
-            <w:proofErr w:type="spellEnd"/>
-            <w:r>
-              <w:rPr>
-                <w:rFonts w:ascii="宋体" w:hAnsi="宋体" w:cs="宋体"/>
-                <w:snapToGrid w:val="0"/>
-                <w:color w:val="000000"/>
-                <w:kern w:val="0"/>
-                <w:sz w:val="18"/>
-                <w:szCs w:val="18"/>
-                <w:lang w:eastAsia="en-US"/>
-              </w:rPr>
-              <w:t>：</w:t>
-            </w:r>
-          </w:p>
-          <w:p>
-            <w:pPr>
-              <w:kinsoku w:val="0"/>
-              <w:autoSpaceDE w:val="0"/>
-              <w:autoSpaceDN w:val="0"/>
-              <w:adjustRightInd w:val="0"/>
-              <w:snapToGrid w:val="0"/>
-              <w:spacing w:before="62" w:line="218" w:lineRule="auto"/>
+              <w:keepNext/>
+              <w:kinsoku w:val="0"/>
+              <w:autoSpaceDE w:val="0"/>
+              <w:autoSpaceDN w:val="0"/>
+              <w:adjustRightInd w:val="0"/>
+              <w:snapToGrid w:val="0"/>
+              <w:spacing w:before="0" w:line="218" w:lineRule="auto" w:after="0"/>
               <w:jc w:val="left"/>
               <w:textAlignment w:val="baseline"/>
               <w:rPr>
@@ -5633,12 +7165,13 @@
           </w:tcPr>
           <w:p>
             <w:pPr>
-              <w:kinsoku w:val="0"/>
-              <w:autoSpaceDE w:val="0"/>
-              <w:autoSpaceDN w:val="0"/>
-              <w:adjustRightInd w:val="0"/>
-              <w:snapToGrid w:val="0"/>
-              <w:spacing w:before="62" w:line="218" w:lineRule="auto"/>
+              <w:keepNext/>
+              <w:kinsoku w:val="0"/>
+              <w:autoSpaceDE w:val="0"/>
+              <w:autoSpaceDN w:val="0"/>
+              <w:adjustRightInd w:val="0"/>
+              <w:snapToGrid w:val="0"/>
+              <w:spacing w:before="0" w:line="218" w:lineRule="auto" w:after="0"/>
               <w:jc w:val="left"/>
               <w:textAlignment w:val="baseline"/>
               <w:rPr>
@@ -5658,7 +7191,7 @@
                 <w:snapToGrid w:val="0"/>
                 <w:color w:val="000000"/>
                 <w:kern w:val="0"/>
-                <w:sz w:val="18"/>
+                <w:sz w:val="20"/>
                 <w:szCs w:val="18"/>
                 <w:lang w:eastAsia="en-US"/>
               </w:rPr>
@@ -5671,7 +7204,7 @@
                 <w:snapToGrid w:val="0"/>
                 <w:color w:val="000000"/>
                 <w:kern w:val="0"/>
-                <w:sz w:val="18"/>
+                <w:sz w:val="20"/>
                 <w:szCs w:val="18"/>
                 <w:lang w:eastAsia="en-US"/>
               </w:rPr>
@@ -5680,12 +7213,13 @@
           </w:p>
           <w:p>
             <w:pPr>
-              <w:kinsoku w:val="0"/>
-              <w:autoSpaceDE w:val="0"/>
-              <w:autoSpaceDN w:val="0"/>
-              <w:adjustRightInd w:val="0"/>
-              <w:snapToGrid w:val="0"/>
-              <w:spacing w:before="62" w:line="218" w:lineRule="auto"/>
+              <w:keepNext/>
+              <w:kinsoku w:val="0"/>
+              <w:autoSpaceDE w:val="0"/>
+              <w:autoSpaceDN w:val="0"/>
+              <w:adjustRightInd w:val="0"/>
+              <w:snapToGrid w:val="0"/>
+              <w:spacing w:before="0" w:line="218" w:lineRule="auto" w:after="0"/>
               <w:jc w:val="left"/>
               <w:textAlignment w:val="baseline"/>
               <w:rPr>
@@ -5702,7 +7236,7 @@
       </w:tr>
       <w:tr>
         <w:trPr>
-          <w:trHeight w:val="580"/>
+          <w:cantSplit/>
         </w:trPr>
         <w:tc>
           <w:tcPr>
@@ -5723,12 +7257,13 @@
           </w:tcPr>
           <w:p>
             <w:pPr>
-              <w:kinsoku w:val="0"/>
-              <w:autoSpaceDE w:val="0"/>
-              <w:autoSpaceDN w:val="0"/>
-              <w:adjustRightInd w:val="0"/>
-              <w:snapToGrid w:val="0"/>
-              <w:spacing w:before="89" w:line="220" w:lineRule="auto"/>
+              <w:keepNext/>
+              <w:kinsoku w:val="0"/>
+              <w:autoSpaceDE w:val="0"/>
+              <w:autoSpaceDN w:val="0"/>
+              <w:adjustRightInd w:val="0"/>
+              <w:snapToGrid w:val="0"/>
+              <w:spacing w:before="0" w:line="220" w:lineRule="auto" w:after="0"/>
               <w:jc w:val="left"/>
               <w:textAlignment w:val="baseline"/>
               <w:rPr>
@@ -5785,12 +7320,13 @@
           </w:tcPr>
           <w:p>
             <w:pPr>
-              <w:kinsoku w:val="0"/>
-              <w:autoSpaceDE w:val="0"/>
-              <w:autoSpaceDN w:val="0"/>
-              <w:adjustRightInd w:val="0"/>
-              <w:snapToGrid w:val="0"/>
-              <w:spacing w:before="89" w:line="220" w:lineRule="auto"/>
+              <w:keepNext/>
+              <w:kinsoku w:val="0"/>
+              <w:autoSpaceDE w:val="0"/>
+              <w:autoSpaceDN w:val="0"/>
+              <w:adjustRightInd w:val="0"/>
+              <w:snapToGrid w:val="0"/>
+              <w:spacing w:before="0" w:line="220" w:lineRule="auto" w:after="0"/>
               <w:jc w:val="left"/>
               <w:textAlignment w:val="baseline"/>
               <w:rPr>
@@ -5847,12 +7383,13 @@
           </w:tcPr>
           <w:p>
             <w:pPr>
-              <w:kinsoku w:val="0"/>
-              <w:autoSpaceDE w:val="0"/>
-              <w:autoSpaceDN w:val="0"/>
-              <w:adjustRightInd w:val="0"/>
-              <w:snapToGrid w:val="0"/>
-              <w:spacing w:before="89" w:line="220" w:lineRule="auto"/>
+              <w:keepNext/>
+              <w:kinsoku w:val="0"/>
+              <w:autoSpaceDE w:val="0"/>
+              <w:autoSpaceDN w:val="0"/>
+              <w:adjustRightInd w:val="0"/>
+              <w:snapToGrid w:val="0"/>
+              <w:spacing w:before="0" w:line="220" w:lineRule="auto" w:after="0"/>
               <w:jc w:val="left"/>
               <w:textAlignment w:val="baseline"/>
               <w:rPr>
@@ -5909,12 +7446,13 @@
           </w:tcPr>
           <w:p>
             <w:pPr>
-              <w:kinsoku w:val="0"/>
-              <w:autoSpaceDE w:val="0"/>
-              <w:autoSpaceDN w:val="0"/>
-              <w:adjustRightInd w:val="0"/>
-              <w:snapToGrid w:val="0"/>
-              <w:spacing w:before="89" w:line="220" w:lineRule="auto"/>
+              <w:keepNext/>
+              <w:kinsoku w:val="0"/>
+              <w:autoSpaceDE w:val="0"/>
+              <w:autoSpaceDN w:val="0"/>
+              <w:adjustRightInd w:val="0"/>
+              <w:snapToGrid w:val="0"/>
+              <w:spacing w:before="0" w:line="220" w:lineRule="auto" w:after="0"/>
               <w:jc w:val="left"/>
               <w:textAlignment w:val="baseline"/>
               <w:rPr>
@@ -5971,12 +7509,13 @@
           </w:tcPr>
           <w:p>
             <w:pPr>
-              <w:kinsoku w:val="0"/>
-              <w:autoSpaceDE w:val="0"/>
-              <w:autoSpaceDN w:val="0"/>
-              <w:adjustRightInd w:val="0"/>
-              <w:snapToGrid w:val="0"/>
-              <w:spacing w:before="89" w:line="220" w:lineRule="auto"/>
+              <w:keepNext/>
+              <w:kinsoku w:val="0"/>
+              <w:autoSpaceDE w:val="0"/>
+              <w:autoSpaceDN w:val="0"/>
+              <w:adjustRightInd w:val="0"/>
+              <w:snapToGrid w:val="0"/>
+              <w:spacing w:before="0" w:line="220" w:lineRule="auto" w:after="0"/>
               <w:jc w:val="left"/>
               <w:textAlignment w:val="baseline"/>
               <w:rPr>
@@ -6002,7 +7541,7 @@
       </w:tr>
       <w:tr>
         <w:trPr>
-          <w:trHeight w:val="579"/>
+          <w:cantSplit/>
         </w:trPr>
         <w:tc>
           <w:tcPr>
@@ -6014,45 +7553,24 @@
               <w:bottom w:val="single" w:sz="4" w:space="0" w:color="000000"/>
               <w:right w:val="single" w:sz="4" w:space="0" w:color="000000"/>
             </w:tcBorders>
-            <w:shd w:val="clear" w:color="FFFFFF" w:fill="C0C0C0"/>
-            <w:tcMar>
-              <w:top w:w="0" w:type="dxa"/>
-              <w:left w:w="108" w:type="dxa"/>
-              <w:bottom w:w="0" w:type="dxa"/>
-              <w:right w:w="108" w:type="dxa"/>
-            </w:tcMar>
-          </w:tcPr>
-          <w:p>
-            <w:pPr>
-              <w:kinsoku w:val="0"/>
-              <w:autoSpaceDE w:val="0"/>
-              <w:autoSpaceDN w:val="0"/>
-              <w:adjustRightInd w:val="0"/>
-              <w:snapToGrid w:val="0"/>
-              <w:spacing w:before="63" w:line="218" w:lineRule="auto"/>
-              <w:ind w:left="756"/>
-              <w:jc w:val="left"/>
-              <w:textAlignment w:val="baseline"/>
-              <w:rPr>
-                <w:rFonts w:ascii="Calibri" w:eastAsia="宋体" w:hAnsi="Calibri" w:cs="Arial"/>
-                <w:szCs w:val="22"/>
-              </w:rPr>
-            </w:pPr>
-            <w:proofErr w:type="spellStart"/>
-            <w:r>
-              <w:rPr>
-                <w:rFonts w:ascii="宋体" w:hAnsi="宋体" w:cs="宋体"/>
-                <w:snapToGrid w:val="0"/>
-                <w:color w:val="000000"/>
-                <w:spacing w:val="9"/>
-                <w:kern w:val="0"/>
-                <w:sz w:val="20"/>
-                <w:szCs w:val="20"/>
-                <w:lang w:eastAsia="en-US"/>
-              </w:rPr>
-              <w:t>运动员</w:t>
-            </w:r>
-            <w:proofErr w:type="spellEnd"/>
+            <w:tcMar>
+              <w:top w:w="0" w:type="dxa"/>
+              <w:left w:w="108" w:type="dxa"/>
+              <w:bottom w:w="0" w:type="dxa"/>
+              <w:right w:w="108" w:type="dxa"/>
+            </w:tcMar>
+          </w:tcPr>
+          <w:p>
+            <w:pPr>
+              <w:keepNext/>
+              <w:spacing w:before="0" w:after="0"/>
+            </w:pPr>
+            <w:r>
+              <w:rPr>
+                <w:sz w:val="20"/>
+              </w:rPr>
+              <w:t>出生日期：</w:t>
+            </w:r>
           </w:p>
         </w:tc>
         <w:tc>
@@ -6065,45 +7583,24 @@
               <w:bottom w:val="single" w:sz="4" w:space="0" w:color="000000"/>
               <w:right w:val="single" w:sz="4" w:space="0" w:color="000000"/>
             </w:tcBorders>
-            <w:shd w:val="clear" w:color="FFFFFF" w:fill="CCCCCC"/>
-            <w:tcMar>
-              <w:top w:w="0" w:type="dxa"/>
-              <w:left w:w="108" w:type="dxa"/>
-              <w:bottom w:w="0" w:type="dxa"/>
-              <w:right w:w="108" w:type="dxa"/>
-            </w:tcMar>
-          </w:tcPr>
-          <w:p>
-            <w:pPr>
-              <w:kinsoku w:val="0"/>
-              <w:autoSpaceDE w:val="0"/>
-              <w:autoSpaceDN w:val="0"/>
-              <w:adjustRightInd w:val="0"/>
-              <w:snapToGrid w:val="0"/>
-              <w:spacing w:before="63" w:line="218" w:lineRule="auto"/>
-              <w:ind w:left="738"/>
-              <w:jc w:val="left"/>
-              <w:textAlignment w:val="baseline"/>
-              <w:rPr>
-                <w:rFonts w:ascii="Calibri" w:eastAsia="宋体" w:hAnsi="Calibri" w:cs="Arial"/>
-                <w:szCs w:val="22"/>
-              </w:rPr>
-            </w:pPr>
-            <w:proofErr w:type="spellStart"/>
-            <w:r>
-              <w:rPr>
-                <w:rFonts w:ascii="宋体" w:hAnsi="宋体" w:cs="宋体"/>
-                <w:snapToGrid w:val="0"/>
-                <w:color w:val="000000"/>
-                <w:spacing w:val="9"/>
-                <w:kern w:val="0"/>
-                <w:sz w:val="20"/>
-                <w:szCs w:val="20"/>
-                <w:lang w:eastAsia="en-US"/>
-              </w:rPr>
-              <w:t>运动员</w:t>
-            </w:r>
-            <w:proofErr w:type="spellEnd"/>
+            <w:tcMar>
+              <w:top w:w="0" w:type="dxa"/>
+              <w:left w:w="108" w:type="dxa"/>
+              <w:bottom w:w="0" w:type="dxa"/>
+              <w:right w:w="108" w:type="dxa"/>
+            </w:tcMar>
+          </w:tcPr>
+          <w:p>
+            <w:pPr>
+              <w:keepNext/>
+              <w:spacing w:before="0" w:after="0"/>
+            </w:pPr>
+            <w:r>
+              <w:rPr>
+                <w:sz w:val="20"/>
+              </w:rPr>
+              <w:t>出生日期：</w:t>
+            </w:r>
           </w:p>
         </w:tc>
         <w:tc>
@@ -6116,45 +7613,24 @@
               <w:bottom w:val="single" w:sz="4" w:space="0" w:color="000000"/>
               <w:right w:val="single" w:sz="4" w:space="0" w:color="000000"/>
             </w:tcBorders>
-            <w:shd w:val="clear" w:color="FFFFFF" w:fill="C0C0C0"/>
-            <w:tcMar>
-              <w:top w:w="0" w:type="dxa"/>
-              <w:left w:w="108" w:type="dxa"/>
-              <w:bottom w:w="0" w:type="dxa"/>
-              <w:right w:w="108" w:type="dxa"/>
-            </w:tcMar>
-          </w:tcPr>
-          <w:p>
-            <w:pPr>
-              <w:kinsoku w:val="0"/>
-              <w:autoSpaceDE w:val="0"/>
-              <w:autoSpaceDN w:val="0"/>
-              <w:adjustRightInd w:val="0"/>
-              <w:snapToGrid w:val="0"/>
-              <w:spacing w:before="63" w:line="218" w:lineRule="auto"/>
-              <w:ind w:left="756"/>
-              <w:jc w:val="left"/>
-              <w:textAlignment w:val="baseline"/>
-              <w:rPr>
-                <w:rFonts w:ascii="Calibri" w:eastAsia="宋体" w:hAnsi="Calibri" w:cs="Arial"/>
-                <w:szCs w:val="22"/>
-              </w:rPr>
-            </w:pPr>
-            <w:proofErr w:type="spellStart"/>
-            <w:r>
-              <w:rPr>
-                <w:rFonts w:ascii="宋体" w:hAnsi="宋体" w:cs="宋体"/>
-                <w:snapToGrid w:val="0"/>
-                <w:color w:val="000000"/>
-                <w:spacing w:val="9"/>
-                <w:kern w:val="0"/>
-                <w:sz w:val="20"/>
-                <w:szCs w:val="20"/>
-                <w:lang w:eastAsia="en-US"/>
-              </w:rPr>
-              <w:t>运动员</w:t>
-            </w:r>
-            <w:proofErr w:type="spellEnd"/>
+            <w:tcMar>
+              <w:top w:w="0" w:type="dxa"/>
+              <w:left w:w="108" w:type="dxa"/>
+              <w:bottom w:w="0" w:type="dxa"/>
+              <w:right w:w="108" w:type="dxa"/>
+            </w:tcMar>
+          </w:tcPr>
+          <w:p>
+            <w:pPr>
+              <w:keepNext/>
+              <w:spacing w:before="0" w:after="0"/>
+            </w:pPr>
+            <w:r>
+              <w:rPr>
+                <w:sz w:val="20"/>
+              </w:rPr>
+              <w:t>出生日期：</w:t>
+            </w:r>
           </w:p>
         </w:tc>
         <w:tc>
@@ -6167,45 +7643,24 @@
               <w:bottom w:val="single" w:sz="4" w:space="0" w:color="000000"/>
               <w:right w:val="single" w:sz="4" w:space="0" w:color="000000"/>
             </w:tcBorders>
-            <w:shd w:val="clear" w:color="FFFFFF" w:fill="CCCCCC"/>
-            <w:tcMar>
-              <w:top w:w="0" w:type="dxa"/>
-              <w:left w:w="108" w:type="dxa"/>
-              <w:bottom w:w="0" w:type="dxa"/>
-              <w:right w:w="108" w:type="dxa"/>
-            </w:tcMar>
-          </w:tcPr>
-          <w:p>
-            <w:pPr>
-              <w:kinsoku w:val="0"/>
-              <w:autoSpaceDE w:val="0"/>
-              <w:autoSpaceDN w:val="0"/>
-              <w:adjustRightInd w:val="0"/>
-              <w:snapToGrid w:val="0"/>
-              <w:spacing w:before="63" w:line="218" w:lineRule="auto"/>
-              <w:ind w:left="738"/>
-              <w:jc w:val="left"/>
-              <w:textAlignment w:val="baseline"/>
-              <w:rPr>
-                <w:rFonts w:ascii="Calibri" w:eastAsia="宋体" w:hAnsi="Calibri" w:cs="Arial"/>
-                <w:szCs w:val="22"/>
-              </w:rPr>
-            </w:pPr>
-            <w:proofErr w:type="spellStart"/>
-            <w:r>
-              <w:rPr>
-                <w:rFonts w:ascii="宋体" w:hAnsi="宋体" w:cs="宋体"/>
-                <w:snapToGrid w:val="0"/>
-                <w:color w:val="000000"/>
-                <w:spacing w:val="9"/>
-                <w:kern w:val="0"/>
-                <w:sz w:val="20"/>
-                <w:szCs w:val="20"/>
-                <w:lang w:eastAsia="en-US"/>
-              </w:rPr>
-              <w:t>运动员</w:t>
-            </w:r>
-            <w:proofErr w:type="spellEnd"/>
+            <w:tcMar>
+              <w:top w:w="0" w:type="dxa"/>
+              <w:left w:w="108" w:type="dxa"/>
+              <w:bottom w:w="0" w:type="dxa"/>
+              <w:right w:w="108" w:type="dxa"/>
+            </w:tcMar>
+          </w:tcPr>
+          <w:p>
+            <w:pPr>
+              <w:keepNext/>
+              <w:spacing w:before="0" w:after="0"/>
+            </w:pPr>
+            <w:r>
+              <w:rPr>
+                <w:sz w:val="20"/>
+              </w:rPr>
+              <w:t>出生日期：</w:t>
+            </w:r>
           </w:p>
         </w:tc>
         <w:tc>
@@ -6218,51 +7673,30 @@
               <w:bottom w:val="single" w:sz="4" w:space="0" w:color="000000"/>
               <w:right w:val="single" w:sz="4" w:space="0" w:color="000000"/>
             </w:tcBorders>
-            <w:shd w:val="clear" w:color="FFFFFF" w:fill="CCCCCC"/>
-            <w:tcMar>
-              <w:top w:w="0" w:type="dxa"/>
-              <w:left w:w="108" w:type="dxa"/>
-              <w:bottom w:w="0" w:type="dxa"/>
-              <w:right w:w="108" w:type="dxa"/>
-            </w:tcMar>
-          </w:tcPr>
-          <w:p>
-            <w:pPr>
-              <w:kinsoku w:val="0"/>
-              <w:autoSpaceDE w:val="0"/>
-              <w:autoSpaceDN w:val="0"/>
-              <w:adjustRightInd w:val="0"/>
-              <w:snapToGrid w:val="0"/>
-              <w:spacing w:before="63" w:line="218" w:lineRule="auto"/>
-              <w:ind w:left="738"/>
-              <w:jc w:val="left"/>
-              <w:textAlignment w:val="baseline"/>
-              <w:rPr>
-                <w:rFonts w:ascii="Calibri" w:eastAsia="宋体" w:hAnsi="Calibri" w:cs="Arial"/>
-                <w:szCs w:val="22"/>
-              </w:rPr>
-            </w:pPr>
-            <w:proofErr w:type="spellStart"/>
-            <w:r>
-              <w:rPr>
-                <w:rFonts w:ascii="宋体" w:hAnsi="宋体" w:cs="宋体"/>
-                <w:snapToGrid w:val="0"/>
-                <w:color w:val="000000"/>
-                <w:spacing w:val="9"/>
-                <w:kern w:val="0"/>
-                <w:sz w:val="20"/>
-                <w:szCs w:val="20"/>
-                <w:lang w:eastAsia="en-US"/>
-              </w:rPr>
-              <w:t>运动员</w:t>
-            </w:r>
-            <w:proofErr w:type="spellEnd"/>
+            <w:tcMar>
+              <w:top w:w="0" w:type="dxa"/>
+              <w:left w:w="108" w:type="dxa"/>
+              <w:bottom w:w="0" w:type="dxa"/>
+              <w:right w:w="108" w:type="dxa"/>
+            </w:tcMar>
+          </w:tcPr>
+          <w:p>
+            <w:pPr>
+              <w:keepNext/>
+              <w:spacing w:before="0" w:after="0"/>
+            </w:pPr>
+            <w:r>
+              <w:rPr>
+                <w:sz w:val="20"/>
+              </w:rPr>
+              <w:t>出生日期：</w:t>
+            </w:r>
           </w:p>
         </w:tc>
       </w:tr>
       <w:tr>
         <w:trPr>
-          <w:trHeight w:val="2928"/>
+          <w:cantSplit/>
         </w:trPr>
         <w:tc>
           <w:tcPr>
@@ -6283,18 +7717,33 @@
           </w:tcPr>
           <w:p>
             <w:pPr>
-              <w:kinsoku w:val="0"/>
-              <w:autoSpaceDE w:val="0"/>
-              <w:autoSpaceDN w:val="0"/>
-              <w:adjustRightInd w:val="0"/>
-              <w:snapToGrid w:val="0"/>
-              <w:jc w:val="left"/>
-              <w:textAlignment w:val="baseline"/>
-              <w:rPr>
-                <w:rFonts w:ascii="Calibri" w:eastAsia="宋体" w:hAnsi="Calibri" w:cs="Arial"/>
-                <w:szCs w:val="22"/>
-              </w:rPr>
-            </w:pPr>
+              <w:keepNext w:val="0"/>
+              <w:spacing w:before="0" w:after="0"/>
+            </w:pPr>
+            <w:r>
+              <w:rPr>
+                <w:sz w:val="20"/>
+              </w:rPr>
+              <w:t>位置：</w:t>
+            </w:r>
+            <w:sdt>
+              <w:sdtPr>
+                <w:tag w:val="sxf-position-90015"/>
+                <w:dropDownList>
+                  <w:listItem w:displayText="请选择" w:value="请选择"/>
+                  <w:listItem w:displayText="门将" w:value="门将"/>
+                  <w:listItem w:displayText="后卫" w:value="后卫"/>
+                  <w:listItem w:displayText="中场" w:value="中场"/>
+                  <w:listItem w:displayText="前锋" w:value="前锋"/>
+                  <w:listItem w:displayText="其他" w:value="其他"/>
+                </w:dropDownList>
+              </w:sdtPr>
+              <w:sdtContent>
+                <w:r>
+                  <w:t>请选择</w:t>
+                </w:r>
+              </w:sdtContent>
+            </w:sdt>
           </w:p>
         </w:tc>
         <w:tc>
@@ -6316,18 +7765,33 @@
           </w:tcPr>
           <w:p>
             <w:pPr>
-              <w:kinsoku w:val="0"/>
-              <w:autoSpaceDE w:val="0"/>
-              <w:autoSpaceDN w:val="0"/>
-              <w:adjustRightInd w:val="0"/>
-              <w:snapToGrid w:val="0"/>
-              <w:jc w:val="left"/>
-              <w:textAlignment w:val="baseline"/>
-              <w:rPr>
-                <w:rFonts w:ascii="Calibri" w:eastAsia="宋体" w:hAnsi="Calibri" w:cs="Arial"/>
-                <w:szCs w:val="22"/>
-              </w:rPr>
-            </w:pPr>
+              <w:keepNext w:val="0"/>
+              <w:spacing w:before="0" w:after="0"/>
+            </w:pPr>
+            <w:r>
+              <w:rPr>
+                <w:sz w:val="20"/>
+              </w:rPr>
+              <w:t>位置：</w:t>
+            </w:r>
+            <w:sdt>
+              <w:sdtPr>
+                <w:tag w:val="sxf-position-90016"/>
+                <w:dropDownList>
+                  <w:listItem w:displayText="请选择" w:value="请选择"/>
+                  <w:listItem w:displayText="门将" w:value="门将"/>
+                  <w:listItem w:displayText="后卫" w:value="后卫"/>
+                  <w:listItem w:displayText="中场" w:value="中场"/>
+                  <w:listItem w:displayText="前锋" w:value="前锋"/>
+                  <w:listItem w:displayText="其他" w:value="其他"/>
+                </w:dropDownList>
+              </w:sdtPr>
+              <w:sdtContent>
+                <w:r>
+                  <w:t>请选择</w:t>
+                </w:r>
+              </w:sdtContent>
+            </w:sdt>
           </w:p>
         </w:tc>
         <w:tc>
@@ -6349,18 +7813,33 @@
           </w:tcPr>
           <w:p>
             <w:pPr>
-              <w:kinsoku w:val="0"/>
-              <w:autoSpaceDE w:val="0"/>
-              <w:autoSpaceDN w:val="0"/>
-              <w:adjustRightInd w:val="0"/>
-              <w:snapToGrid w:val="0"/>
-              <w:jc w:val="left"/>
-              <w:textAlignment w:val="baseline"/>
-              <w:rPr>
-                <w:rFonts w:ascii="Calibri" w:eastAsia="宋体" w:hAnsi="Calibri" w:cs="Arial"/>
-                <w:szCs w:val="22"/>
-              </w:rPr>
-            </w:pPr>
+              <w:keepNext w:val="0"/>
+              <w:spacing w:before="0" w:after="0"/>
+            </w:pPr>
+            <w:r>
+              <w:rPr>
+                <w:sz w:val="20"/>
+              </w:rPr>
+              <w:t>位置：</w:t>
+            </w:r>
+            <w:sdt>
+              <w:sdtPr>
+                <w:tag w:val="sxf-position-90017"/>
+                <w:dropDownList>
+                  <w:listItem w:displayText="请选择" w:value="请选择"/>
+                  <w:listItem w:displayText="门将" w:value="门将"/>
+                  <w:listItem w:displayText="后卫" w:value="后卫"/>
+                  <w:listItem w:displayText="中场" w:value="中场"/>
+                  <w:listItem w:displayText="前锋" w:value="前锋"/>
+                  <w:listItem w:displayText="其他" w:value="其他"/>
+                </w:dropDownList>
+              </w:sdtPr>
+              <w:sdtContent>
+                <w:r>
+                  <w:t>请选择</w:t>
+                </w:r>
+              </w:sdtContent>
+            </w:sdt>
           </w:p>
         </w:tc>
         <w:tc>
@@ -6382,18 +7861,33 @@
           </w:tcPr>
           <w:p>
             <w:pPr>
-              <w:kinsoku w:val="0"/>
-              <w:autoSpaceDE w:val="0"/>
-              <w:autoSpaceDN w:val="0"/>
-              <w:adjustRightInd w:val="0"/>
-              <w:snapToGrid w:val="0"/>
-              <w:jc w:val="left"/>
-              <w:textAlignment w:val="baseline"/>
-              <w:rPr>
-                <w:rFonts w:ascii="Calibri" w:eastAsia="宋体" w:hAnsi="Calibri" w:cs="Arial"/>
-                <w:szCs w:val="22"/>
-              </w:rPr>
-            </w:pPr>
+              <w:keepNext w:val="0"/>
+              <w:spacing w:before="0" w:after="0"/>
+            </w:pPr>
+            <w:r>
+              <w:rPr>
+                <w:sz w:val="20"/>
+              </w:rPr>
+              <w:t>位置：</w:t>
+            </w:r>
+            <w:sdt>
+              <w:sdtPr>
+                <w:tag w:val="sxf-position-90018"/>
+                <w:dropDownList>
+                  <w:listItem w:displayText="请选择" w:value="请选择"/>
+                  <w:listItem w:displayText="门将" w:value="门将"/>
+                  <w:listItem w:displayText="后卫" w:value="后卫"/>
+                  <w:listItem w:displayText="中场" w:value="中场"/>
+                  <w:listItem w:displayText="前锋" w:value="前锋"/>
+                  <w:listItem w:displayText="其他" w:value="其他"/>
+                </w:dropDownList>
+              </w:sdtPr>
+              <w:sdtContent>
+                <w:r>
+                  <w:t>请选择</w:t>
+                </w:r>
+              </w:sdtContent>
+            </w:sdt>
           </w:p>
         </w:tc>
         <w:tc>
@@ -6415,24 +7909,39 @@
           </w:tcPr>
           <w:p>
             <w:pPr>
-              <w:kinsoku w:val="0"/>
-              <w:autoSpaceDE w:val="0"/>
-              <w:autoSpaceDN w:val="0"/>
-              <w:adjustRightInd w:val="0"/>
-              <w:snapToGrid w:val="0"/>
-              <w:jc w:val="left"/>
-              <w:textAlignment w:val="baseline"/>
-              <w:rPr>
-                <w:rFonts w:ascii="Calibri" w:eastAsia="宋体" w:hAnsi="Calibri" w:cs="Arial"/>
-                <w:szCs w:val="22"/>
-              </w:rPr>
-            </w:pPr>
+              <w:keepNext w:val="0"/>
+              <w:spacing w:before="0" w:after="0"/>
+            </w:pPr>
+            <w:r>
+              <w:rPr>
+                <w:sz w:val="20"/>
+              </w:rPr>
+              <w:t>位置：</w:t>
+            </w:r>
+            <w:sdt>
+              <w:sdtPr>
+                <w:tag w:val="sxf-position-90019"/>
+                <w:dropDownList>
+                  <w:listItem w:displayText="请选择" w:value="请选择"/>
+                  <w:listItem w:displayText="门将" w:value="门将"/>
+                  <w:listItem w:displayText="后卫" w:value="后卫"/>
+                  <w:listItem w:displayText="中场" w:value="中场"/>
+                  <w:listItem w:displayText="前锋" w:value="前锋"/>
+                  <w:listItem w:displayText="其他" w:value="其他"/>
+                </w:dropDownList>
+              </w:sdtPr>
+              <w:sdtContent>
+                <w:r>
+                  <w:t>请选择</w:t>
+                </w:r>
+              </w:sdtContent>
+            </w:sdt>
           </w:p>
         </w:tc>
       </w:tr>
       <w:tr>
         <w:trPr>
-          <w:trHeight w:val="560"/>
+          <w:cantSplit/>
         </w:trPr>
         <w:tc>
           <w:tcPr>
@@ -6444,25 +7953,28 @@
               <w:bottom w:val="single" w:sz="4" w:space="0" w:color="000000"/>
               <w:right w:val="single" w:sz="4" w:space="0" w:color="000000"/>
             </w:tcBorders>
-            <w:tcMar>
-              <w:top w:w="0" w:type="dxa"/>
-              <w:left w:w="108" w:type="dxa"/>
-              <w:bottom w:w="0" w:type="dxa"/>
-              <w:right w:w="108" w:type="dxa"/>
-            </w:tcMar>
-          </w:tcPr>
-          <w:p>
-            <w:pPr>
-              <w:kinsoku w:val="0"/>
-              <w:autoSpaceDE w:val="0"/>
-              <w:autoSpaceDN w:val="0"/>
-              <w:adjustRightInd w:val="0"/>
-              <w:snapToGrid w:val="0"/>
-              <w:spacing w:before="62" w:line="218" w:lineRule="auto"/>
-              <w:jc w:val="left"/>
-              <w:textAlignment w:val="baseline"/>
-              <w:rPr>
-                <w:rFonts w:ascii="Calibri" w:hAnsi="Calibri" w:cs="Arial"/>
+            <w:shd w:val="clear" w:color="FFFFFF" w:fill="C0C0C0"/>
+            <w:tcMar>
+              <w:top w:w="0" w:type="dxa"/>
+              <w:left w:w="108" w:type="dxa"/>
+              <w:bottom w:w="0" w:type="dxa"/>
+              <w:right w:w="108" w:type="dxa"/>
+            </w:tcMar>
+          </w:tcPr>
+          <w:p>
+            <w:pPr>
+              <w:keepNext/>
+              <w:kinsoku w:val="0"/>
+              <w:autoSpaceDE w:val="0"/>
+              <w:autoSpaceDN w:val="0"/>
+              <w:adjustRightInd w:val="0"/>
+              <w:snapToGrid w:val="0"/>
+              <w:spacing w:before="0" w:line="218" w:lineRule="auto" w:after="0"/>
+              <w:ind w:left="756"/>
+              <w:jc w:val="left"/>
+              <w:textAlignment w:val="baseline"/>
+              <w:rPr>
+                <w:rFonts w:ascii="Calibri" w:eastAsia="宋体" w:hAnsi="Calibri" w:cs="Arial"/>
                 <w:szCs w:val="22"/>
               </w:rPr>
             </w:pPr>
@@ -6472,26 +7984,15 @@
                 <w:rFonts w:ascii="宋体" w:hAnsi="宋体" w:cs="宋体"/>
                 <w:snapToGrid w:val="0"/>
                 <w:color w:val="000000"/>
-                <w:kern w:val="0"/>
-                <w:sz w:val="20"/>
-                <w:szCs w:val="20"/>
-                <w:lang w:eastAsia="en-US"/>
-              </w:rPr>
-              <w:t>姓名</w:t>
+                <w:spacing w:val="9"/>
+                <w:kern w:val="0"/>
+                <w:sz w:val="20"/>
+                <w:szCs w:val="20"/>
+                <w:lang w:eastAsia="en-US"/>
+              </w:rPr>
+              <w:t>运动员</w:t>
             </w:r>
             <w:proofErr w:type="spellEnd"/>
-            <w:r>
-              <w:rPr>
-                <w:rFonts w:ascii="宋体" w:hAnsi="宋体" w:cs="宋体"/>
-                <w:snapToGrid w:val="0"/>
-                <w:color w:val="000000"/>
-                <w:kern w:val="0"/>
-                <w:sz w:val="20"/>
-                <w:szCs w:val="20"/>
-                <w:lang w:eastAsia="en-US"/>
-              </w:rPr>
-              <w:t>：</w:t>
-            </w:r>
           </w:p>
         </w:tc>
         <w:tc>
@@ -6504,25 +8005,28 @@
               <w:bottom w:val="single" w:sz="4" w:space="0" w:color="000000"/>
               <w:right w:val="single" w:sz="4" w:space="0" w:color="000000"/>
             </w:tcBorders>
-            <w:tcMar>
-              <w:top w:w="0" w:type="dxa"/>
-              <w:left w:w="108" w:type="dxa"/>
-              <w:bottom w:w="0" w:type="dxa"/>
-              <w:right w:w="108" w:type="dxa"/>
-            </w:tcMar>
-          </w:tcPr>
-          <w:p>
-            <w:pPr>
-              <w:kinsoku w:val="0"/>
-              <w:autoSpaceDE w:val="0"/>
-              <w:autoSpaceDN w:val="0"/>
-              <w:adjustRightInd w:val="0"/>
-              <w:snapToGrid w:val="0"/>
-              <w:spacing w:before="62" w:line="218" w:lineRule="auto"/>
-              <w:jc w:val="left"/>
-              <w:textAlignment w:val="baseline"/>
-              <w:rPr>
-                <w:rFonts w:ascii="Calibri" w:eastAsia="宋体" w:hAnsi="Calibri" w:cs="Arial" w:hint="eastAsia"/>
+            <w:shd w:val="clear" w:color="FFFFFF" w:fill="CCCCCC"/>
+            <w:tcMar>
+              <w:top w:w="0" w:type="dxa"/>
+              <w:left w:w="108" w:type="dxa"/>
+              <w:bottom w:w="0" w:type="dxa"/>
+              <w:right w:w="108" w:type="dxa"/>
+            </w:tcMar>
+          </w:tcPr>
+          <w:p>
+            <w:pPr>
+              <w:keepNext/>
+              <w:kinsoku w:val="0"/>
+              <w:autoSpaceDE w:val="0"/>
+              <w:autoSpaceDN w:val="0"/>
+              <w:adjustRightInd w:val="0"/>
+              <w:snapToGrid w:val="0"/>
+              <w:spacing w:before="0" w:line="218" w:lineRule="auto" w:after="0"/>
+              <w:ind w:left="738"/>
+              <w:jc w:val="left"/>
+              <w:textAlignment w:val="baseline"/>
+              <w:rPr>
+                <w:rFonts w:ascii="Calibri" w:eastAsia="宋体" w:hAnsi="Calibri" w:cs="Arial"/>
                 <w:szCs w:val="22"/>
               </w:rPr>
             </w:pPr>
@@ -6532,26 +8036,15 @@
                 <w:rFonts w:ascii="宋体" w:hAnsi="宋体" w:cs="宋体"/>
                 <w:snapToGrid w:val="0"/>
                 <w:color w:val="000000"/>
-                <w:kern w:val="0"/>
-                <w:sz w:val="20"/>
-                <w:szCs w:val="20"/>
-                <w:lang w:eastAsia="en-US"/>
-              </w:rPr>
-              <w:t>姓名</w:t>
+                <w:spacing w:val="9"/>
+                <w:kern w:val="0"/>
+                <w:sz w:val="20"/>
+                <w:szCs w:val="20"/>
+                <w:lang w:eastAsia="en-US"/>
+              </w:rPr>
+              <w:t>运动员</w:t>
             </w:r>
             <w:proofErr w:type="spellEnd"/>
-            <w:r>
-              <w:rPr>
-                <w:rFonts w:ascii="宋体" w:hAnsi="宋体" w:cs="宋体"/>
-                <w:snapToGrid w:val="0"/>
-                <w:color w:val="000000"/>
-                <w:kern w:val="0"/>
-                <w:sz w:val="20"/>
-                <w:szCs w:val="20"/>
-                <w:lang w:eastAsia="en-US"/>
-              </w:rPr>
-              <w:t>：</w:t>
-            </w:r>
           </w:p>
         </w:tc>
         <w:tc>
@@ -6564,26 +8057,28 @@
               <w:bottom w:val="single" w:sz="4" w:space="0" w:color="000000"/>
               <w:right w:val="single" w:sz="4" w:space="0" w:color="000000"/>
             </w:tcBorders>
-            <w:tcMar>
-              <w:top w:w="0" w:type="dxa"/>
-              <w:left w:w="108" w:type="dxa"/>
-              <w:bottom w:w="0" w:type="dxa"/>
-              <w:right w:w="108" w:type="dxa"/>
-            </w:tcMar>
-          </w:tcPr>
-          <w:p>
-            <w:pPr>
-              <w:kinsoku w:val="0"/>
-              <w:autoSpaceDE w:val="0"/>
-              <w:autoSpaceDN w:val="0"/>
-              <w:adjustRightInd w:val="0"/>
-              <w:snapToGrid w:val="0"/>
-              <w:spacing w:before="62" w:line="218" w:lineRule="auto"/>
-              <w:ind w:left="128"/>
-              <w:jc w:val="left"/>
-              <w:textAlignment w:val="baseline"/>
-              <w:rPr>
-                <w:rFonts w:ascii="Calibri" w:hAnsi="Calibri" w:cs="Arial"/>
+            <w:shd w:val="clear" w:color="FFFFFF" w:fill="C0C0C0"/>
+            <w:tcMar>
+              <w:top w:w="0" w:type="dxa"/>
+              <w:left w:w="108" w:type="dxa"/>
+              <w:bottom w:w="0" w:type="dxa"/>
+              <w:right w:w="108" w:type="dxa"/>
+            </w:tcMar>
+          </w:tcPr>
+          <w:p>
+            <w:pPr>
+              <w:keepNext/>
+              <w:kinsoku w:val="0"/>
+              <w:autoSpaceDE w:val="0"/>
+              <w:autoSpaceDN w:val="0"/>
+              <w:adjustRightInd w:val="0"/>
+              <w:snapToGrid w:val="0"/>
+              <w:spacing w:before="0" w:line="218" w:lineRule="auto" w:after="0"/>
+              <w:ind w:left="756"/>
+              <w:jc w:val="left"/>
+              <w:textAlignment w:val="baseline"/>
+              <w:rPr>
+                <w:rFonts w:ascii="Calibri" w:eastAsia="宋体" w:hAnsi="Calibri" w:cs="Arial"/>
                 <w:szCs w:val="22"/>
               </w:rPr>
             </w:pPr>
@@ -6593,26 +8088,15 @@
                 <w:rFonts w:ascii="宋体" w:hAnsi="宋体" w:cs="宋体"/>
                 <w:snapToGrid w:val="0"/>
                 <w:color w:val="000000"/>
-                <w:kern w:val="0"/>
-                <w:sz w:val="20"/>
-                <w:szCs w:val="20"/>
-                <w:lang w:eastAsia="en-US"/>
-              </w:rPr>
-              <w:t>姓名</w:t>
+                <w:spacing w:val="9"/>
+                <w:kern w:val="0"/>
+                <w:sz w:val="20"/>
+                <w:szCs w:val="20"/>
+                <w:lang w:eastAsia="en-US"/>
+              </w:rPr>
+              <w:t>运动员</w:t>
             </w:r>
             <w:proofErr w:type="spellEnd"/>
-            <w:r>
-              <w:rPr>
-                <w:rFonts w:ascii="宋体" w:hAnsi="宋体" w:cs="宋体"/>
-                <w:snapToGrid w:val="0"/>
-                <w:color w:val="000000"/>
-                <w:kern w:val="0"/>
-                <w:sz w:val="20"/>
-                <w:szCs w:val="20"/>
-                <w:lang w:eastAsia="en-US"/>
-              </w:rPr>
-              <w:t>：</w:t>
-            </w:r>
           </w:p>
         </w:tc>
         <w:tc>
@@ -6625,22 +8109,24 @@
               <w:bottom w:val="single" w:sz="4" w:space="0" w:color="000000"/>
               <w:right w:val="single" w:sz="4" w:space="0" w:color="000000"/>
             </w:tcBorders>
-            <w:tcMar>
-              <w:top w:w="0" w:type="dxa"/>
-              <w:left w:w="108" w:type="dxa"/>
-              <w:bottom w:w="0" w:type="dxa"/>
-              <w:right w:w="108" w:type="dxa"/>
-            </w:tcMar>
-          </w:tcPr>
-          <w:p>
-            <w:pPr>
-              <w:kinsoku w:val="0"/>
-              <w:autoSpaceDE w:val="0"/>
-              <w:autoSpaceDN w:val="0"/>
-              <w:adjustRightInd w:val="0"/>
-              <w:snapToGrid w:val="0"/>
-              <w:spacing w:before="62" w:line="218" w:lineRule="auto"/>
-              <w:ind w:left="128"/>
+            <w:shd w:val="clear" w:color="FFFFFF" w:fill="CCCCCC"/>
+            <w:tcMar>
+              <w:top w:w="0" w:type="dxa"/>
+              <w:left w:w="108" w:type="dxa"/>
+              <w:bottom w:w="0" w:type="dxa"/>
+              <w:right w:w="108" w:type="dxa"/>
+            </w:tcMar>
+          </w:tcPr>
+          <w:p>
+            <w:pPr>
+              <w:keepNext/>
+              <w:kinsoku w:val="0"/>
+              <w:autoSpaceDE w:val="0"/>
+              <w:autoSpaceDN w:val="0"/>
+              <w:adjustRightInd w:val="0"/>
+              <w:snapToGrid w:val="0"/>
+              <w:spacing w:before="0" w:line="218" w:lineRule="auto" w:after="0"/>
+              <w:ind w:left="738"/>
               <w:jc w:val="left"/>
               <w:textAlignment w:val="baseline"/>
               <w:rPr>
@@ -6654,26 +8140,15 @@
                 <w:rFonts w:ascii="宋体" w:hAnsi="宋体" w:cs="宋体"/>
                 <w:snapToGrid w:val="0"/>
                 <w:color w:val="000000"/>
-                <w:kern w:val="0"/>
-                <w:sz w:val="20"/>
-                <w:szCs w:val="20"/>
-                <w:lang w:eastAsia="en-US"/>
-              </w:rPr>
-              <w:t>姓名</w:t>
+                <w:spacing w:val="9"/>
+                <w:kern w:val="0"/>
+                <w:sz w:val="20"/>
+                <w:szCs w:val="20"/>
+                <w:lang w:eastAsia="en-US"/>
+              </w:rPr>
+              <w:t>运动员</w:t>
             </w:r>
             <w:proofErr w:type="spellEnd"/>
-            <w:r>
-              <w:rPr>
-                <w:rFonts w:ascii="宋体" w:hAnsi="宋体" w:cs="宋体"/>
-                <w:snapToGrid w:val="0"/>
-                <w:color w:val="000000"/>
-                <w:kern w:val="0"/>
-                <w:sz w:val="20"/>
-                <w:szCs w:val="20"/>
-                <w:lang w:eastAsia="en-US"/>
-              </w:rPr>
-              <w:t>：</w:t>
-            </w:r>
           </w:p>
         </w:tc>
         <w:tc>
@@ -6686,22 +8161,24 @@
               <w:bottom w:val="single" w:sz="4" w:space="0" w:color="000000"/>
               <w:right w:val="single" w:sz="4" w:space="0" w:color="000000"/>
             </w:tcBorders>
-            <w:tcMar>
-              <w:top w:w="0" w:type="dxa"/>
-              <w:left w:w="108" w:type="dxa"/>
-              <w:bottom w:w="0" w:type="dxa"/>
-              <w:right w:w="108" w:type="dxa"/>
-            </w:tcMar>
-          </w:tcPr>
-          <w:p>
-            <w:pPr>
-              <w:kinsoku w:val="0"/>
-              <w:autoSpaceDE w:val="0"/>
-              <w:autoSpaceDN w:val="0"/>
-              <w:adjustRightInd w:val="0"/>
-              <w:snapToGrid w:val="0"/>
-              <w:spacing w:before="62" w:line="218" w:lineRule="auto"/>
-              <w:ind w:left="128"/>
+            <w:shd w:val="clear" w:color="FFFFFF" w:fill="CCCCCC"/>
+            <w:tcMar>
+              <w:top w:w="0" w:type="dxa"/>
+              <w:left w:w="108" w:type="dxa"/>
+              <w:bottom w:w="0" w:type="dxa"/>
+              <w:right w:w="108" w:type="dxa"/>
+            </w:tcMar>
+          </w:tcPr>
+          <w:p>
+            <w:pPr>
+              <w:keepNext/>
+              <w:kinsoku w:val="0"/>
+              <w:autoSpaceDE w:val="0"/>
+              <w:autoSpaceDN w:val="0"/>
+              <w:adjustRightInd w:val="0"/>
+              <w:snapToGrid w:val="0"/>
+              <w:spacing w:before="0" w:line="218" w:lineRule="auto" w:after="0"/>
+              <w:ind w:left="738"/>
               <w:jc w:val="left"/>
               <w:textAlignment w:val="baseline"/>
               <w:rPr>
@@ -6715,32 +8192,21 @@
                 <w:rFonts w:ascii="宋体" w:hAnsi="宋体" w:cs="宋体"/>
                 <w:snapToGrid w:val="0"/>
                 <w:color w:val="000000"/>
-                <w:kern w:val="0"/>
-                <w:sz w:val="20"/>
-                <w:szCs w:val="20"/>
-                <w:lang w:eastAsia="en-US"/>
-              </w:rPr>
-              <w:t>姓名</w:t>
+                <w:spacing w:val="9"/>
+                <w:kern w:val="0"/>
+                <w:sz w:val="20"/>
+                <w:szCs w:val="20"/>
+                <w:lang w:eastAsia="en-US"/>
+              </w:rPr>
+              <w:t>运动员</w:t>
             </w:r>
             <w:proofErr w:type="spellEnd"/>
-            <w:r>
-              <w:rPr>
-                <w:rFonts w:ascii="宋体" w:hAnsi="宋体" w:cs="宋体"/>
-                <w:snapToGrid w:val="0"/>
-                <w:color w:val="000000"/>
-                <w:kern w:val="0"/>
-                <w:sz w:val="20"/>
-                <w:szCs w:val="20"/>
-                <w:lang w:eastAsia="en-US"/>
-              </w:rPr>
-              <w:t>：</w:t>
-            </w:r>
           </w:p>
         </w:tc>
       </w:tr>
       <w:tr>
         <w:trPr>
-          <w:trHeight w:val="739"/>
+          <w:cantSplit/>
         </w:trPr>
         <w:tc>
           <w:tcPr>
@@ -6761,12 +8227,701 @@
           </w:tcPr>
           <w:p>
             <w:pPr>
-              <w:kinsoku w:val="0"/>
-              <w:autoSpaceDE w:val="0"/>
-              <w:autoSpaceDN w:val="0"/>
-              <w:adjustRightInd w:val="0"/>
-              <w:snapToGrid w:val="0"/>
-              <w:spacing w:before="62" w:line="218" w:lineRule="auto"/>
+              <w:keepNext/>
+              <w:spacing w:after="0" w:before="0"/>
+            </w:pPr>
+            <w:r>
+              <w:rPr>
+                <w:sz w:val="20"/>
+              </w:rPr>
+            </w:r>
+            <w:sdt>
+              <w:sdtPr>
+                <w:alias w:val="选择照片"/>
+                <w:tag w:val="sxf-photo-0-0"/>
+                <w:id w:val="90000"/>
+                <w:picture/>
+                <w:showingPlcHdr/>
+              </w:sdtPr>
+              <w:sdtContent>
+                <w:r>
+                  <w:drawing>
+                    <wp:inline xmlns:a="http://schemas.openxmlformats.org/drawingml/2006/main" xmlns:pic="http://schemas.openxmlformats.org/drawingml/2006/picture">
+                      <wp:extent cx="864000" cy="1036800"/>
+                      <wp:docPr id="1" name="Picture 1"/>
+                      <wp:cNvGraphicFramePr>
+                        <a:graphicFrameLocks noChangeAspect="1"/>
+                      </wp:cNvGraphicFramePr>
+                      <a:graphic>
+                        <a:graphicData uri="http://schemas.openxmlformats.org/drawingml/2006/picture">
+                          <pic:pic>
+                            <pic:nvPicPr>
+                              <pic:cNvPr id="0" name="image.png"/>
+                              <pic:cNvPicPr/>
+                            </pic:nvPicPr>
+                            <pic:blipFill>
+                              <a:blip r:embed="rId10"/>
+                              <a:stretch>
+                                <a:fillRect/>
+                              </a:stretch>
+                            </pic:blipFill>
+                            <pic:spPr>
+                              <a:xfrm>
+                                <a:off x="0" y="0"/>
+                                <a:ext cx="864000" cy="1036800"/>
+                              </a:xfrm>
+                              <a:prstGeom prst="rect"/>
+                            </pic:spPr>
+                          </pic:pic>
+                        </a:graphicData>
+                      </a:graphic>
+                    </wp:inline>
+                  </w:drawing>
+                </w:r>
+              </w:sdtContent>
+            </w:sdt>
+          </w:p>
+        </w:tc>
+        <w:tc>
+          <w:tcPr>
+            <w:tcW w:w="2195" w:type="dxa"/>
+            <w:gridSpan w:val="3"/>
+            <w:tcBorders>
+              <w:top w:val="single" w:sz="4" w:space="0" w:color="000000"/>
+              <w:left w:val="single" w:sz="4" w:space="0" w:color="000000"/>
+              <w:bottom w:val="single" w:sz="4" w:space="0" w:color="000000"/>
+              <w:right w:val="single" w:sz="4" w:space="0" w:color="000000"/>
+            </w:tcBorders>
+            <w:tcMar>
+              <w:top w:w="0" w:type="dxa"/>
+              <w:left w:w="108" w:type="dxa"/>
+              <w:bottom w:w="0" w:type="dxa"/>
+              <w:right w:w="108" w:type="dxa"/>
+            </w:tcMar>
+          </w:tcPr>
+          <w:p>
+            <w:pPr>
+              <w:keepNext/>
+              <w:spacing w:after="0" w:before="0"/>
+            </w:pPr>
+            <w:r>
+              <w:rPr>
+                <w:sz w:val="20"/>
+              </w:rPr>
+            </w:r>
+            <w:sdt>
+              <w:sdtPr>
+                <w:alias w:val="选择照片"/>
+                <w:tag w:val="sxf-photo-0-1"/>
+                <w:id w:val="90001"/>
+                <w:picture/>
+                <w:showingPlcHdr/>
+              </w:sdtPr>
+              <w:sdtContent>
+                <w:r>
+                  <w:drawing>
+                    <wp:inline xmlns:a="http://schemas.openxmlformats.org/drawingml/2006/main" xmlns:pic="http://schemas.openxmlformats.org/drawingml/2006/picture">
+                      <wp:extent cx="864000" cy="1036800"/>
+                      <wp:docPr id="2" name="Picture 2"/>
+                      <wp:cNvGraphicFramePr>
+                        <a:graphicFrameLocks noChangeAspect="1"/>
+                      </wp:cNvGraphicFramePr>
+                      <a:graphic>
+                        <a:graphicData uri="http://schemas.openxmlformats.org/drawingml/2006/picture">
+                          <pic:pic>
+                            <pic:nvPicPr>
+                              <pic:cNvPr id="0" name="image.png"/>
+                              <pic:cNvPicPr/>
+                            </pic:nvPicPr>
+                            <pic:blipFill>
+                              <a:blip r:embed="rId10"/>
+                              <a:stretch>
+                                <a:fillRect/>
+                              </a:stretch>
+                            </pic:blipFill>
+                            <pic:spPr>
+                              <a:xfrm>
+                                <a:off x="0" y="0"/>
+                                <a:ext cx="864000" cy="1036800"/>
+                              </a:xfrm>
+                              <a:prstGeom prst="rect"/>
+                            </pic:spPr>
+                          </pic:pic>
+                        </a:graphicData>
+                      </a:graphic>
+                    </wp:inline>
+                  </w:drawing>
+                </w:r>
+              </w:sdtContent>
+            </w:sdt>
+          </w:p>
+        </w:tc>
+        <w:tc>
+          <w:tcPr>
+            <w:tcW w:w="2167" w:type="dxa"/>
+            <w:gridSpan w:val="3"/>
+            <w:tcBorders>
+              <w:top w:val="single" w:sz="4" w:space="0" w:color="000000"/>
+              <w:left w:val="single" w:sz="4" w:space="0" w:color="000000"/>
+              <w:bottom w:val="single" w:sz="4" w:space="0" w:color="000000"/>
+              <w:right w:val="single" w:sz="4" w:space="0" w:color="000000"/>
+            </w:tcBorders>
+            <w:tcMar>
+              <w:top w:w="0" w:type="dxa"/>
+              <w:left w:w="108" w:type="dxa"/>
+              <w:bottom w:w="0" w:type="dxa"/>
+              <w:right w:w="108" w:type="dxa"/>
+            </w:tcMar>
+          </w:tcPr>
+          <w:p>
+            <w:pPr>
+              <w:keepNext/>
+              <w:spacing w:after="0" w:before="0"/>
+            </w:pPr>
+            <w:r>
+              <w:rPr>
+                <w:sz w:val="20"/>
+              </w:rPr>
+            </w:r>
+            <w:sdt>
+              <w:sdtPr>
+                <w:alias w:val="选择照片"/>
+                <w:tag w:val="sxf-photo-0-2"/>
+                <w:id w:val="90002"/>
+                <w:picture/>
+                <w:showingPlcHdr/>
+              </w:sdtPr>
+              <w:sdtContent>
+                <w:r>
+                  <w:drawing>
+                    <wp:inline xmlns:a="http://schemas.openxmlformats.org/drawingml/2006/main" xmlns:pic="http://schemas.openxmlformats.org/drawingml/2006/picture">
+                      <wp:extent cx="864000" cy="1036800"/>
+                      <wp:docPr id="3" name="Picture 3"/>
+                      <wp:cNvGraphicFramePr>
+                        <a:graphicFrameLocks noChangeAspect="1"/>
+                      </wp:cNvGraphicFramePr>
+                      <a:graphic>
+                        <a:graphicData uri="http://schemas.openxmlformats.org/drawingml/2006/picture">
+                          <pic:pic>
+                            <pic:nvPicPr>
+                              <pic:cNvPr id="0" name="image.png"/>
+                              <pic:cNvPicPr/>
+                            </pic:nvPicPr>
+                            <pic:blipFill>
+                              <a:blip r:embed="rId10"/>
+                              <a:stretch>
+                                <a:fillRect/>
+                              </a:stretch>
+                            </pic:blipFill>
+                            <pic:spPr>
+                              <a:xfrm>
+                                <a:off x="0" y="0"/>
+                                <a:ext cx="864000" cy="1036800"/>
+                              </a:xfrm>
+                              <a:prstGeom prst="rect"/>
+                            </pic:spPr>
+                          </pic:pic>
+                        </a:graphicData>
+                      </a:graphic>
+                    </wp:inline>
+                  </w:drawing>
+                </w:r>
+              </w:sdtContent>
+            </w:sdt>
+          </w:p>
+        </w:tc>
+        <w:tc>
+          <w:tcPr>
+            <w:tcW w:w="2175" w:type="dxa"/>
+            <w:gridSpan w:val="3"/>
+            <w:tcBorders>
+              <w:top w:val="single" w:sz="4" w:space="0" w:color="000000"/>
+              <w:left w:val="single" w:sz="4" w:space="0" w:color="000000"/>
+              <w:bottom w:val="single" w:sz="4" w:space="0" w:color="000000"/>
+              <w:right w:val="single" w:sz="4" w:space="0" w:color="000000"/>
+            </w:tcBorders>
+            <w:tcMar>
+              <w:top w:w="0" w:type="dxa"/>
+              <w:left w:w="108" w:type="dxa"/>
+              <w:bottom w:w="0" w:type="dxa"/>
+              <w:right w:w="108" w:type="dxa"/>
+            </w:tcMar>
+          </w:tcPr>
+          <w:p>
+            <w:pPr>
+              <w:keepNext/>
+              <w:spacing w:after="0" w:before="0"/>
+            </w:pPr>
+            <w:r>
+              <w:rPr>
+                <w:sz w:val="20"/>
+              </w:rPr>
+            </w:r>
+            <w:sdt>
+              <w:sdtPr>
+                <w:alias w:val="选择照片"/>
+                <w:tag w:val="sxf-photo-0-3"/>
+                <w:id w:val="90003"/>
+                <w:picture/>
+                <w:showingPlcHdr/>
+              </w:sdtPr>
+              <w:sdtContent>
+                <w:r>
+                  <w:drawing>
+                    <wp:inline xmlns:a="http://schemas.openxmlformats.org/drawingml/2006/main" xmlns:pic="http://schemas.openxmlformats.org/drawingml/2006/picture">
+                      <wp:extent cx="864000" cy="1036800"/>
+                      <wp:docPr id="4" name="Picture 4"/>
+                      <wp:cNvGraphicFramePr>
+                        <a:graphicFrameLocks noChangeAspect="1"/>
+                      </wp:cNvGraphicFramePr>
+                      <a:graphic>
+                        <a:graphicData uri="http://schemas.openxmlformats.org/drawingml/2006/picture">
+                          <pic:pic>
+                            <pic:nvPicPr>
+                              <pic:cNvPr id="0" name="image.png"/>
+                              <pic:cNvPicPr/>
+                            </pic:nvPicPr>
+                            <pic:blipFill>
+                              <a:blip r:embed="rId10"/>
+                              <a:stretch>
+                                <a:fillRect/>
+                              </a:stretch>
+                            </pic:blipFill>
+                            <pic:spPr>
+                              <a:xfrm>
+                                <a:off x="0" y="0"/>
+                                <a:ext cx="864000" cy="1036800"/>
+                              </a:xfrm>
+                              <a:prstGeom prst="rect"/>
+                            </pic:spPr>
+                          </pic:pic>
+                        </a:graphicData>
+                      </a:graphic>
+                    </wp:inline>
+                  </w:drawing>
+                </w:r>
+              </w:sdtContent>
+            </w:sdt>
+          </w:p>
+        </w:tc>
+        <w:tc>
+          <w:tcPr>
+            <w:tcW w:w="2149" w:type="dxa"/>
+            <w:gridSpan w:val="3"/>
+            <w:tcBorders>
+              <w:top w:val="single" w:sz="4" w:space="0" w:color="000000"/>
+              <w:left w:val="single" w:sz="4" w:space="0" w:color="000000"/>
+              <w:bottom w:val="single" w:sz="4" w:space="0" w:color="000000"/>
+              <w:right w:val="single" w:sz="4" w:space="0" w:color="000000"/>
+            </w:tcBorders>
+            <w:tcMar>
+              <w:top w:w="0" w:type="dxa"/>
+              <w:left w:w="108" w:type="dxa"/>
+              <w:bottom w:w="0" w:type="dxa"/>
+              <w:right w:w="108" w:type="dxa"/>
+            </w:tcMar>
+          </w:tcPr>
+          <w:p>
+            <w:pPr>
+              <w:keepNext/>
+              <w:spacing w:after="0" w:before="0"/>
+            </w:pPr>
+            <w:r>
+              <w:rPr>
+                <w:sz w:val="20"/>
+              </w:rPr>
+            </w:r>
+            <w:sdt>
+              <w:sdtPr>
+                <w:alias w:val="选择照片"/>
+                <w:tag w:val="sxf-photo-0-4"/>
+                <w:id w:val="90004"/>
+                <w:picture/>
+                <w:showingPlcHdr/>
+              </w:sdtPr>
+              <w:sdtContent>
+                <w:r>
+                  <w:drawing>
+                    <wp:inline xmlns:a="http://schemas.openxmlformats.org/drawingml/2006/main" xmlns:pic="http://schemas.openxmlformats.org/drawingml/2006/picture">
+                      <wp:extent cx="864000" cy="1036800"/>
+                      <wp:docPr id="5" name="Picture 5"/>
+                      <wp:cNvGraphicFramePr>
+                        <a:graphicFrameLocks noChangeAspect="1"/>
+                      </wp:cNvGraphicFramePr>
+                      <a:graphic>
+                        <a:graphicData uri="http://schemas.openxmlformats.org/drawingml/2006/picture">
+                          <pic:pic>
+                            <pic:nvPicPr>
+                              <pic:cNvPr id="0" name="image.png"/>
+                              <pic:cNvPicPr/>
+                            </pic:nvPicPr>
+                            <pic:blipFill>
+                              <a:blip r:embed="rId10"/>
+                              <a:stretch>
+                                <a:fillRect/>
+                              </a:stretch>
+                            </pic:blipFill>
+                            <pic:spPr>
+                              <a:xfrm>
+                                <a:off x="0" y="0"/>
+                                <a:ext cx="864000" cy="1036800"/>
+                              </a:xfrm>
+                              <a:prstGeom prst="rect"/>
+                            </pic:spPr>
+                          </pic:pic>
+                        </a:graphicData>
+                      </a:graphic>
+                    </wp:inline>
+                  </w:drawing>
+                </w:r>
+              </w:sdtContent>
+            </w:sdt>
+          </w:p>
+        </w:tc>
+      </w:tr>
+      <w:tr>
+        <w:trPr>
+          <w:cantSplit/>
+        </w:trPr>
+        <w:tc>
+          <w:tcPr>
+            <w:tcW w:w="2165" w:type="dxa"/>
+            <w:gridSpan w:val="2"/>
+            <w:tcBorders>
+              <w:top w:val="single" w:sz="4" w:space="0" w:color="000000"/>
+              <w:left w:val="single" w:sz="4" w:space="0" w:color="000000"/>
+              <w:bottom w:val="single" w:sz="4" w:space="0" w:color="000000"/>
+              <w:right w:val="single" w:sz="4" w:space="0" w:color="000000"/>
+            </w:tcBorders>
+            <w:tcMar>
+              <w:top w:w="0" w:type="dxa"/>
+              <w:left w:w="108" w:type="dxa"/>
+              <w:bottom w:w="0" w:type="dxa"/>
+              <w:right w:w="108" w:type="dxa"/>
+            </w:tcMar>
+          </w:tcPr>
+          <w:p>
+            <w:pPr>
+              <w:keepNext/>
+              <w:kinsoku w:val="0"/>
+              <w:autoSpaceDE w:val="0"/>
+              <w:autoSpaceDN w:val="0"/>
+              <w:adjustRightInd w:val="0"/>
+              <w:snapToGrid w:val="0"/>
+              <w:spacing w:before="0" w:line="218" w:lineRule="auto" w:after="0"/>
+              <w:jc w:val="left"/>
+              <w:textAlignment w:val="baseline"/>
+              <w:rPr>
+                <w:rFonts w:ascii="Calibri" w:hAnsi="Calibri" w:cs="Arial"/>
+                <w:szCs w:val="22"/>
+              </w:rPr>
+            </w:pPr>
+            <w:proofErr w:type="spellStart"/>
+            <w:r>
+              <w:rPr>
+                <w:rFonts w:ascii="宋体" w:hAnsi="宋体" w:cs="宋体"/>
+                <w:snapToGrid w:val="0"/>
+                <w:color w:val="000000"/>
+                <w:kern w:val="0"/>
+                <w:sz w:val="20"/>
+                <w:szCs w:val="20"/>
+                <w:lang w:eastAsia="en-US"/>
+              </w:rPr>
+              <w:t>姓名</w:t>
+            </w:r>
+            <w:proofErr w:type="spellEnd"/>
+            <w:r>
+              <w:rPr>
+                <w:rFonts w:ascii="宋体" w:hAnsi="宋体" w:cs="宋体"/>
+                <w:snapToGrid w:val="0"/>
+                <w:color w:val="000000"/>
+                <w:kern w:val="0"/>
+                <w:sz w:val="20"/>
+                <w:szCs w:val="20"/>
+                <w:lang w:eastAsia="en-US"/>
+              </w:rPr>
+              <w:t>：</w:t>
+            </w:r>
+          </w:p>
+        </w:tc>
+        <w:tc>
+          <w:tcPr>
+            <w:tcW w:w="2195" w:type="dxa"/>
+            <w:gridSpan w:val="3"/>
+            <w:tcBorders>
+              <w:top w:val="single" w:sz="4" w:space="0" w:color="000000"/>
+              <w:left w:val="single" w:sz="4" w:space="0" w:color="000000"/>
+              <w:bottom w:val="single" w:sz="4" w:space="0" w:color="000000"/>
+              <w:right w:val="single" w:sz="4" w:space="0" w:color="000000"/>
+            </w:tcBorders>
+            <w:tcMar>
+              <w:top w:w="0" w:type="dxa"/>
+              <w:left w:w="108" w:type="dxa"/>
+              <w:bottom w:w="0" w:type="dxa"/>
+              <w:right w:w="108" w:type="dxa"/>
+            </w:tcMar>
+          </w:tcPr>
+          <w:p>
+            <w:pPr>
+              <w:keepNext/>
+              <w:kinsoku w:val="0"/>
+              <w:autoSpaceDE w:val="0"/>
+              <w:autoSpaceDN w:val="0"/>
+              <w:adjustRightInd w:val="0"/>
+              <w:snapToGrid w:val="0"/>
+              <w:spacing w:before="0" w:line="218" w:lineRule="auto" w:after="0"/>
+              <w:jc w:val="left"/>
+              <w:textAlignment w:val="baseline"/>
+              <w:rPr>
+                <w:rFonts w:ascii="Calibri" w:eastAsia="宋体" w:hAnsi="Calibri" w:cs="Arial" w:hint="eastAsia"/>
+                <w:szCs w:val="22"/>
+              </w:rPr>
+            </w:pPr>
+            <w:proofErr w:type="spellStart"/>
+            <w:r>
+              <w:rPr>
+                <w:rFonts w:ascii="宋体" w:hAnsi="宋体" w:cs="宋体"/>
+                <w:snapToGrid w:val="0"/>
+                <w:color w:val="000000"/>
+                <w:kern w:val="0"/>
+                <w:sz w:val="20"/>
+                <w:szCs w:val="20"/>
+                <w:lang w:eastAsia="en-US"/>
+              </w:rPr>
+              <w:t>姓名</w:t>
+            </w:r>
+            <w:proofErr w:type="spellEnd"/>
+            <w:r>
+              <w:rPr>
+                <w:rFonts w:ascii="宋体" w:hAnsi="宋体" w:cs="宋体"/>
+                <w:snapToGrid w:val="0"/>
+                <w:color w:val="000000"/>
+                <w:kern w:val="0"/>
+                <w:sz w:val="20"/>
+                <w:szCs w:val="20"/>
+                <w:lang w:eastAsia="en-US"/>
+              </w:rPr>
+              <w:t>：</w:t>
+            </w:r>
+          </w:p>
+        </w:tc>
+        <w:tc>
+          <w:tcPr>
+            <w:tcW w:w="2167" w:type="dxa"/>
+            <w:gridSpan w:val="3"/>
+            <w:tcBorders>
+              <w:top w:val="single" w:sz="4" w:space="0" w:color="000000"/>
+              <w:left w:val="single" w:sz="4" w:space="0" w:color="000000"/>
+              <w:bottom w:val="single" w:sz="4" w:space="0" w:color="000000"/>
+              <w:right w:val="single" w:sz="4" w:space="0" w:color="000000"/>
+            </w:tcBorders>
+            <w:tcMar>
+              <w:top w:w="0" w:type="dxa"/>
+              <w:left w:w="108" w:type="dxa"/>
+              <w:bottom w:w="0" w:type="dxa"/>
+              <w:right w:w="108" w:type="dxa"/>
+            </w:tcMar>
+          </w:tcPr>
+          <w:p>
+            <w:pPr>
+              <w:keepNext/>
+              <w:kinsoku w:val="0"/>
+              <w:autoSpaceDE w:val="0"/>
+              <w:autoSpaceDN w:val="0"/>
+              <w:adjustRightInd w:val="0"/>
+              <w:snapToGrid w:val="0"/>
+              <w:spacing w:before="0" w:line="218" w:lineRule="auto" w:after="0"/>
+              <w:ind w:left="128"/>
+              <w:jc w:val="left"/>
+              <w:textAlignment w:val="baseline"/>
+              <w:rPr>
+                <w:rFonts w:ascii="Calibri" w:hAnsi="Calibri" w:cs="Arial"/>
+                <w:szCs w:val="22"/>
+              </w:rPr>
+            </w:pPr>
+            <w:proofErr w:type="spellStart"/>
+            <w:r>
+              <w:rPr>
+                <w:rFonts w:ascii="宋体" w:hAnsi="宋体" w:cs="宋体"/>
+                <w:snapToGrid w:val="0"/>
+                <w:color w:val="000000"/>
+                <w:kern w:val="0"/>
+                <w:sz w:val="20"/>
+                <w:szCs w:val="20"/>
+                <w:lang w:eastAsia="en-US"/>
+              </w:rPr>
+              <w:t>姓名</w:t>
+            </w:r>
+            <w:proofErr w:type="spellEnd"/>
+            <w:r>
+              <w:rPr>
+                <w:rFonts w:ascii="宋体" w:hAnsi="宋体" w:cs="宋体"/>
+                <w:snapToGrid w:val="0"/>
+                <w:color w:val="000000"/>
+                <w:kern w:val="0"/>
+                <w:sz w:val="20"/>
+                <w:szCs w:val="20"/>
+                <w:lang w:eastAsia="en-US"/>
+              </w:rPr>
+              <w:t>：</w:t>
+            </w:r>
+          </w:p>
+        </w:tc>
+        <w:tc>
+          <w:tcPr>
+            <w:tcW w:w="2175" w:type="dxa"/>
+            <w:gridSpan w:val="3"/>
+            <w:tcBorders>
+              <w:top w:val="single" w:sz="4" w:space="0" w:color="000000"/>
+              <w:left w:val="single" w:sz="4" w:space="0" w:color="000000"/>
+              <w:bottom w:val="single" w:sz="4" w:space="0" w:color="000000"/>
+              <w:right w:val="single" w:sz="4" w:space="0" w:color="000000"/>
+            </w:tcBorders>
+            <w:tcMar>
+              <w:top w:w="0" w:type="dxa"/>
+              <w:left w:w="108" w:type="dxa"/>
+              <w:bottom w:w="0" w:type="dxa"/>
+              <w:right w:w="108" w:type="dxa"/>
+            </w:tcMar>
+          </w:tcPr>
+          <w:p>
+            <w:pPr>
+              <w:keepNext/>
+              <w:kinsoku w:val="0"/>
+              <w:autoSpaceDE w:val="0"/>
+              <w:autoSpaceDN w:val="0"/>
+              <w:adjustRightInd w:val="0"/>
+              <w:snapToGrid w:val="0"/>
+              <w:spacing w:before="0" w:line="218" w:lineRule="auto" w:after="0"/>
+              <w:ind w:left="128"/>
+              <w:jc w:val="left"/>
+              <w:textAlignment w:val="baseline"/>
+              <w:rPr>
+                <w:rFonts w:ascii="Calibri" w:eastAsia="宋体" w:hAnsi="Calibri" w:cs="Arial"/>
+                <w:szCs w:val="22"/>
+              </w:rPr>
+            </w:pPr>
+            <w:proofErr w:type="spellStart"/>
+            <w:r>
+              <w:rPr>
+                <w:rFonts w:ascii="宋体" w:hAnsi="宋体" w:cs="宋体"/>
+                <w:snapToGrid w:val="0"/>
+                <w:color w:val="000000"/>
+                <w:kern w:val="0"/>
+                <w:sz w:val="20"/>
+                <w:szCs w:val="20"/>
+                <w:lang w:eastAsia="en-US"/>
+              </w:rPr>
+              <w:t>姓名</w:t>
+            </w:r>
+            <w:proofErr w:type="spellEnd"/>
+            <w:r>
+              <w:rPr>
+                <w:rFonts w:ascii="宋体" w:hAnsi="宋体" w:cs="宋体"/>
+                <w:snapToGrid w:val="0"/>
+                <w:color w:val="000000"/>
+                <w:kern w:val="0"/>
+                <w:sz w:val="20"/>
+                <w:szCs w:val="20"/>
+                <w:lang w:eastAsia="en-US"/>
+              </w:rPr>
+              <w:t>：</w:t>
+            </w:r>
+          </w:p>
+        </w:tc>
+        <w:tc>
+          <w:tcPr>
+            <w:tcW w:w="2149" w:type="dxa"/>
+            <w:gridSpan w:val="3"/>
+            <w:tcBorders>
+              <w:top w:val="single" w:sz="4" w:space="0" w:color="000000"/>
+              <w:left w:val="single" w:sz="4" w:space="0" w:color="000000"/>
+              <w:bottom w:val="single" w:sz="4" w:space="0" w:color="000000"/>
+              <w:right w:val="single" w:sz="4" w:space="0" w:color="000000"/>
+            </w:tcBorders>
+            <w:tcMar>
+              <w:top w:w="0" w:type="dxa"/>
+              <w:left w:w="108" w:type="dxa"/>
+              <w:bottom w:w="0" w:type="dxa"/>
+              <w:right w:w="108" w:type="dxa"/>
+            </w:tcMar>
+          </w:tcPr>
+          <w:p>
+            <w:pPr>
+              <w:keepNext/>
+              <w:kinsoku w:val="0"/>
+              <w:autoSpaceDE w:val="0"/>
+              <w:autoSpaceDN w:val="0"/>
+              <w:adjustRightInd w:val="0"/>
+              <w:snapToGrid w:val="0"/>
+              <w:spacing w:before="0" w:line="218" w:lineRule="auto" w:after="0"/>
+              <w:ind w:left="128"/>
+              <w:jc w:val="left"/>
+              <w:textAlignment w:val="baseline"/>
+              <w:rPr>
+                <w:rFonts w:ascii="Calibri" w:eastAsia="宋体" w:hAnsi="Calibri" w:cs="Arial"/>
+                <w:szCs w:val="22"/>
+              </w:rPr>
+            </w:pPr>
+            <w:proofErr w:type="spellStart"/>
+            <w:r>
+              <w:rPr>
+                <w:rFonts w:ascii="宋体" w:hAnsi="宋体" w:cs="宋体"/>
+                <w:snapToGrid w:val="0"/>
+                <w:color w:val="000000"/>
+                <w:kern w:val="0"/>
+                <w:sz w:val="20"/>
+                <w:szCs w:val="20"/>
+                <w:lang w:eastAsia="en-US"/>
+              </w:rPr>
+              <w:t>姓名</w:t>
+            </w:r>
+            <w:proofErr w:type="spellEnd"/>
+            <w:r>
+              <w:rPr>
+                <w:rFonts w:ascii="宋体" w:hAnsi="宋体" w:cs="宋体"/>
+                <w:snapToGrid w:val="0"/>
+                <w:color w:val="000000"/>
+                <w:kern w:val="0"/>
+                <w:sz w:val="20"/>
+                <w:szCs w:val="20"/>
+                <w:lang w:eastAsia="en-US"/>
+              </w:rPr>
+              <w:t>：</w:t>
+            </w:r>
+          </w:p>
+        </w:tc>
+      </w:tr>
+      <w:tr>
+        <w:trPr>
+          <w:cantSplit/>
+        </w:trPr>
+        <w:tc>
+          <w:tcPr>
+            <w:tcW w:w="2165" w:type="dxa"/>
+            <w:gridSpan w:val="2"/>
+            <w:tcBorders>
+              <w:top w:val="single" w:sz="4" w:space="0" w:color="000000"/>
+              <w:left w:val="single" w:sz="4" w:space="0" w:color="000000"/>
+              <w:bottom w:val="single" w:sz="4" w:space="0" w:color="000000"/>
+              <w:right w:val="single" w:sz="4" w:space="0" w:color="000000"/>
+            </w:tcBorders>
+            <w:tcMar>
+              <w:top w:w="0" w:type="dxa"/>
+              <w:left w:w="108" w:type="dxa"/>
+              <w:bottom w:w="0" w:type="dxa"/>
+              <w:right w:w="108" w:type="dxa"/>
+            </w:tcMar>
+          </w:tcPr>
+          <w:p>
+            <w:pPr>
+              <w:keepNext/>
+              <w:kinsoku w:val="0"/>
+              <w:autoSpaceDE w:val="0"/>
+              <w:autoSpaceDN w:val="0"/>
+              <w:adjustRightInd w:val="0"/>
+              <w:snapToGrid w:val="0"/>
+              <w:spacing w:before="0" w:line="218" w:lineRule="auto" w:after="0"/>
               <w:jc w:val="left"/>
               <w:textAlignment w:val="baseline"/>
               <w:rPr>
@@ -6786,7 +8941,7 @@
                 <w:snapToGrid w:val="0"/>
                 <w:color w:val="000000"/>
                 <w:kern w:val="0"/>
-                <w:sz w:val="18"/>
+                <w:sz w:val="20"/>
                 <w:szCs w:val="18"/>
                 <w:lang w:eastAsia="en-US"/>
               </w:rPr>
@@ -6799,7 +8954,7 @@
                 <w:snapToGrid w:val="0"/>
                 <w:color w:val="000000"/>
                 <w:kern w:val="0"/>
-                <w:sz w:val="18"/>
+                <w:sz w:val="20"/>
                 <w:szCs w:val="18"/>
                 <w:lang w:eastAsia="en-US"/>
               </w:rPr>
@@ -6808,12 +8963,13 @@
           </w:p>
           <w:p>
             <w:pPr>
-              <w:kinsoku w:val="0"/>
-              <w:autoSpaceDE w:val="0"/>
-              <w:autoSpaceDN w:val="0"/>
-              <w:adjustRightInd w:val="0"/>
-              <w:snapToGrid w:val="0"/>
-              <w:spacing w:before="62" w:line="218" w:lineRule="auto"/>
+              <w:keepNext/>
+              <w:kinsoku w:val="0"/>
+              <w:autoSpaceDE w:val="0"/>
+              <w:autoSpaceDN w:val="0"/>
+              <w:adjustRightInd w:val="0"/>
+              <w:snapToGrid w:val="0"/>
+              <w:spacing w:before="0" w:line="218" w:lineRule="auto" w:after="0"/>
               <w:jc w:val="left"/>
               <w:textAlignment w:val="baseline"/>
               <w:rPr>
@@ -6843,12 +8999,13 @@
           </w:tcPr>
           <w:p>
             <w:pPr>
-              <w:kinsoku w:val="0"/>
-              <w:autoSpaceDE w:val="0"/>
-              <w:autoSpaceDN w:val="0"/>
-              <w:adjustRightInd w:val="0"/>
-              <w:snapToGrid w:val="0"/>
-              <w:spacing w:before="62" w:line="218" w:lineRule="auto"/>
+              <w:keepNext/>
+              <w:kinsoku w:val="0"/>
+              <w:autoSpaceDE w:val="0"/>
+              <w:autoSpaceDN w:val="0"/>
+              <w:adjustRightInd w:val="0"/>
+              <w:snapToGrid w:val="0"/>
+              <w:spacing w:before="0" w:line="218" w:lineRule="auto" w:after="0"/>
               <w:ind w:left="128"/>
               <w:jc w:val="left"/>
               <w:textAlignment w:val="baseline"/>
@@ -6869,16 +9026,79 @@
                 <w:snapToGrid w:val="0"/>
                 <w:color w:val="000000"/>
                 <w:kern w:val="0"/>
+                <w:sz w:val="20"/>
+                <w:szCs w:val="18"/>
+                <w:lang w:eastAsia="en-US"/>
+              </w:rPr>
+              <w:t>身份证</w:t>
+            </w:r>
+            <w:proofErr w:type="spellEnd"/>
+            <w:r>
+              <w:rPr>
+                <w:rFonts w:ascii="宋体" w:hAnsi="宋体" w:cs="宋体"/>
+                <w:snapToGrid w:val="0"/>
+                <w:color w:val="000000"/>
+                <w:kern w:val="0"/>
+                <w:sz w:val="20"/>
+                <w:szCs w:val="18"/>
+                <w:lang w:eastAsia="en-US"/>
+              </w:rPr>
+              <w:t>：</w:t>
+            </w:r>
+          </w:p>
+          <w:p>
+            <w:pPr>
+              <w:keepNext/>
+              <w:kinsoku w:val="0"/>
+              <w:autoSpaceDE w:val="0"/>
+              <w:autoSpaceDN w:val="0"/>
+              <w:adjustRightInd w:val="0"/>
+              <w:snapToGrid w:val="0"/>
+              <w:spacing w:before="0" w:line="218" w:lineRule="auto" w:after="0"/>
+              <w:jc w:val="left"/>
+              <w:textAlignment w:val="baseline"/>
+              <w:rPr>
+                <w:rFonts w:ascii="宋体" w:hAnsi="宋体" w:cs="宋体" w:hint="eastAsia"/>
+                <w:snapToGrid w:val="0"/>
+                <w:color w:val="000000"/>
+                <w:kern w:val="0"/>
                 <w:sz w:val="18"/>
                 <w:szCs w:val="18"/>
-                <w:lang w:eastAsia="en-US"/>
-              </w:rPr>
-              <w:t>身份证</w:t>
-            </w:r>
-            <w:proofErr w:type="spellEnd"/>
-            <w:r>
-              <w:rPr>
-                <w:rFonts w:ascii="宋体" w:hAnsi="宋体" w:cs="宋体"/>
+              </w:rPr>
+            </w:pPr>
+          </w:p>
+        </w:tc>
+        <w:tc>
+          <w:tcPr>
+            <w:tcW w:w="2167" w:type="dxa"/>
+            <w:gridSpan w:val="3"/>
+            <w:tcBorders>
+              <w:top w:val="single" w:sz="4" w:space="0" w:color="000000"/>
+              <w:left w:val="single" w:sz="4" w:space="0" w:color="000000"/>
+              <w:bottom w:val="single" w:sz="4" w:space="0" w:color="000000"/>
+              <w:right w:val="single" w:sz="4" w:space="0" w:color="000000"/>
+            </w:tcBorders>
+            <w:tcMar>
+              <w:top w:w="0" w:type="dxa"/>
+              <w:left w:w="108" w:type="dxa"/>
+              <w:bottom w:w="0" w:type="dxa"/>
+              <w:right w:w="108" w:type="dxa"/>
+            </w:tcMar>
+          </w:tcPr>
+          <w:p>
+            <w:pPr>
+              <w:keepNext/>
+              <w:kinsoku w:val="0"/>
+              <w:autoSpaceDE w:val="0"/>
+              <w:autoSpaceDN w:val="0"/>
+              <w:adjustRightInd w:val="0"/>
+              <w:snapToGrid w:val="0"/>
+              <w:spacing w:before="0" w:line="218" w:lineRule="auto" w:after="0"/>
+              <w:ind w:left="128"/>
+              <w:jc w:val="left"/>
+              <w:textAlignment w:val="baseline"/>
+              <w:rPr>
+                <w:rFonts w:ascii="宋体" w:hAnsi="宋体" w:cs="宋体" w:hint="eastAsia"/>
                 <w:snapToGrid w:val="0"/>
                 <w:color w:val="000000"/>
                 <w:kern w:val="0"/>
@@ -6886,19 +9106,38 @@
                 <w:szCs w:val="18"/>
                 <w:lang w:eastAsia="en-US"/>
               </w:rPr>
+            </w:pPr>
+            <w:proofErr w:type="spellStart"/>
+            <w:r>
+              <w:rPr>
+                <w:rFonts w:ascii="宋体" w:hAnsi="宋体" w:cs="宋体"/>
+                <w:snapToGrid w:val="0"/>
+                <w:color w:val="000000"/>
+                <w:kern w:val="0"/>
+                <w:sz w:val="20"/>
+                <w:szCs w:val="18"/>
+                <w:lang w:eastAsia="en-US"/>
+              </w:rPr>
+              <w:t>身份证</w:t>
+            </w:r>
+            <w:proofErr w:type="spellEnd"/>
+            <w:r>
+              <w:rPr>
+                <w:rFonts w:ascii="宋体" w:hAnsi="宋体" w:cs="宋体"/>
+                <w:snapToGrid w:val="0"/>
+                <w:color w:val="000000"/>
+                <w:kern w:val="0"/>
+                <w:sz w:val="20"/>
+                <w:szCs w:val="18"/>
+                <w:lang w:eastAsia="en-US"/>
+              </w:rPr>
               <w:t>：</w:t>
             </w:r>
           </w:p>
           <w:p>
             <w:pPr>
-              <w:kinsoku w:val="0"/>
-              <w:autoSpaceDE w:val="0"/>
-              <w:autoSpaceDN w:val="0"/>
-              <w:adjustRightInd w:val="0"/>
-              <w:snapToGrid w:val="0"/>
-              <w:spacing w:before="62" w:line="218" w:lineRule="auto"/>
-              <w:jc w:val="left"/>
-              <w:textAlignment w:val="baseline"/>
+              <w:keepNext/>
+              <w:spacing w:before="0" w:after="0"/>
               <w:rPr>
                 <w:rFonts w:ascii="宋体" w:hAnsi="宋体" w:cs="宋体" w:hint="eastAsia"/>
                 <w:snapToGrid w:val="0"/>
@@ -6912,84 +9151,6 @@
         </w:tc>
         <w:tc>
           <w:tcPr>
-            <w:tcW w:w="2167" w:type="dxa"/>
-            <w:gridSpan w:val="3"/>
-            <w:tcBorders>
-              <w:top w:val="single" w:sz="4" w:space="0" w:color="000000"/>
-              <w:left w:val="single" w:sz="4" w:space="0" w:color="000000"/>
-              <w:bottom w:val="single" w:sz="4" w:space="0" w:color="000000"/>
-              <w:right w:val="single" w:sz="4" w:space="0" w:color="000000"/>
-            </w:tcBorders>
-            <w:tcMar>
-              <w:top w:w="0" w:type="dxa"/>
-              <w:left w:w="108" w:type="dxa"/>
-              <w:bottom w:w="0" w:type="dxa"/>
-              <w:right w:w="108" w:type="dxa"/>
-            </w:tcMar>
-          </w:tcPr>
-          <w:p>
-            <w:pPr>
-              <w:kinsoku w:val="0"/>
-              <w:autoSpaceDE w:val="0"/>
-              <w:autoSpaceDN w:val="0"/>
-              <w:adjustRightInd w:val="0"/>
-              <w:snapToGrid w:val="0"/>
-              <w:spacing w:before="62" w:line="218" w:lineRule="auto"/>
-              <w:ind w:left="128"/>
-              <w:jc w:val="left"/>
-              <w:textAlignment w:val="baseline"/>
-              <w:rPr>
-                <w:rFonts w:ascii="宋体" w:hAnsi="宋体" w:cs="宋体" w:hint="eastAsia"/>
-                <w:snapToGrid w:val="0"/>
-                <w:color w:val="000000"/>
-                <w:kern w:val="0"/>
-                <w:sz w:val="18"/>
-                <w:szCs w:val="18"/>
-                <w:lang w:eastAsia="en-US"/>
-              </w:rPr>
-            </w:pPr>
-            <w:proofErr w:type="spellStart"/>
-            <w:r>
-              <w:rPr>
-                <w:rFonts w:ascii="宋体" w:hAnsi="宋体" w:cs="宋体"/>
-                <w:snapToGrid w:val="0"/>
-                <w:color w:val="000000"/>
-                <w:kern w:val="0"/>
-                <w:sz w:val="18"/>
-                <w:szCs w:val="18"/>
-                <w:lang w:eastAsia="en-US"/>
-              </w:rPr>
-              <w:t>身份证</w:t>
-            </w:r>
-            <w:proofErr w:type="spellEnd"/>
-            <w:r>
-              <w:rPr>
-                <w:rFonts w:ascii="宋体" w:hAnsi="宋体" w:cs="宋体"/>
-                <w:snapToGrid w:val="0"/>
-                <w:color w:val="000000"/>
-                <w:kern w:val="0"/>
-                <w:sz w:val="18"/>
-                <w:szCs w:val="18"/>
-                <w:lang w:eastAsia="en-US"/>
-              </w:rPr>
-              <w:t>：</w:t>
-            </w:r>
-          </w:p>
-          <w:p>
-            <w:pPr>
-              <w:rPr>
-                <w:rFonts w:ascii="宋体" w:hAnsi="宋体" w:cs="宋体" w:hint="eastAsia"/>
-                <w:snapToGrid w:val="0"/>
-                <w:color w:val="000000"/>
-                <w:kern w:val="0"/>
-                <w:sz w:val="18"/>
-                <w:szCs w:val="18"/>
-              </w:rPr>
-            </w:pPr>
-          </w:p>
-        </w:tc>
-        <w:tc>
-          <w:tcPr>
             <w:tcW w:w="2175" w:type="dxa"/>
             <w:gridSpan w:val="3"/>
             <w:tcBorders>
@@ -7007,12 +9168,13 @@
           </w:tcPr>
           <w:p>
             <w:pPr>
-              <w:kinsoku w:val="0"/>
-              <w:autoSpaceDE w:val="0"/>
-              <w:autoSpaceDN w:val="0"/>
-              <w:adjustRightInd w:val="0"/>
-              <w:snapToGrid w:val="0"/>
-              <w:spacing w:before="62" w:line="218" w:lineRule="auto"/>
+              <w:keepNext/>
+              <w:kinsoku w:val="0"/>
+              <w:autoSpaceDE w:val="0"/>
+              <w:autoSpaceDN w:val="0"/>
+              <w:adjustRightInd w:val="0"/>
+              <w:snapToGrid w:val="0"/>
+              <w:spacing w:before="0" w:line="218" w:lineRule="auto" w:after="0"/>
               <w:ind w:left="128"/>
               <w:jc w:val="left"/>
               <w:textAlignment w:val="baseline"/>
@@ -7029,7 +9191,7 @@
                 <w:snapToGrid w:val="0"/>
                 <w:color w:val="000000"/>
                 <w:kern w:val="0"/>
-                <w:sz w:val="18"/>
+                <w:sz w:val="20"/>
                 <w:szCs w:val="18"/>
                 <w:lang w:eastAsia="en-US"/>
               </w:rPr>
@@ -7042,7 +9204,7 @@
                 <w:snapToGrid w:val="0"/>
                 <w:color w:val="000000"/>
                 <w:kern w:val="0"/>
-                <w:sz w:val="18"/>
+                <w:sz w:val="20"/>
                 <w:szCs w:val="18"/>
                 <w:lang w:eastAsia="en-US"/>
               </w:rPr>
@@ -7069,12 +9231,13 @@
           </w:tcPr>
           <w:p>
             <w:pPr>
-              <w:kinsoku w:val="0"/>
-              <w:autoSpaceDE w:val="0"/>
-              <w:autoSpaceDN w:val="0"/>
-              <w:adjustRightInd w:val="0"/>
-              <w:snapToGrid w:val="0"/>
-              <w:spacing w:before="62" w:line="218" w:lineRule="auto"/>
+              <w:keepNext/>
+              <w:kinsoku w:val="0"/>
+              <w:autoSpaceDE w:val="0"/>
+              <w:autoSpaceDN w:val="0"/>
+              <w:adjustRightInd w:val="0"/>
+              <w:snapToGrid w:val="0"/>
+              <w:spacing w:before="0" w:line="218" w:lineRule="auto" w:after="0"/>
               <w:ind w:left="128"/>
               <w:jc w:val="left"/>
               <w:textAlignment w:val="baseline"/>
@@ -7091,7 +9254,7 @@
                 <w:snapToGrid w:val="0"/>
                 <w:color w:val="000000"/>
                 <w:kern w:val="0"/>
-                <w:sz w:val="18"/>
+                <w:sz w:val="20"/>
                 <w:szCs w:val="18"/>
                 <w:lang w:eastAsia="en-US"/>
               </w:rPr>
@@ -7104,7 +9267,7 @@
                 <w:snapToGrid w:val="0"/>
                 <w:color w:val="000000"/>
                 <w:kern w:val="0"/>
-                <w:sz w:val="18"/>
+                <w:sz w:val="20"/>
                 <w:szCs w:val="18"/>
                 <w:lang w:eastAsia="en-US"/>
               </w:rPr>
@@ -7115,7 +9278,7 @@
       </w:tr>
       <w:tr>
         <w:trPr>
-          <w:trHeight w:val="510"/>
+          <w:cantSplit/>
         </w:trPr>
         <w:tc>
           <w:tcPr>
@@ -7136,12 +9299,13 @@
           </w:tcPr>
           <w:p>
             <w:pPr>
-              <w:kinsoku w:val="0"/>
-              <w:autoSpaceDE w:val="0"/>
-              <w:autoSpaceDN w:val="0"/>
-              <w:adjustRightInd w:val="0"/>
-              <w:snapToGrid w:val="0"/>
-              <w:spacing w:before="89" w:line="220" w:lineRule="auto"/>
+              <w:keepNext/>
+              <w:kinsoku w:val="0"/>
+              <w:autoSpaceDE w:val="0"/>
+              <w:autoSpaceDN w:val="0"/>
+              <w:adjustRightInd w:val="0"/>
+              <w:snapToGrid w:val="0"/>
+              <w:spacing w:before="0" w:line="220" w:lineRule="auto" w:after="0"/>
               <w:ind w:left="95"/>
               <w:jc w:val="left"/>
               <w:textAlignment w:val="baseline"/>
@@ -7199,12 +9363,13 @@
           </w:tcPr>
           <w:p>
             <w:pPr>
-              <w:kinsoku w:val="0"/>
-              <w:autoSpaceDE w:val="0"/>
-              <w:autoSpaceDN w:val="0"/>
-              <w:adjustRightInd w:val="0"/>
-              <w:snapToGrid w:val="0"/>
-              <w:spacing w:before="89" w:line="220" w:lineRule="auto"/>
+              <w:keepNext/>
+              <w:kinsoku w:val="0"/>
+              <w:autoSpaceDE w:val="0"/>
+              <w:autoSpaceDN w:val="0"/>
+              <w:adjustRightInd w:val="0"/>
+              <w:snapToGrid w:val="0"/>
+              <w:spacing w:before="0" w:line="220" w:lineRule="auto" w:after="0"/>
               <w:ind w:left="95"/>
               <w:jc w:val="left"/>
               <w:textAlignment w:val="baseline"/>
@@ -7262,12 +9427,13 @@
           </w:tcPr>
           <w:p>
             <w:pPr>
-              <w:kinsoku w:val="0"/>
-              <w:autoSpaceDE w:val="0"/>
-              <w:autoSpaceDN w:val="0"/>
-              <w:adjustRightInd w:val="0"/>
-              <w:snapToGrid w:val="0"/>
-              <w:spacing w:before="89" w:line="220" w:lineRule="auto"/>
+              <w:keepNext/>
+              <w:kinsoku w:val="0"/>
+              <w:autoSpaceDE w:val="0"/>
+              <w:autoSpaceDN w:val="0"/>
+              <w:adjustRightInd w:val="0"/>
+              <w:snapToGrid w:val="0"/>
+              <w:spacing w:before="0" w:line="220" w:lineRule="auto" w:after="0"/>
               <w:ind w:left="95"/>
               <w:jc w:val="left"/>
               <w:textAlignment w:val="baseline"/>
@@ -7325,12 +9491,13 @@
           </w:tcPr>
           <w:p>
             <w:pPr>
-              <w:kinsoku w:val="0"/>
-              <w:autoSpaceDE w:val="0"/>
-              <w:autoSpaceDN w:val="0"/>
-              <w:adjustRightInd w:val="0"/>
-              <w:snapToGrid w:val="0"/>
-              <w:spacing w:before="89" w:line="220" w:lineRule="auto"/>
+              <w:keepNext/>
+              <w:kinsoku w:val="0"/>
+              <w:autoSpaceDE w:val="0"/>
+              <w:autoSpaceDN w:val="0"/>
+              <w:adjustRightInd w:val="0"/>
+              <w:snapToGrid w:val="0"/>
+              <w:spacing w:before="0" w:line="220" w:lineRule="auto" w:after="0"/>
               <w:ind w:left="95"/>
               <w:jc w:val="left"/>
               <w:textAlignment w:val="baseline"/>
@@ -7388,12 +9555,13 @@
           </w:tcPr>
           <w:p>
             <w:pPr>
-              <w:kinsoku w:val="0"/>
-              <w:autoSpaceDE w:val="0"/>
-              <w:autoSpaceDN w:val="0"/>
-              <w:adjustRightInd w:val="0"/>
-              <w:snapToGrid w:val="0"/>
-              <w:spacing w:before="89" w:line="220" w:lineRule="auto"/>
+              <w:keepNext/>
+              <w:kinsoku w:val="0"/>
+              <w:autoSpaceDE w:val="0"/>
+              <w:autoSpaceDN w:val="0"/>
+              <w:adjustRightInd w:val="0"/>
+              <w:snapToGrid w:val="0"/>
+              <w:spacing w:before="0" w:line="220" w:lineRule="auto" w:after="0"/>
               <w:ind w:left="95"/>
               <w:jc w:val="left"/>
               <w:textAlignment w:val="baseline"/>
@@ -7430,6 +9598,406 @@
               </w:rPr>
               <w:t>：</w:t>
             </w:r>
+          </w:p>
+        </w:tc>
+      </w:tr>
+      <w:tr>
+        <w:trPr>
+          <w:cantSplit/>
+        </w:trPr>
+        <w:tc>
+          <w:tcPr>
+            <w:tcW w:w="2165" w:type="dxa"/>
+            <w:gridSpan w:val="2"/>
+            <w:tcBorders>
+              <w:top w:val="single" w:sz="4" w:space="0" w:color="000000"/>
+              <w:left w:val="single" w:sz="4" w:space="0" w:color="000000"/>
+              <w:bottom w:val="single" w:sz="4" w:space="0" w:color="000000"/>
+              <w:right w:val="single" w:sz="4" w:space="0" w:color="000000"/>
+            </w:tcBorders>
+            <w:tcMar>
+              <w:top w:w="0" w:type="dxa"/>
+              <w:left w:w="108" w:type="dxa"/>
+              <w:bottom w:w="0" w:type="dxa"/>
+              <w:right w:w="108" w:type="dxa"/>
+            </w:tcMar>
+          </w:tcPr>
+          <w:p>
+            <w:pPr>
+              <w:keepNext/>
+              <w:spacing w:before="0" w:after="0"/>
+            </w:pPr>
+            <w:r>
+              <w:rPr>
+                <w:sz w:val="20"/>
+              </w:rPr>
+              <w:t>出生日期：</w:t>
+            </w:r>
+          </w:p>
+        </w:tc>
+        <w:tc>
+          <w:tcPr>
+            <w:tcW w:w="2195" w:type="dxa"/>
+            <w:gridSpan w:val="3"/>
+            <w:tcBorders>
+              <w:top w:val="single" w:sz="4" w:space="0" w:color="000000"/>
+              <w:left w:val="single" w:sz="4" w:space="0" w:color="000000"/>
+              <w:bottom w:val="single" w:sz="4" w:space="0" w:color="000000"/>
+              <w:right w:val="single" w:sz="4" w:space="0" w:color="000000"/>
+            </w:tcBorders>
+            <w:tcMar>
+              <w:top w:w="0" w:type="dxa"/>
+              <w:left w:w="108" w:type="dxa"/>
+              <w:bottom w:w="0" w:type="dxa"/>
+              <w:right w:w="108" w:type="dxa"/>
+            </w:tcMar>
+          </w:tcPr>
+          <w:p>
+            <w:pPr>
+              <w:keepNext/>
+              <w:spacing w:before="0" w:after="0"/>
+            </w:pPr>
+            <w:r>
+              <w:rPr>
+                <w:sz w:val="20"/>
+              </w:rPr>
+              <w:t>出生日期：</w:t>
+            </w:r>
+          </w:p>
+        </w:tc>
+        <w:tc>
+          <w:tcPr>
+            <w:tcW w:w="2167" w:type="dxa"/>
+            <w:gridSpan w:val="3"/>
+            <w:tcBorders>
+              <w:top w:val="single" w:sz="4" w:space="0" w:color="000000"/>
+              <w:left w:val="single" w:sz="4" w:space="0" w:color="000000"/>
+              <w:bottom w:val="single" w:sz="4" w:space="0" w:color="000000"/>
+              <w:right w:val="single" w:sz="4" w:space="0" w:color="000000"/>
+            </w:tcBorders>
+            <w:tcMar>
+              <w:top w:w="0" w:type="dxa"/>
+              <w:left w:w="108" w:type="dxa"/>
+              <w:bottom w:w="0" w:type="dxa"/>
+              <w:right w:w="108" w:type="dxa"/>
+            </w:tcMar>
+          </w:tcPr>
+          <w:p>
+            <w:pPr>
+              <w:keepNext/>
+              <w:spacing w:before="0" w:after="0"/>
+            </w:pPr>
+            <w:r>
+              <w:rPr>
+                <w:sz w:val="20"/>
+              </w:rPr>
+              <w:t>出生日期：</w:t>
+            </w:r>
+          </w:p>
+        </w:tc>
+        <w:tc>
+          <w:tcPr>
+            <w:tcW w:w="2175" w:type="dxa"/>
+            <w:gridSpan w:val="3"/>
+            <w:tcBorders>
+              <w:top w:val="single" w:sz="4" w:space="0" w:color="000000"/>
+              <w:left w:val="single" w:sz="4" w:space="0" w:color="000000"/>
+              <w:bottom w:val="single" w:sz="4" w:space="0" w:color="000000"/>
+              <w:right w:val="single" w:sz="4" w:space="0" w:color="000000"/>
+            </w:tcBorders>
+            <w:tcMar>
+              <w:top w:w="0" w:type="dxa"/>
+              <w:left w:w="108" w:type="dxa"/>
+              <w:bottom w:w="0" w:type="dxa"/>
+              <w:right w:w="108" w:type="dxa"/>
+            </w:tcMar>
+          </w:tcPr>
+          <w:p>
+            <w:pPr>
+              <w:keepNext/>
+              <w:spacing w:before="0" w:after="0"/>
+            </w:pPr>
+            <w:r>
+              <w:rPr>
+                <w:sz w:val="20"/>
+              </w:rPr>
+              <w:t>出生日期：</w:t>
+            </w:r>
+          </w:p>
+        </w:tc>
+        <w:tc>
+          <w:tcPr>
+            <w:tcW w:w="2149" w:type="dxa"/>
+            <w:gridSpan w:val="3"/>
+            <w:tcBorders>
+              <w:top w:val="single" w:sz="4" w:space="0" w:color="000000"/>
+              <w:left w:val="single" w:sz="4" w:space="0" w:color="000000"/>
+              <w:bottom w:val="single" w:sz="4" w:space="0" w:color="000000"/>
+              <w:right w:val="single" w:sz="4" w:space="0" w:color="000000"/>
+            </w:tcBorders>
+            <w:tcMar>
+              <w:top w:w="0" w:type="dxa"/>
+              <w:left w:w="108" w:type="dxa"/>
+              <w:bottom w:w="0" w:type="dxa"/>
+              <w:right w:w="108" w:type="dxa"/>
+            </w:tcMar>
+          </w:tcPr>
+          <w:p>
+            <w:pPr>
+              <w:keepNext/>
+              <w:spacing w:before="0" w:after="0"/>
+            </w:pPr>
+            <w:r>
+              <w:rPr>
+                <w:sz w:val="20"/>
+              </w:rPr>
+              <w:t>出生日期：</w:t>
+            </w:r>
+          </w:p>
+        </w:tc>
+      </w:tr>
+      <w:tr>
+        <w:trPr>
+          <w:cantSplit/>
+        </w:trPr>
+        <w:tc>
+          <w:tcPr>
+            <w:tcW w:w="2165" w:type="dxa"/>
+            <w:gridSpan w:val="2"/>
+            <w:tcBorders>
+              <w:top w:val="single" w:sz="4" w:space="0" w:color="000000"/>
+              <w:left w:val="single" w:sz="4" w:space="0" w:color="000000"/>
+              <w:bottom w:val="single" w:sz="4" w:space="0" w:color="000000"/>
+              <w:right w:val="single" w:sz="4" w:space="0" w:color="000000"/>
+            </w:tcBorders>
+            <w:tcMar>
+              <w:top w:w="0" w:type="dxa"/>
+              <w:left w:w="108" w:type="dxa"/>
+              <w:bottom w:w="0" w:type="dxa"/>
+              <w:right w:w="108" w:type="dxa"/>
+            </w:tcMar>
+          </w:tcPr>
+          <w:p>
+            <w:pPr>
+              <w:keepNext w:val="0"/>
+              <w:spacing w:before="0" w:after="0"/>
+            </w:pPr>
+            <w:r>
+              <w:rPr>
+                <w:sz w:val="20"/>
+              </w:rPr>
+              <w:t>位置：</w:t>
+            </w:r>
+            <w:sdt>
+              <w:sdtPr>
+                <w:tag w:val="sxf-position-90005"/>
+                <w:dropDownList>
+                  <w:listItem w:displayText="请选择" w:value="请选择"/>
+                  <w:listItem w:displayText="门将" w:value="门将"/>
+                  <w:listItem w:displayText="后卫" w:value="后卫"/>
+                  <w:listItem w:displayText="中场" w:value="中场"/>
+                  <w:listItem w:displayText="前锋" w:value="前锋"/>
+                  <w:listItem w:displayText="其他" w:value="其他"/>
+                </w:dropDownList>
+              </w:sdtPr>
+              <w:sdtContent>
+                <w:r>
+                  <w:t>请选择</w:t>
+                </w:r>
+              </w:sdtContent>
+            </w:sdt>
+          </w:p>
+        </w:tc>
+        <w:tc>
+          <w:tcPr>
+            <w:tcW w:w="2195" w:type="dxa"/>
+            <w:gridSpan w:val="3"/>
+            <w:tcBorders>
+              <w:top w:val="single" w:sz="4" w:space="0" w:color="000000"/>
+              <w:left w:val="single" w:sz="4" w:space="0" w:color="000000"/>
+              <w:bottom w:val="single" w:sz="4" w:space="0" w:color="000000"/>
+              <w:right w:val="single" w:sz="4" w:space="0" w:color="000000"/>
+            </w:tcBorders>
+            <w:tcMar>
+              <w:top w:w="0" w:type="dxa"/>
+              <w:left w:w="108" w:type="dxa"/>
+              <w:bottom w:w="0" w:type="dxa"/>
+              <w:right w:w="108" w:type="dxa"/>
+            </w:tcMar>
+          </w:tcPr>
+          <w:p>
+            <w:pPr>
+              <w:keepNext w:val="0"/>
+              <w:spacing w:before="0" w:after="0"/>
+            </w:pPr>
+            <w:r>
+              <w:rPr>
+                <w:sz w:val="20"/>
+              </w:rPr>
+              <w:t>位置：</w:t>
+            </w:r>
+            <w:sdt>
+              <w:sdtPr>
+                <w:tag w:val="sxf-position-90006"/>
+                <w:dropDownList>
+                  <w:listItem w:displayText="请选择" w:value="请选择"/>
+                  <w:listItem w:displayText="门将" w:value="门将"/>
+                  <w:listItem w:displayText="后卫" w:value="后卫"/>
+                  <w:listItem w:displayText="中场" w:value="中场"/>
+                  <w:listItem w:displayText="前锋" w:value="前锋"/>
+                  <w:listItem w:displayText="其他" w:value="其他"/>
+                </w:dropDownList>
+              </w:sdtPr>
+              <w:sdtContent>
+                <w:r>
+                  <w:t>请选择</w:t>
+                </w:r>
+              </w:sdtContent>
+            </w:sdt>
+          </w:p>
+        </w:tc>
+        <w:tc>
+          <w:tcPr>
+            <w:tcW w:w="2167" w:type="dxa"/>
+            <w:gridSpan w:val="3"/>
+            <w:tcBorders>
+              <w:top w:val="single" w:sz="4" w:space="0" w:color="000000"/>
+              <w:left w:val="single" w:sz="4" w:space="0" w:color="000000"/>
+              <w:bottom w:val="single" w:sz="4" w:space="0" w:color="000000"/>
+              <w:right w:val="single" w:sz="4" w:space="0" w:color="000000"/>
+            </w:tcBorders>
+            <w:tcMar>
+              <w:top w:w="0" w:type="dxa"/>
+              <w:left w:w="108" w:type="dxa"/>
+              <w:bottom w:w="0" w:type="dxa"/>
+              <w:right w:w="108" w:type="dxa"/>
+            </w:tcMar>
+          </w:tcPr>
+          <w:p>
+            <w:pPr>
+              <w:keepNext w:val="0"/>
+              <w:spacing w:before="0" w:after="0"/>
+            </w:pPr>
+            <w:r>
+              <w:rPr>
+                <w:sz w:val="20"/>
+              </w:rPr>
+              <w:t>位置：</w:t>
+            </w:r>
+            <w:sdt>
+              <w:sdtPr>
+                <w:tag w:val="sxf-position-90007"/>
+                <w:dropDownList>
+                  <w:listItem w:displayText="请选择" w:value="请选择"/>
+                  <w:listItem w:displayText="门将" w:value="门将"/>
+                  <w:listItem w:displayText="后卫" w:value="后卫"/>
+                  <w:listItem w:displayText="中场" w:value="中场"/>
+                  <w:listItem w:displayText="前锋" w:value="前锋"/>
+                  <w:listItem w:displayText="其他" w:value="其他"/>
+                </w:dropDownList>
+              </w:sdtPr>
+              <w:sdtContent>
+                <w:r>
+                  <w:t>请选择</w:t>
+                </w:r>
+              </w:sdtContent>
+            </w:sdt>
+          </w:p>
+        </w:tc>
+        <w:tc>
+          <w:tcPr>
+            <w:tcW w:w="2175" w:type="dxa"/>
+            <w:gridSpan w:val="3"/>
+            <w:tcBorders>
+              <w:top w:val="single" w:sz="4" w:space="0" w:color="000000"/>
+              <w:left w:val="single" w:sz="4" w:space="0" w:color="000000"/>
+              <w:bottom w:val="single" w:sz="4" w:space="0" w:color="000000"/>
+              <w:right w:val="single" w:sz="4" w:space="0" w:color="000000"/>
+            </w:tcBorders>
+            <w:tcMar>
+              <w:top w:w="0" w:type="dxa"/>
+              <w:left w:w="108" w:type="dxa"/>
+              <w:bottom w:w="0" w:type="dxa"/>
+              <w:right w:w="108" w:type="dxa"/>
+            </w:tcMar>
+          </w:tcPr>
+          <w:p>
+            <w:pPr>
+              <w:keepNext w:val="0"/>
+              <w:spacing w:before="0" w:after="0"/>
+            </w:pPr>
+            <w:r>
+              <w:rPr>
+                <w:sz w:val="20"/>
+              </w:rPr>
+              <w:t>位置：</w:t>
+            </w:r>
+            <w:sdt>
+              <w:sdtPr>
+                <w:tag w:val="sxf-position-90008"/>
+                <w:dropDownList>
+                  <w:listItem w:displayText="请选择" w:value="请选择"/>
+                  <w:listItem w:displayText="门将" w:value="门将"/>
+                  <w:listItem w:displayText="后卫" w:value="后卫"/>
+                  <w:listItem w:displayText="中场" w:value="中场"/>
+                  <w:listItem w:displayText="前锋" w:value="前锋"/>
+                  <w:listItem w:displayText="其他" w:value="其他"/>
+                </w:dropDownList>
+              </w:sdtPr>
+              <w:sdtContent>
+                <w:r>
+                  <w:t>请选择</w:t>
+                </w:r>
+              </w:sdtContent>
+            </w:sdt>
+          </w:p>
+        </w:tc>
+        <w:tc>
+          <w:tcPr>
+            <w:tcW w:w="2149" w:type="dxa"/>
+            <w:gridSpan w:val="3"/>
+            <w:tcBorders>
+              <w:top w:val="single" w:sz="4" w:space="0" w:color="000000"/>
+              <w:left w:val="single" w:sz="4" w:space="0" w:color="000000"/>
+              <w:bottom w:val="single" w:sz="4" w:space="0" w:color="000000"/>
+              <w:right w:val="single" w:sz="4" w:space="0" w:color="000000"/>
+            </w:tcBorders>
+            <w:tcMar>
+              <w:top w:w="0" w:type="dxa"/>
+              <w:left w:w="108" w:type="dxa"/>
+              <w:bottom w:w="0" w:type="dxa"/>
+              <w:right w:w="108" w:type="dxa"/>
+            </w:tcMar>
+          </w:tcPr>
+          <w:p>
+            <w:pPr>
+              <w:keepNext w:val="0"/>
+              <w:spacing w:before="0" w:after="0"/>
+            </w:pPr>
+            <w:r>
+              <w:rPr>
+                <w:sz w:val="20"/>
+              </w:rPr>
+              <w:t>位置：</w:t>
+            </w:r>
+            <w:sdt>
+              <w:sdtPr>
+                <w:tag w:val="sxf-position-90009"/>
+                <w:dropDownList>
+                  <w:listItem w:displayText="请选择" w:value="请选择"/>
+                  <w:listItem w:displayText="门将" w:value="门将"/>
+                  <w:listItem w:displayText="后卫" w:value="后卫"/>
+                  <w:listItem w:displayText="中场" w:value="中场"/>
+                  <w:listItem w:displayText="前锋" w:value="前锋"/>
+                  <w:listItem w:displayText="其他" w:value="其他"/>
+                </w:dropDownList>
+              </w:sdtPr>
+              <w:sdtContent>
+                <w:r>
+                  <w:t>请选择</w:t>
+                </w:r>
+              </w:sdtContent>
+            </w:sdt>
           </w:p>
         </w:tc>
       </w:tr>
@@ -7460,6 +10028,8 @@
     <w:p>
       <w:pPr>
         <w:sectPr>
+          <w:headerReference w:type="default" r:id="rId8"/>
+          <w:footerReference w:type="default" r:id="rId9"/>
           <w:pgSz w:w="11900" w:h="16820"/>
           <w:pgMar w:top="1152" w:right="594" w:bottom="792" w:left="445" w:header="0" w:footer="827" w:gutter="0"/>
           <w:cols w:space="720"/>
@@ -7479,49 +10049,7 @@
         </w:rPr>
       </w:pPr>
       <w:r>
-        <w:rPr>
-          <w:rFonts w:ascii="Times New Roman" w:eastAsia="黑体" w:hAnsi="Times New Roman" w:cs="Times New Roman"/>
-          <w:snapToGrid w:val="0"/>
-          <w:color w:val="000000"/>
-          <w:kern w:val="0"/>
-          <w:sz w:val="32"/>
-          <w:szCs w:val="32"/>
-        </w:rPr>
-        <w:lastRenderedPageBreak/>
-        <w:t>附</w:t>
-      </w:r>
-      <w:r>
-        <w:rPr>
-          <w:rFonts w:ascii="Times New Roman" w:eastAsia="黑体" w:hAnsi="Times New Roman" w:cs="Times New Roman" w:hint="eastAsia"/>
-          <w:snapToGrid w:val="0"/>
-          <w:color w:val="000000"/>
-          <w:kern w:val="0"/>
-          <w:sz w:val="32"/>
-          <w:szCs w:val="32"/>
-        </w:rPr>
-        <w:t>件</w:t>
-      </w:r>
-      <w:r>
-        <w:rPr>
-          <w:rFonts w:ascii="Times New Roman" w:eastAsia="黑体" w:hAnsi="Times New Roman" w:cs="Times New Roman" w:hint="eastAsia"/>
-          <w:snapToGrid w:val="0"/>
-          <w:color w:val="000000"/>
-          <w:kern w:val="0"/>
-          <w:sz w:val="32"/>
-          <w:szCs w:val="32"/>
-        </w:rPr>
-        <w:t>2</w:t>
-      </w:r>
-      <w:r>
-        <w:rPr>
-          <w:rFonts w:ascii="Times New Roman" w:eastAsia="黑体" w:hAnsi="Times New Roman" w:cs="Times New Roman" w:hint="eastAsia"/>
-          <w:snapToGrid w:val="0"/>
-          <w:color w:val="000000"/>
-          <w:kern w:val="0"/>
-          <w:sz w:val="32"/>
-          <w:szCs w:val="32"/>
-        </w:rPr>
-        <w:t>：</w:t>
+        <w:t>附件：</w:t>
       </w:r>
     </w:p>
     <w:p>
@@ -7583,48 +10111,7 @@
         </w:rPr>
       </w:pPr>
       <w:r>
-        <w:rPr>
-          <w:rFonts w:ascii="Times New Roman" w:eastAsia="仿宋_GB2312" w:hAnsi="Times New Roman" w:cs="Times New Roman"/>
-          <w:spacing w:val="6"/>
-          <w:sz w:val="30"/>
-          <w:szCs w:val="30"/>
-          <w:lang w:eastAsia="zh-CN"/>
-        </w:rPr>
-        <w:t>我自愿报名参加</w:t>
-      </w:r>
-      <w:r>
-        <w:rPr>
-          <w:rFonts w:ascii="Times New Roman" w:eastAsia="仿宋_GB2312" w:hAnsi="Times New Roman" w:cs="Times New Roman" w:hint="eastAsia"/>
-          <w:snapToGrid w:val="0"/>
-          <w:color w:val="000000"/>
-          <w:kern w:val="0"/>
-          <w:sz w:val="32"/>
-          <w:szCs w:val="32"/>
-          <w:lang w:eastAsia="zh-CN"/>
-        </w:rPr>
-        <w:t>2026</w:t>
-      </w:r>
-      <w:r>
-        <w:rPr>
-          <w:rFonts w:ascii="Times New Roman" w:eastAsia="仿宋_GB2312" w:hAnsi="Times New Roman" w:cs="Times New Roman" w:hint="eastAsia"/>
-          <w:snapToGrid w:val="0"/>
-          <w:color w:val="000000"/>
-          <w:kern w:val="0"/>
-          <w:sz w:val="32"/>
-          <w:szCs w:val="32"/>
-          <w:lang w:eastAsia="zh-CN"/>
-        </w:rPr>
-        <w:t>年开封市第六届“立洋杯”足球联赛</w:t>
-      </w:r>
-      <w:r>
-        <w:rPr>
-          <w:rFonts w:ascii="Times New Roman" w:eastAsia="仿宋_GB2312" w:hAnsi="Times New Roman" w:cs="Times New Roman"/>
-          <w:spacing w:val="8"/>
-          <w:sz w:val="30"/>
-          <w:szCs w:val="30"/>
-          <w:lang w:eastAsia="zh-CN"/>
-        </w:rPr>
-        <w:t>并签署本责任书。对以下内容，我已认真阅读、全面理解且予以确认并承担相应的法律责任和后果：</w:t>
+        <w:t>我自愿报名参加本次足球赛事并签署本责任书。对以下内容，我已认真阅读、全面理解且予以确认并承担相应的法律责任和后果：</w:t>
       </w:r>
     </w:p>
     <w:p>
@@ -8072,6 +10559,16 @@
 </w:endnotes>
 </file>
 
+<file path=word/footer1.xml><?xml version="1.0" encoding="utf-8"?>
+<w:ftr xmlns:m="http://schemas.openxmlformats.org/officeDocument/2006/math" xmlns:mc="http://schemas.openxmlformats.org/markup-compatibility/2006" xmlns:mo="http://schemas.microsoft.com/office/mac/office/2008/main" xmlns:mv="urn:schemas-microsoft-com:mac:vml" xmlns:o="urn:schemas-microsoft-com:office:office" xmlns:r="http://schemas.openxmlformats.org/officeDocument/2006/relationships" xmlns:v="urn:schemas-microsoft-com:vml" xmlns:w10="urn:schemas-microsoft-com:office:word" xmlns:w14="http://schemas.microsoft.com/office/word/2010/wordml" xmlns:w="http://schemas.openxmlformats.org/wordprocessingml/2006/main" xmlns:wne="http://schemas.microsoft.com/office/word/2006/wordml" xmlns:wp14="http://schemas.microsoft.com/office/word/2010/wordprocessingDrawing" xmlns:wp="http://schemas.openxmlformats.org/drawingml/2006/wordprocessingDrawing" xmlns:wpc="http://schemas.microsoft.com/office/word/2010/wordprocessingCanvas" xmlns:wpg="http://schemas.microsoft.com/office/word/2010/wordprocessingGroup" xmlns:wpi="http://schemas.microsoft.com/office/word/2010/wordprocessingInk" xmlns:wps="http://schemas.microsoft.com/office/word/2010/wordprocessingShape" mc:Ignorable="w14 wp14">
+  <w:p>
+    <w:pPr>
+      <w:pStyle w:val="Footer"/>
+    </w:pPr>
+  </w:p>
+</w:ftr>
+</file>
+
 <file path=word/footnotes.xml><?xml version="1.0" encoding="utf-8"?>
 <w:footnotes xmlns:wpc="http://schemas.microsoft.com/office/word/2010/wordprocessingCanvas" xmlns:cx="http://schemas.microsoft.com/office/drawing/2014/chartex" xmlns:cx1="http://schemas.microsoft.com/office/drawing/2015/9/8/chartex" xmlns:cx2="http://schemas.microsoft.com/office/drawing/2015/10/21/chartex" xmlns:cx3="http://schemas.microsoft.com/office/drawing/2016/5/9/chartex" xmlns:cx4="http://schemas.microsoft.com/office/drawing/2016/5/10/chartex" xmlns:cx5="http://schemas.microsoft.com/office/drawing/2016/5/11/chartex" xmlns:cx6="http://schemas.microsoft.com/office/drawing/2016/5/12/chartex" xmlns:cx7="http://schemas.microsoft.com/office/drawing/2016/5/13/chartex" xmlns:cx8="http://schemas.microsoft.com/office/drawing/2016/5/14/chartex" xmlns:mc="http://schemas.openxmlformats.org/markup-compatibility/2006" xmlns:aink="http://schemas.microsoft.com/office/drawing/2016/ink" xmlns:am3d="http://schemas.microsoft.com/office/drawing/2017/model3d" xmlns:o="urn:schemas-microsoft-com:office:office" xmlns:oel="http://schemas.microsoft.com/office/2019/extlst" xmlns:r="http://schemas.openxmlformats.org/officeDocument/2006/relationships" xmlns:m="http://schemas.openxmlformats.org/officeDocument/2006/math" xmlns:v="urn:schemas-microsoft-com:vml" xmlns:wp14="http://schemas.microsoft.com/office/word/2010/wordprocessingDrawing" xmlns:wp="http://schemas.openxmlformats.org/drawingml/2006/wordprocessingDrawing" xmlns:w10="urn:schemas-microsoft-com:office:word" xmlns:w="http://schemas.openxmlformats.org/wordprocessingml/2006/main" xmlns:w14="http://schemas.microsoft.com/office/word/2010/wordml" xmlns:w15="http://schemas.microsoft.com/office/word/2012/wordml" xmlns:w16cex="http://schemas.microsoft.com/office/word/2018/wordml/cex" xmlns:w16cid="http://schemas.microsoft.com/office/word/2016/wordml/cid" xmlns:w16="http://schemas.microsoft.com/office/word/2018/wordml" xmlns:w16du="http://schemas.microsoft.com/office/word/2023/wordml/word16du" xmlns:w16sdtdh="http://schemas.microsoft.com/office/word/2020/wordml/sdtdatahash" xmlns:w16sdtfl="http://schemas.microsoft.com/office/word/2024/wordml/sdtformatlock" xmlns:w16se="http://schemas.microsoft.com/office/word/2015/wordml/symex" xmlns:wpg="http://schemas.microsoft.com/office/word/2010/wordprocessingGroup" xmlns:wpi="http://schemas.microsoft.com/office/word/2010/wordprocessingInk" xmlns:wne="http://schemas.microsoft.com/office/word/2006/wordml" xmlns:wps="http://schemas.microsoft.com/office/word/2010/wordprocessingShape" mc:Ignorable="w14 w15 w16se w16cid w16 w16cex w16sdtdh w16sdtfl w16du wp14">
   <w:footnote w:type="separator" w:id="-1">
@@ -8089,6 +10586,16 @@
     </w:p>
   </w:footnote>
 </w:footnotes>
+</file>
+
+<file path=word/header1.xml><?xml version="1.0" encoding="utf-8"?>
+<w:hdr xmlns:m="http://schemas.openxmlformats.org/officeDocument/2006/math" xmlns:mc="http://schemas.openxmlformats.org/markup-compatibility/2006" xmlns:mo="http://schemas.microsoft.com/office/mac/office/2008/main" xmlns:mv="urn:schemas-microsoft-com:mac:vml" xmlns:o="urn:schemas-microsoft-com:office:office" xmlns:r="http://schemas.openxmlformats.org/officeDocument/2006/relationships" xmlns:v="urn:schemas-microsoft-com:vml" xmlns:w10="urn:schemas-microsoft-com:office:word" xmlns:w14="http://schemas.microsoft.com/office/word/2010/wordml" xmlns:w="http://schemas.openxmlformats.org/wordprocessingml/2006/main" xmlns:wne="http://schemas.microsoft.com/office/word/2006/wordml" xmlns:wp14="http://schemas.microsoft.com/office/word/2010/wordprocessingDrawing" xmlns:wp="http://schemas.openxmlformats.org/drawingml/2006/wordprocessingDrawing" xmlns:wpc="http://schemas.microsoft.com/office/word/2010/wordprocessingCanvas" xmlns:wpg="http://schemas.microsoft.com/office/word/2010/wordprocessingGroup" xmlns:wpi="http://schemas.microsoft.com/office/word/2010/wordprocessingInk" xmlns:wps="http://schemas.microsoft.com/office/word/2010/wordprocessingShape" mc:Ignorable="w14 wp14">
+  <w:p>
+    <w:pPr>
+      <w:pStyle w:val="Header"/>
+    </w:pPr>
+  </w:p>
+</w:hdr>
 </file>
 
 <file path=word/styles.xml><?xml version="1.0" encoding="utf-8"?>
